--- a/Печать-02.docx
+++ b/Печать-02.docx
@@ -159,7 +159,7 @@
           <w:color w:val="033261" w:themeColor="hyperlink" w:themeShade="80"/>
           <w:szCs w:val="28"/>
         </w:rPr>
-        <w:instrText xml:space="preserve"> HYPERLINK \l _Toc30102 </w:instrText>
+        <w:instrText xml:space="preserve"> HYPERLINK \l _Toc34 </w:instrText>
       </w:r>
       <w:r>
         <w:rPr>
@@ -196,7 +196,7 @@
         <w:fldChar w:fldCharType="begin"/>
       </w:r>
       <w:r>
-        <w:instrText xml:space="preserve"> PAGEREF _Toc30102 \h </w:instrText>
+        <w:instrText xml:space="preserve"> PAGEREF _Toc34 \h </w:instrText>
       </w:r>
       <w:r>
         <w:fldChar w:fldCharType="separate"/>
@@ -237,7 +237,7 @@
           <w:color w:val="033261" w:themeColor="hyperlink" w:themeShade="80"/>
           <w:szCs w:val="28"/>
         </w:rPr>
-        <w:instrText xml:space="preserve"> HYPERLINK \l _Toc1800 </w:instrText>
+        <w:instrText xml:space="preserve"> HYPERLINK \l _Toc7890 </w:instrText>
       </w:r>
       <w:r>
         <w:rPr>
@@ -276,7 +276,7 @@
         <w:fldChar w:fldCharType="begin"/>
       </w:r>
       <w:r>
-        <w:instrText xml:space="preserve"> PAGEREF _Toc1800 \h </w:instrText>
+        <w:instrText xml:space="preserve"> PAGEREF _Toc7890 \h </w:instrText>
       </w:r>
       <w:r>
         <w:fldChar w:fldCharType="separate"/>
@@ -317,7 +317,7 @@
           <w:color w:val="033261" w:themeColor="hyperlink" w:themeShade="80"/>
           <w:szCs w:val="28"/>
         </w:rPr>
-        <w:instrText xml:space="preserve"> HYPERLINK \l _Toc17207 </w:instrText>
+        <w:instrText xml:space="preserve"> HYPERLINK \l _Toc18202 </w:instrText>
       </w:r>
       <w:r>
         <w:rPr>
@@ -356,7 +356,7 @@
         <w:fldChar w:fldCharType="begin"/>
       </w:r>
       <w:r>
-        <w:instrText xml:space="preserve"> PAGEREF _Toc17207 \h </w:instrText>
+        <w:instrText xml:space="preserve"> PAGEREF _Toc18202 \h </w:instrText>
       </w:r>
       <w:r>
         <w:fldChar w:fldCharType="separate"/>
@@ -397,7 +397,7 @@
           <w:color w:val="033261" w:themeColor="hyperlink" w:themeShade="80"/>
           <w:szCs w:val="28"/>
         </w:rPr>
-        <w:instrText xml:space="preserve"> HYPERLINK \l _Toc25798 </w:instrText>
+        <w:instrText xml:space="preserve"> HYPERLINK \l _Toc25254 </w:instrText>
       </w:r>
       <w:r>
         <w:rPr>
@@ -436,7 +436,7 @@
         <w:fldChar w:fldCharType="begin"/>
       </w:r>
       <w:r>
-        <w:instrText xml:space="preserve"> PAGEREF _Toc25798 \h </w:instrText>
+        <w:instrText xml:space="preserve"> PAGEREF _Toc25254 \h </w:instrText>
       </w:r>
       <w:r>
         <w:fldChar w:fldCharType="separate"/>
@@ -477,7 +477,7 @@
           <w:color w:val="033261" w:themeColor="hyperlink" w:themeShade="80"/>
           <w:szCs w:val="28"/>
         </w:rPr>
-        <w:instrText xml:space="preserve"> HYPERLINK \l _Toc18097 </w:instrText>
+        <w:instrText xml:space="preserve"> HYPERLINK \l _Toc11911 </w:instrText>
       </w:r>
       <w:r>
         <w:rPr>
@@ -516,7 +516,7 @@
         <w:fldChar w:fldCharType="begin"/>
       </w:r>
       <w:r>
-        <w:instrText xml:space="preserve"> PAGEREF _Toc18097 \h </w:instrText>
+        <w:instrText xml:space="preserve"> PAGEREF _Toc11911 \h </w:instrText>
       </w:r>
       <w:r>
         <w:fldChar w:fldCharType="separate"/>
@@ -557,7 +557,7 @@
           <w:color w:val="033261" w:themeColor="hyperlink" w:themeShade="80"/>
           <w:szCs w:val="28"/>
         </w:rPr>
-        <w:instrText xml:space="preserve"> HYPERLINK \l _Toc12889 </w:instrText>
+        <w:instrText xml:space="preserve"> HYPERLINK \l _Toc7234 </w:instrText>
       </w:r>
       <w:r>
         <w:rPr>
@@ -596,7 +596,7 @@
         <w:fldChar w:fldCharType="begin"/>
       </w:r>
       <w:r>
-        <w:instrText xml:space="preserve"> PAGEREF _Toc12889 \h </w:instrText>
+        <w:instrText xml:space="preserve"> PAGEREF _Toc7234 \h </w:instrText>
       </w:r>
       <w:r>
         <w:fldChar w:fldCharType="separate"/>
@@ -637,7 +637,7 @@
           <w:color w:val="033261" w:themeColor="hyperlink" w:themeShade="80"/>
           <w:szCs w:val="28"/>
         </w:rPr>
-        <w:instrText xml:space="preserve"> HYPERLINK \l _Toc19350 </w:instrText>
+        <w:instrText xml:space="preserve"> HYPERLINK \l _Toc6189 </w:instrText>
       </w:r>
       <w:r>
         <w:rPr>
@@ -676,7 +676,7 @@
         <w:fldChar w:fldCharType="begin"/>
       </w:r>
       <w:r>
-        <w:instrText xml:space="preserve"> PAGEREF _Toc19350 \h </w:instrText>
+        <w:instrText xml:space="preserve"> PAGEREF _Toc6189 \h </w:instrText>
       </w:r>
       <w:r>
         <w:fldChar w:fldCharType="separate"/>
@@ -717,7 +717,7 @@
           <w:color w:val="033261" w:themeColor="hyperlink" w:themeShade="80"/>
           <w:szCs w:val="28"/>
         </w:rPr>
-        <w:instrText xml:space="preserve"> HYPERLINK \l _Toc31220 </w:instrText>
+        <w:instrText xml:space="preserve"> HYPERLINK \l _Toc27020 </w:instrText>
       </w:r>
       <w:r>
         <w:rPr>
@@ -756,7 +756,7 @@
         <w:fldChar w:fldCharType="begin"/>
       </w:r>
       <w:r>
-        <w:instrText xml:space="preserve"> PAGEREF _Toc31220 \h </w:instrText>
+        <w:instrText xml:space="preserve"> PAGEREF _Toc27020 \h </w:instrText>
       </w:r>
       <w:r>
         <w:fldChar w:fldCharType="separate"/>
@@ -797,7 +797,7 @@
           <w:color w:val="033261" w:themeColor="hyperlink" w:themeShade="80"/>
           <w:szCs w:val="28"/>
         </w:rPr>
-        <w:instrText xml:space="preserve"> HYPERLINK \l _Toc5260 </w:instrText>
+        <w:instrText xml:space="preserve"> HYPERLINK \l _Toc10427 </w:instrText>
       </w:r>
       <w:r>
         <w:rPr>
@@ -836,7 +836,7 @@
         <w:fldChar w:fldCharType="begin"/>
       </w:r>
       <w:r>
-        <w:instrText xml:space="preserve"> PAGEREF _Toc5260 \h </w:instrText>
+        <w:instrText xml:space="preserve"> PAGEREF _Toc10427 \h </w:instrText>
       </w:r>
       <w:r>
         <w:fldChar w:fldCharType="separate"/>
@@ -877,7 +877,7 @@
           <w:color w:val="033261" w:themeColor="hyperlink" w:themeShade="80"/>
           <w:szCs w:val="28"/>
         </w:rPr>
-        <w:instrText xml:space="preserve"> HYPERLINK \l _Toc22490 </w:instrText>
+        <w:instrText xml:space="preserve"> HYPERLINK \l _Toc2360 </w:instrText>
       </w:r>
       <w:r>
         <w:rPr>
@@ -902,7 +902,7 @@
         <w:fldChar w:fldCharType="begin"/>
       </w:r>
       <w:r>
-        <w:instrText xml:space="preserve"> PAGEREF _Toc22490 \h </w:instrText>
+        <w:instrText xml:space="preserve"> PAGEREF _Toc2360 \h </w:instrText>
       </w:r>
       <w:r>
         <w:fldChar w:fldCharType="separate"/>
@@ -943,7 +943,7 @@
           <w:color w:val="033261" w:themeColor="hyperlink" w:themeShade="80"/>
           <w:szCs w:val="28"/>
         </w:rPr>
-        <w:instrText xml:space="preserve"> HYPERLINK \l _Toc2079 </w:instrText>
+        <w:instrText xml:space="preserve"> HYPERLINK \l _Toc9688 </w:instrText>
       </w:r>
       <w:r>
         <w:rPr>
@@ -968,7 +968,7 @@
         <w:fldChar w:fldCharType="begin"/>
       </w:r>
       <w:r>
-        <w:instrText xml:space="preserve"> PAGEREF _Toc2079 \h </w:instrText>
+        <w:instrText xml:space="preserve"> PAGEREF _Toc9688 \h </w:instrText>
       </w:r>
       <w:r>
         <w:fldChar w:fldCharType="separate"/>
@@ -1009,7 +1009,7 @@
           <w:color w:val="033261" w:themeColor="hyperlink" w:themeShade="80"/>
           <w:szCs w:val="28"/>
         </w:rPr>
-        <w:instrText xml:space="preserve"> HYPERLINK \l _Toc11894 </w:instrText>
+        <w:instrText xml:space="preserve"> HYPERLINK \l _Toc3362 </w:instrText>
       </w:r>
       <w:r>
         <w:rPr>
@@ -1033,7 +1033,7 @@
         <w:fldChar w:fldCharType="begin"/>
       </w:r>
       <w:r>
-        <w:instrText xml:space="preserve"> PAGEREF _Toc11894 \h </w:instrText>
+        <w:instrText xml:space="preserve"> PAGEREF _Toc3362 \h </w:instrText>
       </w:r>
       <w:r>
         <w:fldChar w:fldCharType="separate"/>
@@ -1074,7 +1074,7 @@
           <w:color w:val="033261" w:themeColor="hyperlink" w:themeShade="80"/>
           <w:szCs w:val="28"/>
         </w:rPr>
-        <w:instrText xml:space="preserve"> HYPERLINK \l _Toc25836 </w:instrText>
+        <w:instrText xml:space="preserve"> HYPERLINK \l _Toc31091 </w:instrText>
       </w:r>
       <w:r>
         <w:rPr>
@@ -1099,13 +1099,13 @@
         <w:fldChar w:fldCharType="begin"/>
       </w:r>
       <w:r>
-        <w:instrText xml:space="preserve"> PAGEREF _Toc25836 \h </w:instrText>
+        <w:instrText xml:space="preserve"> PAGEREF _Toc31091 \h </w:instrText>
       </w:r>
       <w:r>
         <w:fldChar w:fldCharType="separate"/>
       </w:r>
       <w:r>
-        <w:t>91</w:t>
+        <w:t>92</w:t>
       </w:r>
       <w:r>
         <w:fldChar w:fldCharType="end"/>
@@ -1140,7 +1140,7 @@
           <w:color w:val="033261" w:themeColor="hyperlink" w:themeShade="80"/>
           <w:szCs w:val="28"/>
         </w:rPr>
-        <w:instrText xml:space="preserve"> HYPERLINK \l _Toc6218 </w:instrText>
+        <w:instrText xml:space="preserve"> HYPERLINK \l _Toc225 </w:instrText>
       </w:r>
       <w:r>
         <w:rPr>
@@ -1165,13 +1165,13 @@
         <w:fldChar w:fldCharType="begin"/>
       </w:r>
       <w:r>
-        <w:instrText xml:space="preserve"> PAGEREF _Toc6218 \h </w:instrText>
+        <w:instrText xml:space="preserve"> PAGEREF _Toc225 \h </w:instrText>
       </w:r>
       <w:r>
         <w:fldChar w:fldCharType="separate"/>
       </w:r>
       <w:r>
-        <w:t>92</w:t>
+        <w:t>93</w:t>
       </w:r>
       <w:r>
         <w:fldChar w:fldCharType="end"/>
@@ -1206,7 +1206,7 @@
           <w:color w:val="033261" w:themeColor="hyperlink" w:themeShade="80"/>
           <w:szCs w:val="28"/>
         </w:rPr>
-        <w:instrText xml:space="preserve"> HYPERLINK \l _Toc16483 </w:instrText>
+        <w:instrText xml:space="preserve"> HYPERLINK \l _Toc11430 </w:instrText>
       </w:r>
       <w:r>
         <w:rPr>
@@ -1231,13 +1231,13 @@
         <w:fldChar w:fldCharType="begin"/>
       </w:r>
       <w:r>
-        <w:instrText xml:space="preserve"> PAGEREF _Toc16483 \h </w:instrText>
+        <w:instrText xml:space="preserve"> PAGEREF _Toc11430 \h </w:instrText>
       </w:r>
       <w:r>
         <w:fldChar w:fldCharType="separate"/>
       </w:r>
       <w:r>
-        <w:t>116</w:t>
+        <w:t>118</w:t>
       </w:r>
       <w:r>
         <w:fldChar w:fldCharType="end"/>
@@ -1272,7 +1272,7 @@
           <w:color w:val="033261" w:themeColor="hyperlink" w:themeShade="80"/>
           <w:szCs w:val="28"/>
         </w:rPr>
-        <w:instrText xml:space="preserve"> HYPERLINK \l _Toc28206 </w:instrText>
+        <w:instrText xml:space="preserve"> HYPERLINK \l _Toc11671 </w:instrText>
       </w:r>
       <w:r>
         <w:rPr>
@@ -1297,13 +1297,13 @@
         <w:fldChar w:fldCharType="begin"/>
       </w:r>
       <w:r>
-        <w:instrText xml:space="preserve"> PAGEREF _Toc28206 \h </w:instrText>
+        <w:instrText xml:space="preserve"> PAGEREF _Toc11671 \h </w:instrText>
       </w:r>
       <w:r>
         <w:fldChar w:fldCharType="separate"/>
       </w:r>
       <w:r>
-        <w:t>120</w:t>
+        <w:t>123</w:t>
       </w:r>
       <w:r>
         <w:fldChar w:fldCharType="end"/>
@@ -1338,7 +1338,7 @@
           <w:color w:val="033261" w:themeColor="hyperlink" w:themeShade="80"/>
           <w:szCs w:val="28"/>
         </w:rPr>
-        <w:instrText xml:space="preserve"> HYPERLINK \l _Toc27770 </w:instrText>
+        <w:instrText xml:space="preserve"> HYPERLINK \l _Toc32437 </w:instrText>
       </w:r>
       <w:r>
         <w:rPr>
@@ -1363,13 +1363,13 @@
         <w:fldChar w:fldCharType="begin"/>
       </w:r>
       <w:r>
-        <w:instrText xml:space="preserve"> PAGEREF _Toc27770 \h </w:instrText>
+        <w:instrText xml:space="preserve"> PAGEREF _Toc32437 \h </w:instrText>
       </w:r>
       <w:r>
         <w:fldChar w:fldCharType="separate"/>
       </w:r>
       <w:r>
-        <w:t>122</w:t>
+        <w:t>125</w:t>
       </w:r>
       <w:r>
         <w:fldChar w:fldCharType="end"/>
@@ -1404,7 +1404,7 @@
           <w:color w:val="033261" w:themeColor="hyperlink" w:themeShade="80"/>
           <w:szCs w:val="28"/>
         </w:rPr>
-        <w:instrText xml:space="preserve"> HYPERLINK \l _Toc11450 </w:instrText>
+        <w:instrText xml:space="preserve"> HYPERLINK \l _Toc11647 </w:instrText>
       </w:r>
       <w:r>
         <w:rPr>
@@ -1429,13 +1429,13 @@
         <w:fldChar w:fldCharType="begin"/>
       </w:r>
       <w:r>
-        <w:instrText xml:space="preserve"> PAGEREF _Toc11450 \h </w:instrText>
+        <w:instrText xml:space="preserve"> PAGEREF _Toc11647 \h </w:instrText>
       </w:r>
       <w:r>
         <w:fldChar w:fldCharType="separate"/>
       </w:r>
       <w:r>
-        <w:t>138</w:t>
+        <w:t>142</w:t>
       </w:r>
       <w:r>
         <w:fldChar w:fldCharType="end"/>
@@ -1470,7 +1470,7 @@
           <w:color w:val="033261" w:themeColor="hyperlink" w:themeShade="80"/>
           <w:szCs w:val="28"/>
         </w:rPr>
-        <w:instrText xml:space="preserve"> HYPERLINK \l _Toc1023 </w:instrText>
+        <w:instrText xml:space="preserve"> HYPERLINK \l _Toc8420 </w:instrText>
       </w:r>
       <w:r>
         <w:rPr>
@@ -1495,13 +1495,13 @@
         <w:fldChar w:fldCharType="begin"/>
       </w:r>
       <w:r>
-        <w:instrText xml:space="preserve"> PAGEREF _Toc1023 \h </w:instrText>
+        <w:instrText xml:space="preserve"> PAGEREF _Toc8420 \h </w:instrText>
       </w:r>
       <w:r>
         <w:fldChar w:fldCharType="separate"/>
       </w:r>
       <w:r>
-        <w:t>139</w:t>
+        <w:t>143</w:t>
       </w:r>
       <w:r>
         <w:fldChar w:fldCharType="end"/>
@@ -1659,8 +1659,6 @@
           <w:lang w:val="ru-RU"/>
         </w:rPr>
       </w:pPr>
-      <w:bookmarkStart w:id="19" w:name="_GoBack"/>
-      <w:bookmarkEnd w:id="19"/>
     </w:p>
     <w:p>
       <w:pPr>
@@ -1713,7 +1711,7 @@
         </w:rPr>
         <w:br w:type="page"/>
       </w:r>
-      <w:bookmarkStart w:id="0" w:name="_Toc30102"/>
+      <w:bookmarkStart w:id="0" w:name="_Toc34"/>
       <w:r>
         <w:rPr>
           <w:rFonts w:hint="default"/>
@@ -3725,7 +3723,7 @@
         </w:rPr>
         <w:br w:type="page"/>
       </w:r>
-      <w:bookmarkStart w:id="1" w:name="_Toc1800"/>
+      <w:bookmarkStart w:id="1" w:name="_Toc7890"/>
       <w:r>
         <w:rPr>
           <w:rFonts w:hint="default"/>
@@ -5966,7 +5964,7 @@
           <w:rFonts w:hint="default"/>
         </w:rPr>
       </w:pPr>
-      <w:bookmarkStart w:id="2" w:name="_Toc17207"/>
+      <w:bookmarkStart w:id="2" w:name="_Toc18202"/>
       <w:r>
         <w:rPr>
           <w:rFonts w:hint="default"/>
@@ -7691,7 +7689,7 @@
           <w:rFonts w:hint="default"/>
         </w:rPr>
       </w:pPr>
-      <w:bookmarkStart w:id="3" w:name="_Toc25798"/>
+      <w:bookmarkStart w:id="3" w:name="_Toc25254"/>
       <w:r>
         <w:rPr>
           <w:rFonts w:hint="default"/>
@@ -8953,7 +8951,7 @@
           <w:rFonts w:hint="default"/>
         </w:rPr>
       </w:pPr>
-      <w:bookmarkStart w:id="4" w:name="_Toc18097"/>
+      <w:bookmarkStart w:id="4" w:name="_Toc11911"/>
       <w:r>
         <w:rPr>
           <w:rFonts w:hint="default"/>
@@ -10367,7 +10365,7 @@
           <w:rFonts w:hint="default"/>
         </w:rPr>
       </w:pPr>
-      <w:bookmarkStart w:id="5" w:name="_Toc12889"/>
+      <w:bookmarkStart w:id="5" w:name="_Toc7234"/>
       <w:r>
         <w:rPr>
           <w:rFonts w:hint="default"/>
@@ -13630,7 +13628,7 @@
           <w:rFonts w:hint="default"/>
         </w:rPr>
       </w:pPr>
-      <w:bookmarkStart w:id="6" w:name="_Toc19350"/>
+      <w:bookmarkStart w:id="6" w:name="_Toc6189"/>
       <w:r>
         <w:rPr>
           <w:rFonts w:hint="default"/>
@@ -16420,7 +16418,7 @@
           <w:rFonts w:hint="default"/>
         </w:rPr>
       </w:pPr>
-      <w:bookmarkStart w:id="7" w:name="_Toc31220"/>
+      <w:bookmarkStart w:id="7" w:name="_Toc27020"/>
       <w:r>
         <w:rPr>
           <w:rFonts w:hint="default"/>
@@ -18257,7 +18255,7 @@
           <w:rFonts w:hint="default"/>
         </w:rPr>
       </w:pPr>
-      <w:bookmarkStart w:id="8" w:name="_Toc5260"/>
+      <w:bookmarkStart w:id="8" w:name="_Toc10427"/>
       <w:r>
         <w:rPr>
           <w:rFonts w:hint="default"/>
@@ -20907,7 +20905,7 @@
         </w:rPr>
         <w:br w:type="page"/>
       </w:r>
-      <w:bookmarkStart w:id="9" w:name="_Toc22490"/>
+      <w:bookmarkStart w:id="9" w:name="_Toc2360"/>
       <w:r>
         <w:rPr>
           <w:rFonts w:hint="default"/>
@@ -24581,7 +24579,7 @@
           <w:lang w:val="en-US"/>
         </w:rPr>
       </w:pPr>
-      <w:bookmarkStart w:id="10" w:name="_Toc2079"/>
+      <w:bookmarkStart w:id="10" w:name="_Toc9688"/>
       <w:r>
         <w:rPr>
           <w:rFonts w:hint="default"/>
@@ -30808,9 +30806,16 @@
       <w:r>
         <w:rPr>
           <w:rFonts w:hint="default"/>
-          <w:lang w:val="en-US"/>
-        </w:rPr>
-        <w:t>***  Сестра Элизабет (Джейн) «была способна не замечать слабостей и глупостей окружающих. Искренне, без всякого притворства или расчёта, видеть в каждом человеке лишь хорошие качества, к тому же их преувеличивая, и не замечать ничего плохого».</w:t>
+          <w:lang w:val="ru-RU"/>
+        </w:rPr>
+        <w:t xml:space="preserve">_______________________________________________________ </w:t>
+      </w:r>
+      <w:r>
+        <w:rPr>
+          <w:rFonts w:hint="default"/>
+          <w:lang w:val="en-US"/>
+        </w:rPr>
+        <w:t>Сестра Элизабет (Джейн) «была способна не замечать слабостей и глупостей окружающих. Искренне, без всякого притворства или расчёта, видеть в каждом человеке лишь хорошие качества, к тому же их преувеличивая, и не замечать ничего плохого».</w:t>
       </w:r>
     </w:p>
     <w:p>
@@ -30842,26 +30847,40 @@
       <w:r>
         <w:rPr>
           <w:rFonts w:hint="default"/>
-          <w:lang w:val="en-US"/>
-        </w:rPr>
-        <w:t>***  Девушка должна показывать симпатию молодому человеку, чтобы поощрять его. И выгоднее казаться влюбленной сильнее, чем есть, чтобы он продвигался дальше в своих ухаживаниях.</w:t>
-      </w:r>
-    </w:p>
-    <w:p>
-      <w:pPr>
-        <w:pStyle w:val="16"/>
-        <w:bidi w:val="0"/>
-        <w:rPr>
-          <w:rFonts w:hint="default"/>
-          <w:lang w:val="en-US"/>
-        </w:rPr>
-      </w:pPr>
-      <w:r>
-        <w:rPr>
-          <w:rFonts w:hint="default"/>
-          <w:lang w:val="en-US"/>
-        </w:rPr>
-        <w:t>***  Советуют уступать настояниям друга.</w:t>
+          <w:lang w:val="ru-RU"/>
+        </w:rPr>
+        <w:t xml:space="preserve">_______________________________________________________ </w:t>
+      </w:r>
+      <w:r>
+        <w:rPr>
+          <w:rFonts w:hint="default"/>
+          <w:lang w:val="en-US"/>
+        </w:rPr>
+        <w:t>Девушка должна показывать симпатию молодому человеку, чтобы поощрять его. И выгоднее казаться влюбленной сильнее, чем есть, чтобы он продвигался дальше в своих ухаживаниях.</w:t>
+      </w:r>
+    </w:p>
+    <w:p>
+      <w:pPr>
+        <w:pStyle w:val="16"/>
+        <w:bidi w:val="0"/>
+        <w:rPr>
+          <w:rFonts w:hint="default"/>
+          <w:lang w:val="en-US"/>
+        </w:rPr>
+      </w:pPr>
+      <w:r>
+        <w:rPr>
+          <w:rFonts w:hint="default"/>
+          <w:lang w:val="ru-RU"/>
+        </w:rPr>
+        <w:t xml:space="preserve">_______________________________________________________ </w:t>
+      </w:r>
+      <w:r>
+        <w:rPr>
+          <w:rFonts w:hint="default"/>
+          <w:lang w:val="en-US"/>
+        </w:rPr>
+        <w:t>Советуют уступать настояниям друга.</w:t>
       </w:r>
     </w:p>
     <w:p>
@@ -30893,9 +30912,16 @@
       <w:r>
         <w:rPr>
           <w:rFonts w:hint="default"/>
-          <w:lang w:val="en-US"/>
-        </w:rPr>
-        <w:t>***  Хорошо сказано про тех, кто обижается навеки, они должны следить за тем, чтобы не рассердиться без повода:</w:t>
+          <w:lang w:val="ru-RU"/>
+        </w:rPr>
+        <w:t xml:space="preserve">_______________________________________________________ </w:t>
+      </w:r>
+      <w:r>
+        <w:rPr>
+          <w:rFonts w:hint="default"/>
+          <w:lang w:val="en-US"/>
+        </w:rPr>
+        <w:t>Хорошо сказано про тех, кто обижается навеки, они должны следить за тем, чтобы не рассердиться без повода:</w:t>
       </w:r>
     </w:p>
     <w:p>
@@ -30927,26 +30953,40 @@
       <w:r>
         <w:rPr>
           <w:rFonts w:hint="default"/>
-          <w:lang w:val="en-US"/>
-        </w:rPr>
-        <w:t>***  Перед высказыванием своего мнения лучше узнать, хочет ли собеседник его услышать, особенно если это может оказаться неуместным.</w:t>
-      </w:r>
-    </w:p>
-    <w:p>
-      <w:pPr>
-        <w:pStyle w:val="16"/>
-        <w:bidi w:val="0"/>
-        <w:rPr>
-          <w:rFonts w:hint="default"/>
-          <w:lang w:val="en-US"/>
-        </w:rPr>
-      </w:pPr>
-      <w:r>
-        <w:rPr>
-          <w:rFonts w:hint="default"/>
-          <w:lang w:val="en-US"/>
-        </w:rPr>
-        <w:t>***  «Позволь же мне смотреть на всё в благоприятном свете, в таком, в котором их поведение выглядит вполне естественным».</w:t>
+          <w:lang w:val="ru-RU"/>
+        </w:rPr>
+        <w:t xml:space="preserve">_______________________________________________________ </w:t>
+      </w:r>
+      <w:r>
+        <w:rPr>
+          <w:rFonts w:hint="default"/>
+          <w:lang w:val="en-US"/>
+        </w:rPr>
+        <w:t>Перед высказыванием своего мнения лучше узнать, хочет ли собеседник его услышать, особенно если это может оказаться неуместным.</w:t>
+      </w:r>
+    </w:p>
+    <w:p>
+      <w:pPr>
+        <w:pStyle w:val="16"/>
+        <w:bidi w:val="0"/>
+        <w:rPr>
+          <w:rFonts w:hint="default"/>
+          <w:lang w:val="en-US"/>
+        </w:rPr>
+      </w:pPr>
+      <w:r>
+        <w:rPr>
+          <w:rFonts w:hint="default"/>
+          <w:lang w:val="ru-RU"/>
+        </w:rPr>
+        <w:t xml:space="preserve">_______________________________________________________ </w:t>
+      </w:r>
+      <w:r>
+        <w:rPr>
+          <w:rFonts w:hint="default"/>
+          <w:lang w:val="en-US"/>
+        </w:rPr>
+        <w:t>«Позволь же мне смотреть на всё в благоприятном свете, в таком, в котором их поведение выглядит вполне естественным».</w:t>
       </w:r>
     </w:p>
     <w:p>
@@ -30978,9 +31018,16 @@
       <w:r>
         <w:rPr>
           <w:rFonts w:hint="default"/>
-          <w:lang w:val="en-US"/>
-        </w:rPr>
-        <w:t>***  Пример признания своей неправоты:</w:t>
+          <w:lang w:val="ru-RU"/>
+        </w:rPr>
+        <w:t xml:space="preserve">_______________________________________________________ </w:t>
+      </w:r>
+      <w:r>
+        <w:rPr>
+          <w:rFonts w:hint="default"/>
+          <w:lang w:val="en-US"/>
+        </w:rPr>
+        <w:t>Пример признания своей неправоты:</w:t>
       </w:r>
     </w:p>
     <w:p>
@@ -31012,60 +31059,88 @@
       <w:r>
         <w:rPr>
           <w:rFonts w:hint="default"/>
-          <w:lang w:val="en-US"/>
-        </w:rPr>
-        <w:t>***  Надо стараться, чтобы гости не чувствовали себя неловко, бедно или необразованно, и не подчеркивать свою значимость.</w:t>
-      </w:r>
-    </w:p>
-    <w:p>
-      <w:pPr>
-        <w:pStyle w:val="16"/>
-        <w:bidi w:val="0"/>
-        <w:rPr>
-          <w:rFonts w:hint="default"/>
-          <w:lang w:val="en-US"/>
-        </w:rPr>
-      </w:pPr>
-      <w:r>
-        <w:rPr>
-          <w:rFonts w:hint="default"/>
-          <w:lang w:val="en-US"/>
-        </w:rPr>
-        <w:t>***  Не надо уверенно учить людей жизни, так как это высокомерно и неприятно.</w:t>
-      </w:r>
-    </w:p>
-    <w:p>
-      <w:pPr>
-        <w:pStyle w:val="16"/>
-        <w:bidi w:val="0"/>
-        <w:rPr>
-          <w:rFonts w:hint="default"/>
-          <w:lang w:val="en-US"/>
-        </w:rPr>
-      </w:pPr>
-      <w:r>
-        <w:rPr>
-          <w:rFonts w:hint="default"/>
-          <w:lang w:val="en-US"/>
-        </w:rPr>
-        <w:t>***  Гостям будет комфортно, если не осуждать их и не учить жизни, не предлагать развлечения на свой вкус, не устраивать бесцеремонных допросов.</w:t>
-      </w:r>
-    </w:p>
-    <w:p>
-      <w:pPr>
-        <w:pStyle w:val="16"/>
-        <w:bidi w:val="0"/>
-        <w:rPr>
-          <w:rFonts w:hint="default"/>
-          <w:lang w:val="en-US"/>
-        </w:rPr>
-      </w:pPr>
-      <w:r>
-        <w:rPr>
-          <w:rFonts w:hint="default"/>
-          <w:lang w:val="en-US"/>
-        </w:rPr>
-        <w:t>***  Как научиться легко завязывать всем интересную беседу? Например, так:</w:t>
+          <w:lang w:val="ru-RU"/>
+        </w:rPr>
+        <w:t xml:space="preserve">_______________________________________________________ </w:t>
+      </w:r>
+      <w:r>
+        <w:rPr>
+          <w:rFonts w:hint="default"/>
+          <w:lang w:val="en-US"/>
+        </w:rPr>
+        <w:t>Надо стараться, чтобы гости не чувствовали себя неловко, бедно или необразованно, и не подчеркивать свою значимость.</w:t>
+      </w:r>
+    </w:p>
+    <w:p>
+      <w:pPr>
+        <w:pStyle w:val="16"/>
+        <w:bidi w:val="0"/>
+        <w:rPr>
+          <w:rFonts w:hint="default"/>
+          <w:lang w:val="en-US"/>
+        </w:rPr>
+      </w:pPr>
+      <w:r>
+        <w:rPr>
+          <w:rFonts w:hint="default"/>
+          <w:lang w:val="ru-RU"/>
+        </w:rPr>
+        <w:t xml:space="preserve">_______________________________________________________ </w:t>
+      </w:r>
+      <w:r>
+        <w:rPr>
+          <w:rFonts w:hint="default"/>
+          <w:lang w:val="en-US"/>
+        </w:rPr>
+        <w:t>Не надо уверенно учить людей жизни, так как это высокомерно и неприятно.</w:t>
+      </w:r>
+    </w:p>
+    <w:p>
+      <w:pPr>
+        <w:pStyle w:val="16"/>
+        <w:bidi w:val="0"/>
+        <w:rPr>
+          <w:rFonts w:hint="default"/>
+          <w:lang w:val="en-US"/>
+        </w:rPr>
+      </w:pPr>
+      <w:r>
+        <w:rPr>
+          <w:rFonts w:hint="default"/>
+          <w:lang w:val="ru-RU"/>
+        </w:rPr>
+        <w:t xml:space="preserve">_______________________________________________________ </w:t>
+      </w:r>
+      <w:r>
+        <w:rPr>
+          <w:rFonts w:hint="default"/>
+          <w:lang w:val="en-US"/>
+        </w:rPr>
+        <w:t>Гостям будет комфортно, если не осуждать их и не учить жизни, не предлагать развлечения на свой вкус, не устраивать бесцеремонных допросов.</w:t>
+      </w:r>
+    </w:p>
+    <w:p>
+      <w:pPr>
+        <w:pStyle w:val="16"/>
+        <w:bidi w:val="0"/>
+        <w:rPr>
+          <w:rFonts w:hint="default"/>
+          <w:lang w:val="en-US"/>
+        </w:rPr>
+      </w:pPr>
+      <w:r>
+        <w:rPr>
+          <w:rFonts w:hint="default"/>
+          <w:lang w:val="ru-RU"/>
+        </w:rPr>
+        <w:t xml:space="preserve">_______________________________________________________ </w:t>
+      </w:r>
+      <w:r>
+        <w:rPr>
+          <w:rFonts w:hint="default"/>
+          <w:lang w:val="en-US"/>
+        </w:rPr>
+        <w:t>Как научиться легко завязывать всем интересную беседу? Например, так:</w:t>
       </w:r>
     </w:p>
     <w:p>
@@ -31097,9 +31172,16 @@
       <w:r>
         <w:rPr>
           <w:rFonts w:hint="default"/>
-          <w:lang w:val="en-US"/>
-        </w:rPr>
-        <w:t>***  «Элизабет промолчала. Боясь продолжить разговор о его приятеле и не имея сказать ничего другого, она решила переложить теперь заботу о поддержании беседы на мистера Дарси».</w:t>
+          <w:lang w:val="ru-RU"/>
+        </w:rPr>
+        <w:t xml:space="preserve">_______________________________________________________ </w:t>
+      </w:r>
+      <w:r>
+        <w:rPr>
+          <w:rFonts w:hint="default"/>
+          <w:lang w:val="en-US"/>
+        </w:rPr>
+        <w:t>«Элизабет промолчала. Боясь продолжить разговор о его приятеле и не имея сказать ничего другого, она решила переложить теперь заботу о поддержании беседы на мистера Дарси».</w:t>
       </w:r>
     </w:p>
     <w:p>
@@ -31131,9 +31213,16 @@
       <w:r>
         <w:rPr>
           <w:rFonts w:hint="default"/>
-          <w:lang w:val="en-US"/>
-        </w:rPr>
-        <w:t>***  «Она нисколько не сомневалась, что неприязнь, питаемая ее подругой к мистеру Дарси, сразу бы исчезла, как только она вообразила бы, что он находится в ее власти».</w:t>
+          <w:lang w:val="ru-RU"/>
+        </w:rPr>
+        <w:t xml:space="preserve">_______________________________________________________ </w:t>
+      </w:r>
+      <w:r>
+        <w:rPr>
+          <w:rFonts w:hint="default"/>
+          <w:lang w:val="en-US"/>
+        </w:rPr>
+        <w:t>«Она нисколько не сомневалась, что неприязнь, питаемая ее подругой к мистеру Дарси, сразу бы исчезла, как только она вообразила бы, что он находится в ее власти».</w:t>
       </w:r>
     </w:p>
     <w:p>
@@ -31165,162 +31254,232 @@
       <w:r>
         <w:rPr>
           <w:rFonts w:hint="default"/>
-          <w:lang w:val="en-US"/>
-        </w:rPr>
-        <w:t>***  Важно спокойно несколько раз прочитать и проанализировать информацию, чтобы объективно оценить.</w:t>
-      </w:r>
-    </w:p>
-    <w:p>
-      <w:pPr>
-        <w:pStyle w:val="16"/>
-        <w:bidi w:val="0"/>
-        <w:rPr>
-          <w:rFonts w:hint="default"/>
-          <w:lang w:val="en-US"/>
-        </w:rPr>
-      </w:pPr>
-      <w:r>
-        <w:rPr>
-          <w:rFonts w:hint="default"/>
-          <w:lang w:val="en-US"/>
-        </w:rPr>
-        <w:t>***  Чтобы откладывать деньги, надо их экономить. Стоит попробовать так изворачиваться, как будто сейчас нет денег, чтобы пока хорошие зарплаты, откладывать побольше.</w:t>
-      </w:r>
-    </w:p>
-    <w:p>
-      <w:pPr>
-        <w:pStyle w:val="16"/>
-        <w:bidi w:val="0"/>
-        <w:rPr>
-          <w:rFonts w:hint="default"/>
-          <w:lang w:val="en-US"/>
-        </w:rPr>
-      </w:pPr>
-      <w:r>
-        <w:rPr>
-          <w:rFonts w:hint="default"/>
-          <w:lang w:val="en-US"/>
-        </w:rPr>
-        <w:t>***  Уверенный в себе человек может быть снисходителен к недостаткам и даже обидам от других. Это его не унизит и этим он не поощрит неуважение к себе. Он не станет мелочно мстить, чтобы якобы не уронить достоинство.</w:t>
-      </w:r>
-    </w:p>
-    <w:p>
-      <w:pPr>
-        <w:pStyle w:val="16"/>
-        <w:bidi w:val="0"/>
-        <w:rPr>
-          <w:rFonts w:hint="default"/>
-          <w:lang w:val="en-US"/>
-        </w:rPr>
-      </w:pPr>
-      <w:r>
-        <w:rPr>
-          <w:rFonts w:hint="default"/>
-          <w:lang w:val="en-US"/>
-        </w:rPr>
-        <w:t>***  Джейн, сестра Элизабет, всегда обо всех думает хорошо и всегда ожидает лучшего исхода событий. Подумать, как бы так научиться относиться к людям и жизни, но, конечно, не вопреки здравому смыслу.</w:t>
-      </w:r>
-    </w:p>
-    <w:p>
-      <w:pPr>
-        <w:pStyle w:val="16"/>
-        <w:bidi w:val="0"/>
-        <w:rPr>
-          <w:rFonts w:hint="default"/>
-          <w:lang w:val="en-US"/>
-        </w:rPr>
-      </w:pPr>
-      <w:r>
-        <w:rPr>
-          <w:rFonts w:hint="default"/>
-          <w:lang w:val="en-US"/>
-        </w:rPr>
-        <w:t>***  В книге упоминают, что не так плохо действовать разумно вопреки эмоциям. Я до сих пор размышляю, как лучше, правильно ли всё обдумывать или идти на поводу эмоций.</w:t>
-      </w:r>
-    </w:p>
-    <w:p>
-      <w:pPr>
-        <w:pStyle w:val="16"/>
-        <w:bidi w:val="0"/>
-        <w:rPr>
-          <w:rFonts w:hint="default"/>
-          <w:lang w:val="en-US"/>
-        </w:rPr>
-      </w:pPr>
-      <w:r>
-        <w:rPr>
-          <w:rFonts w:hint="default"/>
-          <w:lang w:val="en-US"/>
-        </w:rPr>
-        <w:t>***  Мы переживаем за людей, предполагая, что они чувствуют, как мы. Но, может быть, они чувствуют иначе. Например, не ощущают стыда, боли и так далее, когда нам кается, что они должбы их чувствовать.</w:t>
-      </w:r>
-    </w:p>
-    <w:p>
-      <w:pPr>
-        <w:pStyle w:val="16"/>
-        <w:bidi w:val="0"/>
-        <w:rPr>
-          <w:rFonts w:hint="default"/>
-          <w:lang w:val="en-US"/>
-        </w:rPr>
-      </w:pPr>
-      <w:r>
-        <w:rPr>
-          <w:rFonts w:hint="default"/>
-          <w:lang w:val="en-US"/>
-        </w:rPr>
-        <w:t>***  Попробовать гулять, чтобы избавиться от волнения.</w:t>
-      </w:r>
-    </w:p>
-    <w:p>
-      <w:pPr>
-        <w:pStyle w:val="16"/>
-        <w:bidi w:val="0"/>
-        <w:rPr>
-          <w:rFonts w:hint="default"/>
-          <w:lang w:val="en-US"/>
-        </w:rPr>
-      </w:pPr>
-      <w:r>
-        <w:rPr>
-          <w:rFonts w:hint="default"/>
-          <w:lang w:val="en-US"/>
-        </w:rPr>
-        <w:t>***  Не унизительно показать человеку, что ты исправил свои недостатки после его укора, который в данном случае можно считать советом, а не требованием.</w:t>
-      </w:r>
-    </w:p>
-    <w:p>
-      <w:pPr>
-        <w:pStyle w:val="16"/>
-        <w:bidi w:val="0"/>
-        <w:rPr>
-          <w:rFonts w:hint="default"/>
-          <w:lang w:val="en-US"/>
-        </w:rPr>
-      </w:pPr>
-      <w:r>
-        <w:rPr>
-          <w:rFonts w:hint="default"/>
-          <w:lang w:val="en-US"/>
-        </w:rPr>
-        <w:t>***  Если малознакомые люди могут тебя неправильно понять, то лучше отложить двусмысленности и шуточки, пока тебя не узнают получше.</w:t>
-      </w:r>
-    </w:p>
-    <w:p>
-      <w:pPr>
-        <w:pStyle w:val="16"/>
-        <w:bidi w:val="0"/>
-        <w:rPr>
-          <w:rFonts w:hint="default"/>
-          <w:lang w:val="en-US"/>
-        </w:rPr>
-      </w:pPr>
-      <w:r>
-        <w:rPr>
-          <w:rFonts w:hint="default"/>
-          <w:lang w:val="en-US"/>
-        </w:rPr>
-        <w:t>***  Чем больше неприятностей в процессе, тем сильнее будет удовольствие от достижения цели.</w:t>
+          <w:lang w:val="ru-RU"/>
+        </w:rPr>
+        <w:t xml:space="preserve">_______________________________________________________ </w:t>
+      </w:r>
+      <w:r>
+        <w:rPr>
+          <w:rFonts w:hint="default"/>
+          <w:lang w:val="en-US"/>
+        </w:rPr>
+        <w:t>Важно спокойно несколько раз прочитать и проанализировать информацию, чтобы объективно оценить.</w:t>
+      </w:r>
+    </w:p>
+    <w:p>
+      <w:pPr>
+        <w:pStyle w:val="16"/>
+        <w:bidi w:val="0"/>
+        <w:rPr>
+          <w:rFonts w:hint="default"/>
+          <w:lang w:val="en-US"/>
+        </w:rPr>
+      </w:pPr>
+      <w:r>
+        <w:rPr>
+          <w:rFonts w:hint="default"/>
+          <w:lang w:val="ru-RU"/>
+        </w:rPr>
+        <w:t xml:space="preserve">_______________________________________________________ </w:t>
+      </w:r>
+      <w:r>
+        <w:rPr>
+          <w:rFonts w:hint="default"/>
+          <w:lang w:val="en-US"/>
+        </w:rPr>
+        <w:t>Чтобы откладывать деньги, надо их экономить. Стоит попробовать так изворачиваться, как будто сейчас нет денег, чтобы пока хорошие зарплаты, откладывать побольше.</w:t>
+      </w:r>
+    </w:p>
+    <w:p>
+      <w:pPr>
+        <w:pStyle w:val="16"/>
+        <w:bidi w:val="0"/>
+        <w:rPr>
+          <w:rFonts w:hint="default"/>
+          <w:lang w:val="en-US"/>
+        </w:rPr>
+      </w:pPr>
+      <w:r>
+        <w:rPr>
+          <w:rFonts w:hint="default"/>
+          <w:lang w:val="ru-RU"/>
+        </w:rPr>
+        <w:t xml:space="preserve">_______________________________________________________ </w:t>
+      </w:r>
+      <w:r>
+        <w:rPr>
+          <w:rFonts w:hint="default"/>
+          <w:lang w:val="en-US"/>
+        </w:rPr>
+        <w:t>Уверенный в себе человек может быть снисходителен к недостаткам и даже обидам от других. Это его не унизит и этим он не поощрит неуважение к себе. Он не станет мелочно мстить, чтобы якобы не уронить достоинство.</w:t>
+      </w:r>
+    </w:p>
+    <w:p>
+      <w:pPr>
+        <w:pStyle w:val="16"/>
+        <w:bidi w:val="0"/>
+        <w:rPr>
+          <w:rFonts w:hint="default"/>
+          <w:lang w:val="en-US"/>
+        </w:rPr>
+      </w:pPr>
+      <w:r>
+        <w:rPr>
+          <w:rFonts w:hint="default"/>
+          <w:lang w:val="ru-RU"/>
+        </w:rPr>
+        <w:t xml:space="preserve">_______________________________________________________ </w:t>
+      </w:r>
+      <w:r>
+        <w:rPr>
+          <w:rFonts w:hint="default"/>
+          <w:lang w:val="en-US"/>
+        </w:rPr>
+        <w:t>Джейн, сестра Элизабет, всегда обо всех думает хорошо и всегда ожидает лучшего исхода событий. Подумать, как бы так научиться относиться к людям и жизни, но, конечно, не вопреки здравому смыслу.</w:t>
+      </w:r>
+    </w:p>
+    <w:p>
+      <w:pPr>
+        <w:pStyle w:val="16"/>
+        <w:bidi w:val="0"/>
+        <w:rPr>
+          <w:rFonts w:hint="default"/>
+          <w:lang w:val="en-US"/>
+        </w:rPr>
+      </w:pPr>
+      <w:r>
+        <w:rPr>
+          <w:rFonts w:hint="default"/>
+          <w:lang w:val="ru-RU"/>
+        </w:rPr>
+        <w:t xml:space="preserve">_______________________________________________________ </w:t>
+      </w:r>
+      <w:r>
+        <w:rPr>
+          <w:rFonts w:hint="default"/>
+          <w:lang w:val="en-US"/>
+        </w:rPr>
+        <w:t>В книге упоминают, что не так плохо действовать разумно вопреки эмоциям. Я до сих пор размышляю, как лучше, правильно ли всё обдумывать или идти на поводу эмоций.</w:t>
+      </w:r>
+    </w:p>
+    <w:p>
+      <w:pPr>
+        <w:pStyle w:val="16"/>
+        <w:bidi w:val="0"/>
+        <w:rPr>
+          <w:rFonts w:hint="default"/>
+          <w:lang w:val="en-US"/>
+        </w:rPr>
+      </w:pPr>
+      <w:r>
+        <w:rPr>
+          <w:rFonts w:hint="default"/>
+          <w:lang w:val="ru-RU"/>
+        </w:rPr>
+        <w:t xml:space="preserve">_______________________________________________________ </w:t>
+      </w:r>
+      <w:r>
+        <w:rPr>
+          <w:rFonts w:hint="default"/>
+          <w:lang w:val="en-US"/>
+        </w:rPr>
+        <w:t>Мы переживаем за людей, предполагая, что они чувствуют, как мы. Но, может быть, они чувствуют иначе. Например, не ощущают стыда, боли и так далее, когда нам кается, что они должбы их чувствовать.</w:t>
+      </w:r>
+    </w:p>
+    <w:p>
+      <w:pPr>
+        <w:pStyle w:val="16"/>
+        <w:bidi w:val="0"/>
+        <w:rPr>
+          <w:rFonts w:hint="default"/>
+          <w:lang w:val="en-US"/>
+        </w:rPr>
+      </w:pPr>
+      <w:r>
+        <w:rPr>
+          <w:rFonts w:hint="default"/>
+          <w:lang w:val="ru-RU"/>
+        </w:rPr>
+        <w:t xml:space="preserve">_______________________________________________________ </w:t>
+      </w:r>
+      <w:r>
+        <w:rPr>
+          <w:rFonts w:hint="default"/>
+          <w:lang w:val="en-US"/>
+        </w:rPr>
+        <w:t>Попробовать гулять, чтобы избавиться от волнения.</w:t>
+      </w:r>
+    </w:p>
+    <w:p>
+      <w:pPr>
+        <w:pStyle w:val="16"/>
+        <w:bidi w:val="0"/>
+        <w:rPr>
+          <w:rFonts w:hint="default"/>
+          <w:lang w:val="en-US"/>
+        </w:rPr>
+      </w:pPr>
+      <w:r>
+        <w:rPr>
+          <w:rFonts w:hint="default"/>
+          <w:lang w:val="ru-RU"/>
+        </w:rPr>
+        <w:t xml:space="preserve">_______________________________________________________ </w:t>
+      </w:r>
+      <w:r>
+        <w:rPr>
+          <w:rFonts w:hint="default"/>
+          <w:lang w:val="en-US"/>
+        </w:rPr>
+        <w:t>Не унизительно показать человеку, что ты исправил свои недостатки после его укора, который в данном случае можно считать советом, а не требованием.</w:t>
+      </w:r>
+    </w:p>
+    <w:p>
+      <w:pPr>
+        <w:pStyle w:val="16"/>
+        <w:bidi w:val="0"/>
+        <w:rPr>
+          <w:rFonts w:hint="default"/>
+          <w:lang w:val="en-US"/>
+        </w:rPr>
+      </w:pPr>
+      <w:r>
+        <w:rPr>
+          <w:rFonts w:hint="default"/>
+          <w:lang w:val="ru-RU"/>
+        </w:rPr>
+        <w:t xml:space="preserve">_______________________________________________________ </w:t>
+      </w:r>
+      <w:r>
+        <w:rPr>
+          <w:rFonts w:hint="default"/>
+          <w:lang w:val="en-US"/>
+        </w:rPr>
+        <w:t>Если малознакомые люди могут тебя неправильно понять, то лучше отложить двусмысленности и шуточки, пока тебя не узнают получше.</w:t>
+      </w:r>
+    </w:p>
+    <w:p>
+      <w:pPr>
+        <w:pStyle w:val="16"/>
+        <w:bidi w:val="0"/>
+        <w:rPr>
+          <w:rFonts w:hint="default"/>
+          <w:lang w:val="en-US"/>
+        </w:rPr>
+      </w:pPr>
+      <w:r>
+        <w:rPr>
+          <w:rFonts w:hint="default"/>
+          <w:lang w:val="ru-RU"/>
+        </w:rPr>
+        <w:t xml:space="preserve">_______________________________________________________ </w:t>
+      </w:r>
+      <w:r>
+        <w:rPr>
+          <w:rFonts w:hint="default"/>
+          <w:lang w:val="en-US"/>
+        </w:rPr>
+        <w:t>Чем больше неприятностей в процессе, тем сильнее будет удовольствие от достижения цели.</w:t>
       </w:r>
     </w:p>
     <w:p>
@@ -31338,7 +31497,7 @@
         </w:rPr>
         <w:br w:type="page"/>
       </w:r>
-      <w:bookmarkStart w:id="11" w:name="_Toc11894"/>
+      <w:bookmarkStart w:id="11" w:name="_Toc3362"/>
       <w:r>
         <w:rPr>
           <w:rFonts w:hint="default"/>
@@ -33105,77 +33264,112 @@
       <w:r>
         <w:rPr>
           <w:rFonts w:hint="default"/>
-          <w:lang w:val="en-US"/>
-        </w:rPr>
-        <w:t>***  Избегание общества приводит в уныние.</w:t>
-      </w:r>
-    </w:p>
-    <w:p>
-      <w:pPr>
-        <w:pStyle w:val="16"/>
-        <w:bidi w:val="0"/>
-        <w:rPr>
-          <w:rFonts w:hint="default"/>
-          <w:lang w:val="en-US"/>
-        </w:rPr>
-      </w:pPr>
-      <w:r>
-        <w:rPr>
-          <w:rFonts w:hint="default"/>
-          <w:lang w:val="en-US"/>
-        </w:rPr>
-        <w:t>***  «Благородная простота в обращении с людьми свидетельствовала о превосходной образованности и широте взглядов».</w:t>
-      </w:r>
-    </w:p>
-    <w:p>
-      <w:pPr>
-        <w:pStyle w:val="16"/>
-        <w:bidi w:val="0"/>
-        <w:rPr>
-          <w:rFonts w:hint="default"/>
-          <w:lang w:val="en-US"/>
-        </w:rPr>
-      </w:pPr>
-      <w:r>
-        <w:rPr>
-          <w:rFonts w:hint="default"/>
-          <w:lang w:val="en-US"/>
-        </w:rPr>
-        <w:t>***  Сесилии удавалось не влюбляться в Делвила, пока она специально не размышляла о нем, а все время была занятой. Она была очень рассудительная и мудрая девушка.</w:t>
-      </w:r>
-    </w:p>
-    <w:p>
-      <w:pPr>
-        <w:pStyle w:val="16"/>
-        <w:bidi w:val="0"/>
-        <w:rPr>
-          <w:rFonts w:hint="default"/>
-          <w:lang w:val="en-US"/>
-        </w:rPr>
-      </w:pPr>
-      <w:r>
-        <w:rPr>
-          <w:rFonts w:hint="default"/>
-          <w:lang w:val="en-US"/>
-        </w:rPr>
-        <w:t>***  «Люди, склонные к серьезным размышлениям, зачастую принимают решения слишком поздно».</w:t>
-      </w:r>
-    </w:p>
-    <w:p>
-      <w:pPr>
-        <w:pStyle w:val="16"/>
-        <w:bidi w:val="0"/>
-        <w:rPr>
-          <w:rFonts w:hint="default"/>
-          <w:lang w:val="en-US"/>
-        </w:rPr>
-      </w:pPr>
-      <w:r>
-        <w:rPr>
-          <w:rFonts w:hint="default"/>
-          <w:lang w:val="en-US"/>
-        </w:rPr>
-        <w:t>***  Чем сильнее нервничают другие, тем меньше беспокоишься ты:</w:t>
+          <w:lang w:val="ru-RU"/>
+        </w:rPr>
+        <w:t xml:space="preserve">_______________________________________________________ </w:t>
+      </w:r>
+      <w:r>
+        <w:rPr>
+          <w:rFonts w:hint="default"/>
+          <w:lang w:val="en-US"/>
+        </w:rPr>
+        <w:t>Избегание общества приводит в уныние.</w:t>
+      </w:r>
+    </w:p>
+    <w:p>
+      <w:pPr>
+        <w:pStyle w:val="16"/>
+        <w:bidi w:val="0"/>
+        <w:rPr>
+          <w:rFonts w:hint="default"/>
+          <w:lang w:val="en-US"/>
+        </w:rPr>
+      </w:pPr>
+      <w:r>
+        <w:rPr>
+          <w:rFonts w:hint="default"/>
+          <w:lang w:val="ru-RU"/>
+        </w:rPr>
+        <w:t xml:space="preserve">_______________________________________________________ </w:t>
+      </w:r>
+      <w:r>
+        <w:rPr>
+          <w:rFonts w:hint="default"/>
+          <w:lang w:val="en-US"/>
+        </w:rPr>
+        <w:t>«Благородная простота в обращении с людьми свидетельствовала о превосходной образованности и широте взглядов».</w:t>
+      </w:r>
+    </w:p>
+    <w:p>
+      <w:pPr>
+        <w:pStyle w:val="16"/>
+        <w:bidi w:val="0"/>
+        <w:rPr>
+          <w:rFonts w:hint="default"/>
+          <w:lang w:val="en-US"/>
+        </w:rPr>
+      </w:pPr>
+      <w:r>
+        <w:rPr>
+          <w:rFonts w:hint="default"/>
+          <w:lang w:val="ru-RU"/>
+        </w:rPr>
+        <w:t xml:space="preserve">_______________________________________________________ </w:t>
+      </w:r>
+      <w:r>
+        <w:rPr>
+          <w:rFonts w:hint="default"/>
+          <w:lang w:val="en-US"/>
+        </w:rPr>
+        <w:t>Сесилии удавалось не влюбляться в Делвила, пока она специально не размышляла о нем, а все время была занятой. Она была очень рассудительная и мудрая девушка.</w:t>
+      </w:r>
+    </w:p>
+    <w:p>
+      <w:pPr>
+        <w:pStyle w:val="16"/>
+        <w:bidi w:val="0"/>
+        <w:rPr>
+          <w:rFonts w:hint="default"/>
+          <w:lang w:val="en-US"/>
+        </w:rPr>
+      </w:pPr>
+      <w:r>
+        <w:rPr>
+          <w:rFonts w:hint="default"/>
+          <w:lang w:val="ru-RU"/>
+        </w:rPr>
+        <w:t xml:space="preserve">_______________________________________________________ </w:t>
+      </w:r>
+      <w:r>
+        <w:rPr>
+          <w:rFonts w:hint="default"/>
+          <w:lang w:val="en-US"/>
+        </w:rPr>
+        <w:t>«Люди, склонные к серьезным размышлениям, зачастую принимают решения слишком поздно».</w:t>
+      </w:r>
+    </w:p>
+    <w:p>
+      <w:pPr>
+        <w:pStyle w:val="16"/>
+        <w:bidi w:val="0"/>
+        <w:rPr>
+          <w:rFonts w:hint="default"/>
+          <w:lang w:val="en-US"/>
+        </w:rPr>
+      </w:pPr>
+      <w:r>
+        <w:rPr>
+          <w:rFonts w:hint="default"/>
+          <w:lang w:val="ru-RU"/>
+        </w:rPr>
+        <w:t xml:space="preserve">_______________________________________________________ </w:t>
+      </w:r>
+      <w:r>
+        <w:rPr>
+          <w:rFonts w:hint="default"/>
+          <w:lang w:val="en-US"/>
+        </w:rPr>
+        <w:t>Чем сильнее нервничают другие, тем меньше беспокоишься ты:</w:t>
       </w:r>
     </w:p>
     <w:p>
@@ -33207,9 +33401,16 @@
       <w:r>
         <w:rPr>
           <w:rFonts w:hint="default"/>
-          <w:lang w:val="en-US"/>
-        </w:rPr>
-        <w:t>***  Тупые становятся вялыми в одиночестве:</w:t>
+          <w:lang w:val="ru-RU"/>
+        </w:rPr>
+        <w:t xml:space="preserve">_______________________________________________________ </w:t>
+      </w:r>
+      <w:r>
+        <w:rPr>
+          <w:rFonts w:hint="default"/>
+          <w:lang w:val="en-US"/>
+        </w:rPr>
+        <w:t>Тупые становятся вялыми в одиночестве:</w:t>
       </w:r>
     </w:p>
     <w:p>
@@ -33241,9 +33442,16 @@
       <w:r>
         <w:rPr>
           <w:rFonts w:hint="default"/>
-          <w:lang w:val="en-US"/>
-        </w:rPr>
-        <w:t>***  Риск получить отказ на прямую просьбу высок, а вероятность, что тебя простят потом, выше (если втихаря сделаешь по-своему):</w:t>
+          <w:lang w:val="ru-RU"/>
+        </w:rPr>
+        <w:t xml:space="preserve">_______________________________________________________ </w:t>
+      </w:r>
+      <w:r>
+        <w:rPr>
+          <w:rFonts w:hint="default"/>
+          <w:lang w:val="en-US"/>
+        </w:rPr>
+        <w:t>Риск получить отказ на прямую просьбу высок, а вероятность, что тебя простят потом, выше (если втихаря сделаешь по-своему):</w:t>
       </w:r>
     </w:p>
     <w:p>
@@ -33275,26 +33483,40 @@
       <w:r>
         <w:rPr>
           <w:rFonts w:hint="default"/>
-          <w:lang w:val="en-US"/>
-        </w:rPr>
-        <w:t>***  «Неизбежное зло переносится куда легче, ведь когда поправить ничего нельзя, человек ощущает желание сдаться и уступить».</w:t>
-      </w:r>
-    </w:p>
-    <w:p>
-      <w:pPr>
-        <w:pStyle w:val="16"/>
-        <w:bidi w:val="0"/>
-        <w:rPr>
-          <w:rFonts w:hint="default"/>
-          <w:lang w:val="en-US"/>
-        </w:rPr>
-      </w:pPr>
-      <w:r>
-        <w:rPr>
-          <w:rFonts w:hint="default"/>
-          <w:lang w:val="en-US"/>
-        </w:rPr>
-        <w:t>***  Иногда помогает не обсуждать проблемы, а наоборот говорить на отвлеченные темы:</w:t>
+          <w:lang w:val="ru-RU"/>
+        </w:rPr>
+        <w:t xml:space="preserve">_______________________________________________________ </w:t>
+      </w:r>
+      <w:r>
+        <w:rPr>
+          <w:rFonts w:hint="default"/>
+          <w:lang w:val="en-US"/>
+        </w:rPr>
+        <w:t>«Неизбежное зло переносится куда легче, ведь когда поправить ничего нельзя, человек ощущает желание сдаться и уступить».</w:t>
+      </w:r>
+    </w:p>
+    <w:p>
+      <w:pPr>
+        <w:pStyle w:val="16"/>
+        <w:bidi w:val="0"/>
+        <w:rPr>
+          <w:rFonts w:hint="default"/>
+          <w:lang w:val="en-US"/>
+        </w:rPr>
+      </w:pPr>
+      <w:r>
+        <w:rPr>
+          <w:rFonts w:hint="default"/>
+          <w:lang w:val="ru-RU"/>
+        </w:rPr>
+        <w:t xml:space="preserve">_______________________________________________________ </w:t>
+      </w:r>
+      <w:r>
+        <w:rPr>
+          <w:rFonts w:hint="default"/>
+          <w:lang w:val="en-US"/>
+        </w:rPr>
+        <w:t>Иногда помогает не обсуждать проблемы, а наоборот говорить на отвлеченные темы:</w:t>
       </w:r>
     </w:p>
     <w:p>
@@ -33326,26 +33548,40 @@
       <w:r>
         <w:rPr>
           <w:rFonts w:hint="default"/>
-          <w:lang w:val="en-US"/>
-        </w:rPr>
-        <w:t>***  «Здесь я живу вдали от всех. Однако сумел избежать главного недостатка уединения — безделья. Я работаю постоянно, а не тогда, когда захочется. Труд идет на пользу моему здоровью и воодушевляет меня. Живу вдали от искушений. Повторяю, я открыл главный секрет счастья: труд и независимость.</w:t>
-      </w:r>
-    </w:p>
-    <w:p>
-      <w:pPr>
-        <w:pStyle w:val="16"/>
-        <w:bidi w:val="0"/>
-        <w:rPr>
-          <w:rFonts w:hint="default"/>
-          <w:lang w:val="en-US"/>
-        </w:rPr>
-      </w:pPr>
-      <w:r>
-        <w:rPr>
-          <w:rFonts w:hint="default"/>
-          <w:lang w:val="en-US"/>
-        </w:rPr>
-        <w:t>***  Приятен не сам физический труд, а его воздействие:</w:t>
+          <w:lang w:val="ru-RU"/>
+        </w:rPr>
+        <w:t xml:space="preserve">_______________________________________________________ </w:t>
+      </w:r>
+      <w:r>
+        <w:rPr>
+          <w:rFonts w:hint="default"/>
+          <w:lang w:val="en-US"/>
+        </w:rPr>
+        <w:t>«Здесь я живу вдали от всех. Однако сумел избежать главного недостатка уединения — безделья. Я работаю постоянно, а не тогда, когда захочется. Труд идет на пользу моему здоровью и воодушевляет меня. Живу вдали от искушений. Повторяю, я открыл главный секрет счастья: труд и независимость.</w:t>
+      </w:r>
+    </w:p>
+    <w:p>
+      <w:pPr>
+        <w:pStyle w:val="16"/>
+        <w:bidi w:val="0"/>
+        <w:rPr>
+          <w:rFonts w:hint="default"/>
+          <w:lang w:val="en-US"/>
+        </w:rPr>
+      </w:pPr>
+      <w:r>
+        <w:rPr>
+          <w:rFonts w:hint="default"/>
+          <w:lang w:val="ru-RU"/>
+        </w:rPr>
+        <w:t xml:space="preserve">_______________________________________________________ </w:t>
+      </w:r>
+      <w:r>
+        <w:rPr>
+          <w:rFonts w:hint="default"/>
+          <w:lang w:val="en-US"/>
+        </w:rPr>
+        <w:t>Приятен не сам физический труд, а его воздействие:</w:t>
       </w:r>
     </w:p>
     <w:p>
@@ -33394,9 +33630,16 @@
       <w:r>
         <w:rPr>
           <w:rFonts w:hint="default"/>
-          <w:lang w:val="en-US"/>
-        </w:rPr>
-        <w:t>***  Отвлечься от своих проблем поможет сочувствие чужим:</w:t>
+          <w:lang w:val="ru-RU"/>
+        </w:rPr>
+        <w:t xml:space="preserve">_______________________________________________________ </w:t>
+      </w:r>
+      <w:r>
+        <w:rPr>
+          <w:rFonts w:hint="default"/>
+          <w:lang w:val="en-US"/>
+        </w:rPr>
+        <w:t>Отвлечься от своих проблем поможет сочувствие чужим:</w:t>
       </w:r>
     </w:p>
     <w:p>
@@ -33428,9 +33671,16 @@
       <w:r>
         <w:rPr>
           <w:rFonts w:hint="default"/>
-          <w:lang w:val="en-US"/>
-        </w:rPr>
-        <w:t>***  Про доверие:</w:t>
+          <w:lang w:val="ru-RU"/>
+        </w:rPr>
+        <w:t xml:space="preserve">_______________________________________________________ </w:t>
+      </w:r>
+      <w:r>
+        <w:rPr>
+          <w:rFonts w:hint="default"/>
+          <w:lang w:val="en-US"/>
+        </w:rPr>
+        <w:t>Про доверие:</w:t>
       </w:r>
     </w:p>
     <w:p>
@@ -33462,9 +33712,16 @@
       <w:r>
         <w:rPr>
           <w:rFonts w:hint="default"/>
-          <w:lang w:val="en-US"/>
-        </w:rPr>
-        <w:t>***  Лекарство от печали:</w:t>
+          <w:lang w:val="ru-RU"/>
+        </w:rPr>
+        <w:t xml:space="preserve">_______________________________________________________ </w:t>
+      </w:r>
+      <w:r>
+        <w:rPr>
+          <w:rFonts w:hint="default"/>
+          <w:lang w:val="en-US"/>
+        </w:rPr>
+        <w:t>Лекарство от печали:</w:t>
       </w:r>
     </w:p>
     <w:p>
@@ -33496,26 +33753,40 @@
       <w:r>
         <w:rPr>
           <w:rFonts w:hint="default"/>
-          <w:lang w:val="en-US"/>
-        </w:rPr>
-        <w:t>***  «Помните, что гордости и предубеждению вы обязаны не только своими несчастьями, но и их прекращением. Ведь как бы я ни урезонивал мистера Делвила, все было без толку, пока я не указал ему на то, что пребывание его невестки в этом убогом жилище позорит его самого. Вот так одни и те же чувства в разных обстоятельствах могут и причинить вред, и принести пользу».</w:t>
-      </w:r>
-    </w:p>
-    <w:p>
-      <w:pPr>
-        <w:pStyle w:val="16"/>
-        <w:bidi w:val="0"/>
-        <w:rPr>
-          <w:rFonts w:hint="default"/>
-          <w:lang w:val="en-US"/>
-        </w:rPr>
-      </w:pPr>
-      <w:r>
-        <w:rPr>
-          <w:rFonts w:hint="default"/>
-          <w:lang w:val="en-US"/>
-        </w:rPr>
-        <w:t>***  У всех счастливых людей бывают несчастья и потерю денег можно компенсировать счастьем в другом. То есть и бедный может быть счастливым, и богатый несчастным:</w:t>
+          <w:lang w:val="ru-RU"/>
+        </w:rPr>
+        <w:t xml:space="preserve">_______________________________________________________ </w:t>
+      </w:r>
+      <w:r>
+        <w:rPr>
+          <w:rFonts w:hint="default"/>
+          <w:lang w:val="en-US"/>
+        </w:rPr>
+        <w:t>«Помните, что гордости и предубеждению вы обязаны не только своими несчастьями, но и их прекращением. Ведь как бы я ни урезонивал мистера Делвила, все было без толку, пока я не указал ему на то, что пребывание его невестки в этом убогом жилище позорит его самого. Вот так одни и те же чувства в разных обстоятельствах могут и причинить вред, и принести пользу».</w:t>
+      </w:r>
+    </w:p>
+    <w:p>
+      <w:pPr>
+        <w:pStyle w:val="16"/>
+        <w:bidi w:val="0"/>
+        <w:rPr>
+          <w:rFonts w:hint="default"/>
+          <w:lang w:val="en-US"/>
+        </w:rPr>
+      </w:pPr>
+      <w:r>
+        <w:rPr>
+          <w:rFonts w:hint="default"/>
+          <w:lang w:val="ru-RU"/>
+        </w:rPr>
+        <w:t xml:space="preserve">_______________________________________________________ </w:t>
+      </w:r>
+      <w:r>
+        <w:rPr>
+          <w:rFonts w:hint="default"/>
+          <w:lang w:val="en-US"/>
+        </w:rPr>
+        <w:t>У всех счастливых людей бывают несчастья и потерю денег можно компенсировать счастьем в другом. То есть и бедный может быть счастливым, и богатый несчастным:</w:t>
       </w:r>
     </w:p>
     <w:p>
@@ -33611,7 +33882,7 @@
         </w:rPr>
         <w:br w:type="page"/>
       </w:r>
-      <w:bookmarkStart w:id="12" w:name="_Toc25836"/>
+      <w:bookmarkStart w:id="12" w:name="_Toc31091"/>
       <w:r>
         <w:rPr>
           <w:rFonts w:hint="default"/>
@@ -33816,7 +34087,7 @@
           <w:lang w:val="en-US"/>
         </w:rPr>
       </w:pPr>
-      <w:bookmarkStart w:id="13" w:name="_Toc6218"/>
+      <w:bookmarkStart w:id="13" w:name="_Toc225"/>
       <w:r>
         <w:rPr>
           <w:rFonts w:hint="default"/>
@@ -37560,9 +37831,16 @@
       <w:r>
         <w:rPr>
           <w:rFonts w:hint="default"/>
-          <w:lang w:val="en-US" w:eastAsia="zh-CN"/>
-        </w:rPr>
-        <w:t>***  Рассказывать плохое тяжело:</w:t>
+          <w:lang w:val="ru-RU" w:eastAsia="zh-CN"/>
+        </w:rPr>
+        <w:t xml:space="preserve">_______________________________________________________ </w:t>
+      </w:r>
+      <w:r>
+        <w:rPr>
+          <w:rFonts w:hint="default"/>
+          <w:lang w:val="en-US" w:eastAsia="zh-CN"/>
+        </w:rPr>
+        <w:t>Рассказывать плохое тяжело:</w:t>
       </w:r>
     </w:p>
     <w:p>
@@ -37594,9 +37872,16 @@
       <w:r>
         <w:rPr>
           <w:rFonts w:hint="default"/>
-          <w:lang w:val="en-US" w:eastAsia="zh-CN"/>
-        </w:rPr>
-        <w:t>***  Психологический совет о том, что нужно помнить про отказ от ожиданий как залог позитивного настроения:</w:t>
+          <w:lang w:val="ru-RU" w:eastAsia="zh-CN"/>
+        </w:rPr>
+        <w:t xml:space="preserve">_______________________________________________________ </w:t>
+      </w:r>
+      <w:r>
+        <w:rPr>
+          <w:rFonts w:hint="default"/>
+          <w:lang w:val="en-US" w:eastAsia="zh-CN"/>
+        </w:rPr>
+        <w:t>Психологический совет о том, что нужно помнить про отказ от ожиданий как залог позитивного настроения:</w:t>
       </w:r>
     </w:p>
     <w:p>
@@ -37628,26 +37913,40 @@
       <w:r>
         <w:rPr>
           <w:rFonts w:hint="default"/>
-          <w:lang w:val="en-US" w:eastAsia="zh-CN"/>
-        </w:rPr>
-        <w:t>***  Все любят улыбающихся и смеющихся людей. Конечно, если они не постоянно смеются, как дурачки.</w:t>
-      </w:r>
-    </w:p>
-    <w:p>
-      <w:pPr>
-        <w:pStyle w:val="16"/>
-        <w:bidi w:val="0"/>
-        <w:rPr>
-          <w:rFonts w:hint="default"/>
-          <w:lang w:val="en-US" w:eastAsia="zh-CN"/>
-        </w:rPr>
-      </w:pPr>
-      <w:r>
-        <w:rPr>
-          <w:rFonts w:hint="default"/>
-          <w:lang w:val="en-US" w:eastAsia="zh-CN"/>
-        </w:rPr>
-        <w:t>***  Способ попросить мужчину сопровождать тебя:</w:t>
+          <w:lang w:val="ru-RU" w:eastAsia="zh-CN"/>
+        </w:rPr>
+        <w:t xml:space="preserve">_______________________________________________________ </w:t>
+      </w:r>
+      <w:r>
+        <w:rPr>
+          <w:rFonts w:hint="default"/>
+          <w:lang w:val="en-US" w:eastAsia="zh-CN"/>
+        </w:rPr>
+        <w:t>Все любят улыбающихся и смеющихся людей. Конечно, если они не постоянно смеются, как дурачки.</w:t>
+      </w:r>
+    </w:p>
+    <w:p>
+      <w:pPr>
+        <w:pStyle w:val="16"/>
+        <w:bidi w:val="0"/>
+        <w:rPr>
+          <w:rFonts w:hint="default"/>
+          <w:lang w:val="en-US" w:eastAsia="zh-CN"/>
+        </w:rPr>
+      </w:pPr>
+      <w:r>
+        <w:rPr>
+          <w:rFonts w:hint="default"/>
+          <w:lang w:val="ru-RU" w:eastAsia="zh-CN"/>
+        </w:rPr>
+        <w:t xml:space="preserve">_______________________________________________________ </w:t>
+      </w:r>
+      <w:r>
+        <w:rPr>
+          <w:rFonts w:hint="default"/>
+          <w:lang w:val="en-US" w:eastAsia="zh-CN"/>
+        </w:rPr>
+        <w:t>Способ попросить мужчину сопровождать тебя:</w:t>
       </w:r>
     </w:p>
     <w:p>
@@ -37679,9 +37978,16 @@
       <w:r>
         <w:rPr>
           <w:rFonts w:hint="default"/>
-          <w:lang w:val="en-US" w:eastAsia="zh-CN"/>
-        </w:rPr>
-        <w:t>***  Про то, что нужно меньше заниматься самолюбованием и не отмечать самому свой успех. Это признак воспитанности.</w:t>
+          <w:lang w:val="ru-RU" w:eastAsia="zh-CN"/>
+        </w:rPr>
+        <w:t xml:space="preserve">_______________________________________________________ </w:t>
+      </w:r>
+      <w:r>
+        <w:rPr>
+          <w:rFonts w:hint="default"/>
+          <w:lang w:val="en-US" w:eastAsia="zh-CN"/>
+        </w:rPr>
+        <w:t>Про то, что нужно меньше заниматься самолюбованием и не отмечать самому свой успех. Это признак воспитанности.</w:t>
       </w:r>
     </w:p>
     <w:p>
@@ -37713,9 +38019,16 @@
       <w:r>
         <w:rPr>
           <w:rFonts w:hint="default"/>
-          <w:lang w:val="en-US" w:eastAsia="zh-CN"/>
-        </w:rPr>
-        <w:t>***  Про дерзость:</w:t>
+          <w:lang w:val="ru-RU" w:eastAsia="zh-CN"/>
+        </w:rPr>
+        <w:t xml:space="preserve">_______________________________________________________ </w:t>
+      </w:r>
+      <w:r>
+        <w:rPr>
+          <w:rFonts w:hint="default"/>
+          <w:lang w:val="en-US" w:eastAsia="zh-CN"/>
+        </w:rPr>
+        <w:t>Про дерзость:</w:t>
       </w:r>
     </w:p>
     <w:p>
@@ -37747,9 +38060,16 @@
       <w:r>
         <w:rPr>
           <w:rFonts w:hint="default"/>
-          <w:lang w:val="en-US" w:eastAsia="zh-CN"/>
-        </w:rPr>
-        <w:t>***  Если не мешать человеку выговориться и возмутиться сполна, то он утомится и с ним будет проще дальше вести диалог:</w:t>
+          <w:lang w:val="ru-RU" w:eastAsia="zh-CN"/>
+        </w:rPr>
+        <w:t xml:space="preserve">_______________________________________________________ </w:t>
+      </w:r>
+      <w:r>
+        <w:rPr>
+          <w:rFonts w:hint="default"/>
+          <w:lang w:val="en-US" w:eastAsia="zh-CN"/>
+        </w:rPr>
+        <w:t>Если не мешать человеку выговориться и возмутиться сполна, то он утомится и с ним будет проще дальше вести диалог:</w:t>
       </w:r>
     </w:p>
     <w:p>
@@ -37781,26 +38101,40 @@
       <w:r>
         <w:rPr>
           <w:rFonts w:hint="default"/>
-          <w:lang w:val="en-US" w:eastAsia="zh-CN"/>
-        </w:rPr>
-        <w:t>***  «Нет ничего более уязвимого, нежели женская репутация. Это одновременно одна из самых прекрасных и самых хрупких вещей на свете».</w:t>
-      </w:r>
-    </w:p>
-    <w:p>
-      <w:pPr>
-        <w:pStyle w:val="16"/>
-        <w:bidi w:val="0"/>
-        <w:rPr>
-          <w:rFonts w:hint="default"/>
-          <w:lang w:val="en-US" w:eastAsia="zh-CN"/>
-        </w:rPr>
-      </w:pPr>
-      <w:r>
-        <w:rPr>
-          <w:rFonts w:hint="default"/>
-          <w:lang w:val="en-US" w:eastAsia="zh-CN"/>
-        </w:rPr>
-        <w:t>***  «Вместе с надеждой спасти несчастного ко мне вернулись силы».</w:t>
+          <w:lang w:val="ru-RU" w:eastAsia="zh-CN"/>
+        </w:rPr>
+        <w:t xml:space="preserve">_______________________________________________________ </w:t>
+      </w:r>
+      <w:r>
+        <w:rPr>
+          <w:rFonts w:hint="default"/>
+          <w:lang w:val="en-US" w:eastAsia="zh-CN"/>
+        </w:rPr>
+        <w:t>«Нет ничего более уязвимого, нежели женская репутация. Это одновременно одна из самых прекрасных и самых хрупких вещей на свете».</w:t>
+      </w:r>
+    </w:p>
+    <w:p>
+      <w:pPr>
+        <w:pStyle w:val="16"/>
+        <w:bidi w:val="0"/>
+        <w:rPr>
+          <w:rFonts w:hint="default"/>
+          <w:lang w:val="en-US" w:eastAsia="zh-CN"/>
+        </w:rPr>
+      </w:pPr>
+      <w:r>
+        <w:rPr>
+          <w:rFonts w:hint="default"/>
+          <w:lang w:val="ru-RU" w:eastAsia="zh-CN"/>
+        </w:rPr>
+        <w:t xml:space="preserve">_______________________________________________________ </w:t>
+      </w:r>
+      <w:r>
+        <w:rPr>
+          <w:rFonts w:hint="default"/>
+          <w:lang w:val="en-US" w:eastAsia="zh-CN"/>
+        </w:rPr>
+        <w:t>«Вместе с надеждой спасти несчастного ко мне вернулись силы».</w:t>
       </w:r>
     </w:p>
     <w:p>
@@ -37832,9 +38166,16 @@
       <w:r>
         <w:rPr>
           <w:rFonts w:hint="default"/>
-          <w:lang w:val="en-US" w:eastAsia="zh-CN"/>
-        </w:rPr>
-        <w:t>***  Про гуманизм:</w:t>
+          <w:lang w:val="ru-RU" w:eastAsia="zh-CN"/>
+        </w:rPr>
+        <w:t xml:space="preserve">_______________________________________________________ </w:t>
+      </w:r>
+      <w:r>
+        <w:rPr>
+          <w:rFonts w:hint="default"/>
+          <w:lang w:val="en-US" w:eastAsia="zh-CN"/>
+        </w:rPr>
+        <w:t>Про гуманизм:</w:t>
       </w:r>
     </w:p>
     <w:p>
@@ -37866,9 +38207,16 @@
       <w:r>
         <w:rPr>
           <w:rFonts w:hint="default"/>
-          <w:lang w:val="en-US" w:eastAsia="zh-CN"/>
-        </w:rPr>
-        <w:t>***  Соседника можно охладить равнодушием:</w:t>
+          <w:lang w:val="ru-RU" w:eastAsia="zh-CN"/>
+        </w:rPr>
+        <w:t xml:space="preserve">_______________________________________________________ </w:t>
+      </w:r>
+      <w:r>
+        <w:rPr>
+          <w:rFonts w:hint="default"/>
+          <w:lang w:val="en-US" w:eastAsia="zh-CN"/>
+        </w:rPr>
+        <w:t>Соседника можно охладить равнодушием:</w:t>
       </w:r>
     </w:p>
     <w:p>
@@ -37900,9 +38248,16 @@
       <w:r>
         <w:rPr>
           <w:rFonts w:hint="default"/>
-          <w:lang w:val="en-US" w:eastAsia="zh-CN"/>
-        </w:rPr>
-        <w:t>***  Чужое участие в нашей жизни обязывает и нас стараться ради себя или других. Вероятно, справедливо и обратное - можно ли обязать человека жить, приняв участие в его судьбе?</w:t>
+          <w:lang w:val="ru-RU" w:eastAsia="zh-CN"/>
+        </w:rPr>
+        <w:t xml:space="preserve">_______________________________________________________ </w:t>
+      </w:r>
+      <w:r>
+        <w:rPr>
+          <w:rFonts w:hint="default"/>
+          <w:lang w:val="en-US" w:eastAsia="zh-CN"/>
+        </w:rPr>
+        <w:t>Чужое участие в нашей жизни обязывает и нас стараться ради себя или других. Вероятно, справедливо и обратное - можно ли обязать человека жить, приняв участие в его судьбе?</w:t>
       </w:r>
     </w:p>
     <w:p>
@@ -37934,9 +38289,16 @@
       <w:r>
         <w:rPr>
           <w:rFonts w:hint="default"/>
-          <w:lang w:val="en-US" w:eastAsia="zh-CN"/>
-        </w:rPr>
-        <w:t>***  Полезно подчеркнуть (хорошо бы и примером), как оказанная нам помощь не была напрасной:</w:t>
+          <w:lang w:val="ru-RU" w:eastAsia="zh-CN"/>
+        </w:rPr>
+        <w:t xml:space="preserve">_______________________________________________________ </w:t>
+      </w:r>
+      <w:r>
+        <w:rPr>
+          <w:rFonts w:hint="default"/>
+          <w:lang w:val="en-US" w:eastAsia="zh-CN"/>
+        </w:rPr>
+        <w:t>Полезно подчеркнуть (хорошо бы и примером), как оказанная нам помощь не была напрасной:</w:t>
       </w:r>
     </w:p>
     <w:p>
@@ -37968,9 +38330,16 @@
       <w:r>
         <w:rPr>
           <w:rFonts w:hint="default"/>
-          <w:lang w:val="en-US" w:eastAsia="zh-CN"/>
-        </w:rPr>
-        <w:t>***  Благодарность может быть не только за деньги, но и за моральную составляющую:</w:t>
+          <w:lang w:val="ru-RU" w:eastAsia="zh-CN"/>
+        </w:rPr>
+        <w:t xml:space="preserve">_______________________________________________________ </w:t>
+      </w:r>
+      <w:r>
+        <w:rPr>
+          <w:rFonts w:hint="default"/>
+          <w:lang w:val="en-US" w:eastAsia="zh-CN"/>
+        </w:rPr>
+        <w:t>Благодарность может быть не только за деньги, но и за моральную составляющую:</w:t>
       </w:r>
     </w:p>
     <w:p>
@@ -38002,9 +38371,16 @@
       <w:r>
         <w:rPr>
           <w:rFonts w:hint="default"/>
-          <w:lang w:val="en-US" w:eastAsia="zh-CN"/>
-        </w:rPr>
-        <w:t>***  «Но какими бы ни были сомнения и подозрения лорда Орвилла, он вовсе не позволил им повлиять на его обращение со мной. Он говорил и держался с такой же вежливостью и внимательностью, какими всегда удостаивал меня, когда я была под опекой миссис Мирван».</w:t>
+          <w:lang w:val="ru-RU" w:eastAsia="zh-CN"/>
+        </w:rPr>
+        <w:t xml:space="preserve">_______________________________________________________ </w:t>
+      </w:r>
+      <w:r>
+        <w:rPr>
+          <w:rFonts w:hint="default"/>
+          <w:lang w:val="en-US" w:eastAsia="zh-CN"/>
+        </w:rPr>
+        <w:t>«Но какими бы ни были сомнения и подозрения лорда Орвилла, он вовсе не позволил им повлиять на его обращение со мной. Он говорил и держался с такой же вежливостью и внимательностью, какими всегда удостаивал меня, когда я была под опекой миссис Мирван».</w:t>
       </w:r>
     </w:p>
     <w:p>
@@ -38070,9 +38446,16 @@
       <w:r>
         <w:rPr>
           <w:rFonts w:hint="default"/>
-          <w:lang w:val="en-US" w:eastAsia="zh-CN"/>
-        </w:rPr>
-        <w:t>***  Задаться вопросом, зачем выгораживать других?</w:t>
+          <w:lang w:val="ru-RU" w:eastAsia="zh-CN"/>
+        </w:rPr>
+        <w:t xml:space="preserve">_______________________________________________________ </w:t>
+      </w:r>
+      <w:r>
+        <w:rPr>
+          <w:rFonts w:hint="default"/>
+          <w:lang w:val="en-US" w:eastAsia="zh-CN"/>
+        </w:rPr>
+        <w:t>Задаться вопросом, зачем выгораживать других?</w:t>
       </w:r>
     </w:p>
     <w:p>
@@ -38104,9 +38487,16 @@
       <w:r>
         <w:rPr>
           <w:rFonts w:hint="default"/>
-          <w:lang w:val="en-US" w:eastAsia="zh-CN"/>
-        </w:rPr>
-        <w:t>***  Про опыт через ошибки:</w:t>
+          <w:lang w:val="ru-RU" w:eastAsia="zh-CN"/>
+        </w:rPr>
+        <w:t xml:space="preserve">_______________________________________________________ </w:t>
+      </w:r>
+      <w:r>
+        <w:rPr>
+          <w:rFonts w:hint="default"/>
+          <w:lang w:val="en-US" w:eastAsia="zh-CN"/>
+        </w:rPr>
+        <w:t>Про опыт через ошибки:</w:t>
       </w:r>
     </w:p>
     <w:p>
@@ -38138,26 +38528,40 @@
       <w:r>
         <w:rPr>
           <w:rFonts w:hint="default"/>
-          <w:lang w:val="en-US" w:eastAsia="zh-CN"/>
-        </w:rPr>
-        <w:t>***  «Скрытность – это враг спокойствия. Какие бы ошибки я ни совершила в будущем, я никогда больше не стану их утаивать. Торжественно обещаю, впредь вы и мистер Вилларс будете пользоваться моим безграничным доверием».</w:t>
-      </w:r>
-    </w:p>
-    <w:p>
-      <w:pPr>
-        <w:pStyle w:val="16"/>
-        <w:bidi w:val="0"/>
-        <w:rPr>
-          <w:rFonts w:hint="default"/>
-          <w:lang w:val="en-US" w:eastAsia="zh-CN"/>
-        </w:rPr>
-      </w:pPr>
-      <w:r>
-        <w:rPr>
-          <w:rFonts w:hint="default"/>
-          <w:lang w:val="en-US" w:eastAsia="zh-CN"/>
-        </w:rPr>
-        <w:t>***  Про то, как ум вытесняет женственность:</w:t>
+          <w:lang w:val="ru-RU" w:eastAsia="zh-CN"/>
+        </w:rPr>
+        <w:t xml:space="preserve">_______________________________________________________ </w:t>
+      </w:r>
+      <w:r>
+        <w:rPr>
+          <w:rFonts w:hint="default"/>
+          <w:lang w:val="en-US" w:eastAsia="zh-CN"/>
+        </w:rPr>
+        <w:t>«Скрытность – это враг спокойствия. Какие бы ошибки я ни совершила в будущем, я никогда больше не стану их утаивать. Торжественно обещаю, впредь вы и мистер Вилларс будете пользоваться моим безграничным доверием».</w:t>
+      </w:r>
+    </w:p>
+    <w:p>
+      <w:pPr>
+        <w:pStyle w:val="16"/>
+        <w:bidi w:val="0"/>
+        <w:rPr>
+          <w:rFonts w:hint="default"/>
+          <w:lang w:val="en-US" w:eastAsia="zh-CN"/>
+        </w:rPr>
+      </w:pPr>
+      <w:r>
+        <w:rPr>
+          <w:rFonts w:hint="default"/>
+          <w:lang w:val="ru-RU" w:eastAsia="zh-CN"/>
+        </w:rPr>
+        <w:t xml:space="preserve">_______________________________________________________ </w:t>
+      </w:r>
+      <w:r>
+        <w:rPr>
+          <w:rFonts w:hint="default"/>
+          <w:lang w:val="en-US" w:eastAsia="zh-CN"/>
+        </w:rPr>
+        <w:t>Про то, как ум вытесняет женственность:</w:t>
       </w:r>
     </w:p>
     <w:p>
@@ -38189,9 +38593,16 @@
       <w:r>
         <w:rPr>
           <w:rFonts w:hint="default"/>
-          <w:lang w:val="en-US" w:eastAsia="zh-CN"/>
-        </w:rPr>
-        <w:t>***  Склонность к иронии отталкивает мужчин (а может быть и всех):</w:t>
+          <w:lang w:val="ru-RU" w:eastAsia="zh-CN"/>
+        </w:rPr>
+        <w:t xml:space="preserve">_______________________________________________________ </w:t>
+      </w:r>
+      <w:r>
+        <w:rPr>
+          <w:rFonts w:hint="default"/>
+          <w:lang w:val="en-US" w:eastAsia="zh-CN"/>
+        </w:rPr>
+        <w:t>Склонность к иронии отталкивает мужчин (а может быть и всех):</w:t>
       </w:r>
     </w:p>
     <w:p>
@@ -38223,26 +38634,40 @@
       <w:r>
         <w:rPr>
           <w:rFonts w:hint="default"/>
-          <w:lang w:val="en-US" w:eastAsia="zh-CN"/>
-        </w:rPr>
-        <w:t>***  «Давайте мы сменим тему. А к этому предмету вернемся в другой раз».</w:t>
-      </w:r>
-    </w:p>
-    <w:p>
-      <w:pPr>
-        <w:pStyle w:val="16"/>
-        <w:bidi w:val="0"/>
-        <w:rPr>
-          <w:rFonts w:hint="default"/>
-          <w:lang w:val="en-US" w:eastAsia="zh-CN"/>
-        </w:rPr>
-      </w:pPr>
-      <w:r>
-        <w:rPr>
-          <w:rFonts w:hint="default"/>
-          <w:lang w:val="en-US" w:eastAsia="zh-CN"/>
-        </w:rPr>
-        <w:t>***  Как подбодрить стеснительного искренней вежливостью и заинтересованностью:</w:t>
+          <w:lang w:val="ru-RU" w:eastAsia="zh-CN"/>
+        </w:rPr>
+        <w:t xml:space="preserve">_______________________________________________________ </w:t>
+      </w:r>
+      <w:r>
+        <w:rPr>
+          <w:rFonts w:hint="default"/>
+          <w:lang w:val="en-US" w:eastAsia="zh-CN"/>
+        </w:rPr>
+        <w:t>«Давайте мы сменим тему. А к этому предмету вернемся в другой раз».</w:t>
+      </w:r>
+    </w:p>
+    <w:p>
+      <w:pPr>
+        <w:pStyle w:val="16"/>
+        <w:bidi w:val="0"/>
+        <w:rPr>
+          <w:rFonts w:hint="default"/>
+          <w:lang w:val="en-US" w:eastAsia="zh-CN"/>
+        </w:rPr>
+      </w:pPr>
+      <w:r>
+        <w:rPr>
+          <w:rFonts w:hint="default"/>
+          <w:lang w:val="ru-RU" w:eastAsia="zh-CN"/>
+        </w:rPr>
+        <w:t xml:space="preserve">_______________________________________________________ </w:t>
+      </w:r>
+      <w:r>
+        <w:rPr>
+          <w:rFonts w:hint="default"/>
+          <w:lang w:val="en-US" w:eastAsia="zh-CN"/>
+        </w:rPr>
+        <w:t>Как подбодрить стеснительного искренней вежливостью и заинтересованностью:</w:t>
       </w:r>
     </w:p>
     <w:p>
@@ -38291,9 +38716,16 @@
       <w:r>
         <w:rPr>
           <w:rFonts w:hint="default"/>
-          <w:lang w:val="en-US" w:eastAsia="zh-CN"/>
-        </w:rPr>
-        <w:t>***  Как Эвелина хвалит опекуна, намекая на него в третьем лице:</w:t>
+          <w:lang w:val="ru-RU" w:eastAsia="zh-CN"/>
+        </w:rPr>
+        <w:t xml:space="preserve">_______________________________________________________ </w:t>
+      </w:r>
+      <w:r>
+        <w:rPr>
+          <w:rFonts w:hint="default"/>
+          <w:lang w:val="en-US" w:eastAsia="zh-CN"/>
+        </w:rPr>
+        <w:t>Как Эвелина хвалит опекуна, намекая на него в третьем лице:</w:t>
       </w:r>
     </w:p>
     <w:p>
@@ -38325,9 +38757,16 @@
       <w:r>
         <w:rPr>
           <w:rFonts w:hint="default"/>
-          <w:lang w:val="en-US" w:eastAsia="zh-CN"/>
-        </w:rPr>
-        <w:t>***  Тот, кто нас воспитал, имеет право ожидать результат своих усилий:</w:t>
+          <w:lang w:val="ru-RU" w:eastAsia="zh-CN"/>
+        </w:rPr>
+        <w:t xml:space="preserve">_______________________________________________________ </w:t>
+      </w:r>
+      <w:r>
+        <w:rPr>
+          <w:rFonts w:hint="default"/>
+          <w:lang w:val="en-US" w:eastAsia="zh-CN"/>
+        </w:rPr>
+        <w:t>Тот, кто нас воспитал, имеет право ожидать результат своих усилий:</w:t>
       </w:r>
     </w:p>
     <w:p>
@@ -38359,9 +38798,16 @@
       <w:r>
         <w:rPr>
           <w:rFonts w:hint="default"/>
-          <w:lang w:val="en-US" w:eastAsia="zh-CN"/>
-        </w:rPr>
-        <w:t>***  Услужливость не должна быть назойливой:</w:t>
+          <w:lang w:val="ru-RU" w:eastAsia="zh-CN"/>
+        </w:rPr>
+        <w:t xml:space="preserve">_______________________________________________________ </w:t>
+      </w:r>
+      <w:r>
+        <w:rPr>
+          <w:rFonts w:hint="default"/>
+          <w:lang w:val="en-US" w:eastAsia="zh-CN"/>
+        </w:rPr>
+        <w:t>Услужливость не должна быть назойливой:</w:t>
       </w:r>
     </w:p>
     <w:p>
@@ -38393,9 +38839,16 @@
       <w:r>
         <w:rPr>
           <w:rFonts w:hint="default"/>
-          <w:lang w:val="en-US" w:eastAsia="zh-CN"/>
-        </w:rPr>
-        <w:t>***  Можно сочувствовать, не понимая или осуждая:</w:t>
+          <w:lang w:val="ru-RU" w:eastAsia="zh-CN"/>
+        </w:rPr>
+        <w:t xml:space="preserve">_______________________________________________________ </w:t>
+      </w:r>
+      <w:r>
+        <w:rPr>
+          <w:rFonts w:hint="default"/>
+          <w:lang w:val="en-US" w:eastAsia="zh-CN"/>
+        </w:rPr>
+        <w:t>Можно сочувствовать, не понимая или осуждая:</w:t>
       </w:r>
     </w:p>
     <w:p>
@@ -38427,9 +38880,16 @@
       <w:r>
         <w:rPr>
           <w:rFonts w:hint="default"/>
-          <w:lang w:val="en-US" w:eastAsia="zh-CN"/>
-        </w:rPr>
-        <w:t>***  Эвелина называет себя собственностью опекуна, что ему должно быть приятно и сближает. Надо использовать такой прием в быту ("твоя жена", "твоя дочь", но в позитивном контексте, а не в упреках):</w:t>
+          <w:lang w:val="ru-RU" w:eastAsia="zh-CN"/>
+        </w:rPr>
+        <w:t xml:space="preserve">_______________________________________________________ </w:t>
+      </w:r>
+      <w:r>
+        <w:rPr>
+          <w:rFonts w:hint="default"/>
+          <w:lang w:val="en-US" w:eastAsia="zh-CN"/>
+        </w:rPr>
+        <w:t>Эвелина называет себя собственностью опекуна, что ему должно быть приятно и сближает. Надо использовать такой прием в быту ("твоя жена", "твоя дочь", но в позитивном контексте, а не в упреках):</w:t>
       </w:r>
     </w:p>
     <w:p>
@@ -38461,9 +38921,16 @@
       <w:r>
         <w:rPr>
           <w:rFonts w:hint="default"/>
-          <w:lang w:val="en-US" w:eastAsia="zh-CN"/>
-        </w:rPr>
-        <w:t>***  Женщина не должна высмеивать других и много говорить, потому что даже мудрые замечания утомят собеседников. Вольность в речах неуместна:</w:t>
+          <w:lang w:val="ru-RU" w:eastAsia="zh-CN"/>
+        </w:rPr>
+        <w:t xml:space="preserve">_______________________________________________________ </w:t>
+      </w:r>
+      <w:r>
+        <w:rPr>
+          <w:rFonts w:hint="default"/>
+          <w:lang w:val="en-US" w:eastAsia="zh-CN"/>
+        </w:rPr>
+        <w:t>Женщина не должна высмеивать других и много говорить, потому что даже мудрые замечания утомят собеседников. Вольность в речах неуместна:</w:t>
       </w:r>
     </w:p>
     <w:p>
@@ -38495,9 +38962,16 @@
       <w:r>
         <w:rPr>
           <w:rFonts w:hint="default"/>
-          <w:lang w:val="en-US" w:eastAsia="zh-CN"/>
-        </w:rPr>
-        <w:t>***  Юмористический способ описать монстра с перечислением недостатков нескольких людей:</w:t>
+          <w:lang w:val="ru-RU" w:eastAsia="zh-CN"/>
+        </w:rPr>
+        <w:t xml:space="preserve">_______________________________________________________ </w:t>
+      </w:r>
+      <w:r>
+        <w:rPr>
+          <w:rFonts w:hint="default"/>
+          <w:lang w:val="en-US" w:eastAsia="zh-CN"/>
+        </w:rPr>
+        <w:t>Юмористический способ описать монстра с перечислением недостатков нескольких людей:</w:t>
       </w:r>
     </w:p>
     <w:p>
@@ -38529,9 +39003,16 @@
       <w:r>
         <w:rPr>
           <w:rFonts w:hint="default"/>
-          <w:lang w:val="en-US" w:eastAsia="zh-CN"/>
-        </w:rPr>
-        <w:t>***  Чтобы уважить горе человека и проявить деликатность, нужно дать спокойно людям поплакать. Это не будет считаться пренебрежением:</w:t>
+          <w:lang w:val="ru-RU" w:eastAsia="zh-CN"/>
+        </w:rPr>
+        <w:t xml:space="preserve">_______________________________________________________ </w:t>
+      </w:r>
+      <w:r>
+        <w:rPr>
+          <w:rFonts w:hint="default"/>
+          <w:lang w:val="en-US" w:eastAsia="zh-CN"/>
+        </w:rPr>
+        <w:t>Чтобы уважить горе человека и проявить деликатность, нужно дать спокойно людям поплакать. Это не будет считаться пренебрежением:</w:t>
       </w:r>
     </w:p>
     <w:p>
@@ -38563,9 +39044,16 @@
       <w:r>
         <w:rPr>
           <w:rFonts w:hint="default"/>
-          <w:lang w:val="en-US" w:eastAsia="zh-CN"/>
-        </w:rPr>
-        <w:t>***  В книге Эвелина часто вскользь с сарказмом жалуется на потерянное время, которое люди тратили на несуразность вроде пустых разговоров и долгих переодеваний:</w:t>
+          <w:lang w:val="ru-RU" w:eastAsia="zh-CN"/>
+        </w:rPr>
+        <w:t xml:space="preserve">_______________________________________________________ </w:t>
+      </w:r>
+      <w:r>
+        <w:rPr>
+          <w:rFonts w:hint="default"/>
+          <w:lang w:val="en-US" w:eastAsia="zh-CN"/>
+        </w:rPr>
+        <w:t>В книге Эвелина часто вскользь с сарказмом жалуется на потерянное время, которое люди тратили на несуразность вроде пустых разговоров и долгих переодеваний:</w:t>
       </w:r>
     </w:p>
     <w:p>
@@ -38597,26 +39085,40 @@
       <w:r>
         <w:rPr>
           <w:rFonts w:hint="default"/>
-          <w:lang w:val="en-US" w:eastAsia="zh-CN"/>
-        </w:rPr>
-        <w:t>***  «Надеюсь, — намекнула леди Луиза, — вы никогда не оставите карты ради кого-то из присутствующих (так невеста с сарказом упрекает жениха, что даже ради нее не бросает азартную игру)».</w:t>
-      </w:r>
-    </w:p>
-    <w:p>
-      <w:pPr>
-        <w:pStyle w:val="16"/>
-        <w:bidi w:val="0"/>
-        <w:rPr>
-          <w:rFonts w:hint="default"/>
-          <w:lang w:val="en-US" w:eastAsia="zh-CN"/>
-        </w:rPr>
-      </w:pPr>
-      <w:r>
-        <w:rPr>
-          <w:rFonts w:hint="default"/>
-          <w:lang w:val="en-US" w:eastAsia="zh-CN"/>
-        </w:rPr>
-        <w:t>***  Не следует лезть с советами, нужно уважать чужое мнение и решение:</w:t>
+          <w:lang w:val="ru-RU" w:eastAsia="zh-CN"/>
+        </w:rPr>
+        <w:t xml:space="preserve">_______________________________________________________ </w:t>
+      </w:r>
+      <w:r>
+        <w:rPr>
+          <w:rFonts w:hint="default"/>
+          <w:lang w:val="en-US" w:eastAsia="zh-CN"/>
+        </w:rPr>
+        <w:t>«Надеюсь, — намекнула леди Луиза, — вы никогда не оставите карты ради кого-то из присутствующих (так невеста с сарказом упрекает жениха, что даже ради нее не бросает азартную игру)».</w:t>
+      </w:r>
+    </w:p>
+    <w:p>
+      <w:pPr>
+        <w:pStyle w:val="16"/>
+        <w:bidi w:val="0"/>
+        <w:rPr>
+          <w:rFonts w:hint="default"/>
+          <w:lang w:val="en-US" w:eastAsia="zh-CN"/>
+        </w:rPr>
+      </w:pPr>
+      <w:r>
+        <w:rPr>
+          <w:rFonts w:hint="default"/>
+          <w:lang w:val="ru-RU" w:eastAsia="zh-CN"/>
+        </w:rPr>
+        <w:t xml:space="preserve">_______________________________________________________ </w:t>
+      </w:r>
+      <w:r>
+        <w:rPr>
+          <w:rFonts w:hint="default"/>
+          <w:lang w:val="en-US" w:eastAsia="zh-CN"/>
+        </w:rPr>
+        <w:t>Не следует лезть с советами, нужно уважать чужое мнение и решение:</w:t>
       </w:r>
     </w:p>
     <w:p>
@@ -38725,7 +39227,7 @@
           <w:lang w:val="en-US" w:eastAsia="zh-CN"/>
         </w:rPr>
       </w:pPr>
-      <w:bookmarkStart w:id="14" w:name="_Toc16483"/>
+      <w:bookmarkStart w:id="14" w:name="_Toc11430"/>
       <w:r>
         <w:rPr>
           <w:rFonts w:hint="default"/>
@@ -39363,7 +39865,7 @@
           <w:rFonts w:hint="default"/>
           <w:lang w:val="ru-RU" w:eastAsia="zh-CN"/>
         </w:rPr>
-        <w:t>***  Такого рода поклонник не слишком мне по душе. Куда больше мне импонирует нежный и свободный от предрассудков Мэнверинг: он настолько убежден в моих достоинствах, что считает меня правой во всем и с долей презрения относится к причудам вечно вопрошающего, сомневающегося сеодца, постоянно проверяющего целесообразность своих чувств.</w:t>
+        <w:t>_______________________________________________________ Такого рода поклонник не слишком мне по душе. Куда больше мне импонирует нежный и свободный от предрассудков Мэнверинг: он настолько убежден в моих достоинствах, что считает меня правой во всем и с долей презрения относится к причудам вечно вопрошающего, сомневающегося сеодца, постоянно проверяющего целесообразность своих чувств.</w:t>
       </w:r>
     </w:p>
     <w:p>
@@ -39397,24 +39899,24 @@
           <w:rFonts w:hint="default"/>
           <w:lang w:val="ru-RU" w:eastAsia="zh-CN"/>
         </w:rPr>
-        <w:t>***  «Глупа та женщина, что оскорблена и, однако же, поддается на комплименты».</w:t>
-      </w:r>
-    </w:p>
-    <w:p>
-      <w:pPr>
-        <w:pStyle w:val="16"/>
-        <w:bidi w:val="0"/>
-        <w:rPr>
-          <w:rFonts w:hint="default"/>
-          <w:lang w:val="ru-RU" w:eastAsia="zh-CN"/>
-        </w:rPr>
-      </w:pPr>
-      <w:r>
-        <w:rPr>
-          <w:rFonts w:hint="default"/>
-          <w:lang w:val="ru-RU" w:eastAsia="zh-CN"/>
-        </w:rPr>
-        <w:t>***  Этот несносный Реджинальд здесь. Мое письмо, которое писалось затем, чтобы удержать его в Черчилле, лишь ускорило его приезд в Лондон. Как бы мне ни хотелось, чтобы его здесь не было, столь красноречивое свидетельство его сердечной привязанности не может не радовать. Он предан мне — душой и телом.</w:t>
+        <w:t>_______________________________________________________ «Глупа та женщина, что оскорблена и, однако же, поддается на комплименты».</w:t>
+      </w:r>
+    </w:p>
+    <w:p>
+      <w:pPr>
+        <w:pStyle w:val="16"/>
+        <w:bidi w:val="0"/>
+        <w:rPr>
+          <w:rFonts w:hint="default"/>
+          <w:lang w:val="ru-RU" w:eastAsia="zh-CN"/>
+        </w:rPr>
+      </w:pPr>
+      <w:r>
+        <w:rPr>
+          <w:rFonts w:hint="default"/>
+          <w:lang w:val="ru-RU" w:eastAsia="zh-CN"/>
+        </w:rPr>
+        <w:t>_______________________________________________________ Этот несносный Реджинальд здесь. Мое письмо, которое писалось затем, чтобы удержать его в Черчилле, лишь ускорило его приезд в Лондон. Как бы мне ни хотелось, чтобы его здесь не было, столь красноречивое свидетельство его сердечной привязанности не может не радовать. Он предан мне — душой и телом.</w:t>
       </w:r>
     </w:p>
     <w:p>
@@ -39472,7 +39974,7 @@
           <w:lang w:val="ru-RU" w:eastAsia="zh-CN"/>
         </w:rPr>
       </w:pPr>
-      <w:bookmarkStart w:id="15" w:name="_Toc28206"/>
+      <w:bookmarkStart w:id="15" w:name="_Toc11671"/>
       <w:r>
         <w:rPr>
           <w:rFonts w:hint="default"/>
@@ -39742,7 +40244,7 @@
           <w:lang w:val="ru-RU" w:eastAsia="zh-CN"/>
         </w:rPr>
       </w:pPr>
-      <w:bookmarkStart w:id="16" w:name="_Toc27770"/>
+      <w:bookmarkStart w:id="16" w:name="_Toc32437"/>
       <w:r>
         <w:rPr>
           <w:rFonts w:hint="default"/>
@@ -40870,7 +41372,7 @@
           <w:rFonts w:hint="default"/>
           <w:lang w:val="ru-RU" w:eastAsia="zh-CN"/>
         </w:rPr>
-        <w:t xml:space="preserve">***  Будь я натурой жизнерадостной, беспечным, своевольным, красивым и пылким ребенком, пусть даже одиноким и зависимым, миссис Рид отнеслась бы к моему присутствию в своей семье гораздо снисходительнее. Ее дети испытывали бы ко мне более товарищеские и дружелюбные чувства. </w:t>
+        <w:t xml:space="preserve">_______________________________________________________ Будь я натурой жизнерадостной, беспечным, своевольным, красивым и пылким ребенком, пусть даже одиноким и зависимым, миссис Рид отнеслась бы к моему присутствию в своей семье гораздо снисходительнее. Ее дети испытывали бы ко мне более товарищеские и дружелюбные чувства. </w:t>
       </w:r>
     </w:p>
     <w:p>
@@ -40904,7 +41406,7 @@
           <w:rFonts w:hint="default"/>
           <w:lang w:val="ru-RU" w:eastAsia="zh-CN"/>
         </w:rPr>
-        <w:t xml:space="preserve">***  Если вы будете их бояться, они не станут любить вас. </w:t>
+        <w:t xml:space="preserve">_______________________________________________________ Если вы будете их бояться, они не станут любить вас. </w:t>
       </w:r>
     </w:p>
     <w:p>
@@ -40938,7 +41440,7 @@
           <w:rFonts w:hint="default"/>
           <w:lang w:val="ru-RU" w:eastAsia="zh-CN"/>
         </w:rPr>
-        <w:t xml:space="preserve">***  Мисс Темпль всегда скажет что-нибудь новое, что гораздо интереснее моих собственных мыслей. Ее приятно слушать, а часто она рассказывает о том, что мне давно хотелось бы знать. </w:t>
+        <w:t xml:space="preserve">_______________________________________________________ Мисс Темпль всегда скажет что-нибудь новое, что гораздо интереснее моих собственных мыслей. Ее приятно слушать, а часто она рассказывает о том, что мне давно хотелось бы знать. </w:t>
       </w:r>
     </w:p>
     <w:p>
@@ -40972,7 +41474,7 @@
           <w:rFonts w:hint="default"/>
           <w:lang w:val="ru-RU" w:eastAsia="zh-CN"/>
         </w:rPr>
-        <w:t xml:space="preserve">***  Когда нас бьют без причины, мы должны отвечать ударом на удар. И притом с такой силой, чтобы навсегда отучить людей бить нас. </w:t>
+        <w:t xml:space="preserve">_______________________________________________________ Когда нас бьют без причины, мы должны отвечать ударом на удар. И притом с такой силой, чтобы навсегда отучить людей бить нас. </w:t>
       </w:r>
     </w:p>
     <w:p>
@@ -41006,7 +41508,7 @@
           <w:rFonts w:hint="default"/>
           <w:lang w:val="ru-RU" w:eastAsia="zh-CN"/>
         </w:rPr>
-        <w:t xml:space="preserve">***  Разве ты не чувствовала бы себя счастливее, если бы постаралась забыть и ее суровость, и то негодование, которое она в тебе вызвала? </w:t>
+        <w:t xml:space="preserve">_______________________________________________________ Разве ты не чувствовала бы себя счастливее, если бы постаралась забыть и ее суровость, и то негодование, которое она в тебе вызвала? </w:t>
       </w:r>
     </w:p>
     <w:p>
@@ -41040,24 +41542,24 @@
           <w:rFonts w:hint="default"/>
           <w:lang w:val="ru-RU" w:eastAsia="zh-CN"/>
         </w:rPr>
-        <w:t>***  В саду мы должны были проводить ежедневно час, чтобы дышать свежим воздухом. (Прогулки полезны не только как ходьба, но и для того, чтобы дышать свежим воздухом).</w:t>
-      </w:r>
-    </w:p>
-    <w:p>
-      <w:pPr>
-        <w:pStyle w:val="16"/>
-        <w:bidi w:val="0"/>
-        <w:rPr>
-          <w:rFonts w:hint="default"/>
-          <w:lang w:val="ru-RU" w:eastAsia="zh-CN"/>
-        </w:rPr>
-      </w:pPr>
-      <w:r>
-        <w:rPr>
-          <w:rFonts w:hint="default"/>
-          <w:lang w:val="ru-RU" w:eastAsia="zh-CN"/>
-        </w:rPr>
-        <w:t xml:space="preserve">***  Ведь и на солнце есть пятна, но глаза людей, подобных мисс Скетчерт, способны видеть только мелкие изъяны и слепы к яркому блеску небесных светил. </w:t>
+        <w:t>_______________________________________________________ В саду мы должны были проводить ежедневно час, чтобы дышать свежим воздухом. (Прогулки полезны не только как ходьба, но и для того, чтобы дышать свежим воздухом).</w:t>
+      </w:r>
+    </w:p>
+    <w:p>
+      <w:pPr>
+        <w:pStyle w:val="16"/>
+        <w:bidi w:val="0"/>
+        <w:rPr>
+          <w:rFonts w:hint="default"/>
+          <w:lang w:val="ru-RU" w:eastAsia="zh-CN"/>
+        </w:rPr>
+      </w:pPr>
+      <w:r>
+        <w:rPr>
+          <w:rFonts w:hint="default"/>
+          <w:lang w:val="ru-RU" w:eastAsia="zh-CN"/>
+        </w:rPr>
+        <w:t xml:space="preserve">_______________________________________________________ Ведь и на солнце есть пятна, но глаза людей, подобных мисс Скетчерт, способны видеть только мелкие изъяны и слепы к яркому блеску небесных светил. </w:t>
       </w:r>
     </w:p>
     <w:p>
@@ -41091,7 +41593,7 @@
           <w:rFonts w:hint="default"/>
           <w:lang w:val="ru-RU" w:eastAsia="zh-CN"/>
         </w:rPr>
-        <w:t xml:space="preserve">***  Будучи более сдержанным и простым, рассказ мой произвел более сильное впечатление. Я чувствовала, что мисс Темпль верит мне до конца. </w:t>
+        <w:t xml:space="preserve">_______________________________________________________ Будучи более сдержанным и простым, рассказ мой произвел более сильное впечатление. Я чувствовала, что мисс Темпль верит мне до конца. </w:t>
       </w:r>
     </w:p>
     <w:p>
@@ -41125,41 +41627,41 @@
           <w:rFonts w:hint="default"/>
           <w:lang w:val="ru-RU" w:eastAsia="zh-CN"/>
         </w:rPr>
-        <w:t>***  Во всем облике мисс Темпль лежала спечаток внутреннего покоя. Ее черты выражали возвышенное благородство, она говорила неторопливо и с достоинством, исключавшим всякую несдержанность, порывистость, горячность. В ней было что-то, внушавшее тем, кто смотрел на нее и слушал ее, чистую радость и чувство благоговейного почитания. (Спокойствие и неторопливый тон внушают уважение).</w:t>
-      </w:r>
-    </w:p>
-    <w:p>
-      <w:pPr>
-        <w:pStyle w:val="16"/>
-        <w:bidi w:val="0"/>
-        <w:rPr>
-          <w:rFonts w:hint="default"/>
-          <w:lang w:val="ru-RU" w:eastAsia="zh-CN"/>
-        </w:rPr>
-      </w:pPr>
-      <w:r>
-        <w:rPr>
-          <w:rFonts w:hint="default"/>
-          <w:lang w:val="ru-RU" w:eastAsia="zh-CN"/>
-        </w:rPr>
-        <w:t>***  Надо уметь сочетать бережливость с благожелательностью и душевную твердость с состраданием.</w:t>
-      </w:r>
-    </w:p>
-    <w:p>
-      <w:pPr>
-        <w:pStyle w:val="16"/>
-        <w:bidi w:val="0"/>
-        <w:rPr>
-          <w:rFonts w:hint="default"/>
-          <w:lang w:val="ru-RU" w:eastAsia="zh-CN"/>
-        </w:rPr>
-      </w:pPr>
-      <w:r>
-        <w:rPr>
-          <w:rFonts w:hint="default"/>
-          <w:lang w:val="ru-RU" w:eastAsia="zh-CN"/>
-        </w:rPr>
-        <w:t xml:space="preserve">***  Я не пренебрегала ни одной из предоставленных мне возможностей. </w:t>
+        <w:t>_______________________________________________________ Во всем облике мисс Темпль лежала спечаток внутреннего покоя. Ее черты выражали возвышенное благородство, она говорила неторопливо и с достоинством, исключавшим всякую несдержанность, порывистость, горячность. В ней было что-то, внушавшее тем, кто смотрел на нее и слушал ее, чистую радость и чувство благоговейного почитания. (Спокойствие и неторопливый тон внушают уважение).</w:t>
+      </w:r>
+    </w:p>
+    <w:p>
+      <w:pPr>
+        <w:pStyle w:val="16"/>
+        <w:bidi w:val="0"/>
+        <w:rPr>
+          <w:rFonts w:hint="default"/>
+          <w:lang w:val="ru-RU" w:eastAsia="zh-CN"/>
+        </w:rPr>
+      </w:pPr>
+      <w:r>
+        <w:rPr>
+          <w:rFonts w:hint="default"/>
+          <w:lang w:val="ru-RU" w:eastAsia="zh-CN"/>
+        </w:rPr>
+        <w:t>_______________________________________________________ Надо уметь сочетать бережливость с благожелательностью и душевную твердость с состраданием.</w:t>
+      </w:r>
+    </w:p>
+    <w:p>
+      <w:pPr>
+        <w:pStyle w:val="16"/>
+        <w:bidi w:val="0"/>
+        <w:rPr>
+          <w:rFonts w:hint="default"/>
+          <w:lang w:val="ru-RU" w:eastAsia="zh-CN"/>
+        </w:rPr>
+      </w:pPr>
+      <w:r>
+        <w:rPr>
+          <w:rFonts w:hint="default"/>
+          <w:lang w:val="ru-RU" w:eastAsia="zh-CN"/>
+        </w:rPr>
+        <w:t xml:space="preserve">_______________________________________________________ Я не пренебрегала ни одной из предоставленных мне возможностей. </w:t>
       </w:r>
     </w:p>
     <w:p>
@@ -41193,7 +41695,7 @@
           <w:rFonts w:hint="default"/>
           <w:lang w:val="ru-RU" w:eastAsia="zh-CN"/>
         </w:rPr>
-        <w:t xml:space="preserve">***  В этот вечер я ощутила усталость от восьмилетней рутины. Я хотела свободы, я жаждала ее. </w:t>
+        <w:t xml:space="preserve">_______________________________________________________ В этот вечер я ощутила усталость от восьмилетней рутины. Я хотела свободы, я жаждала ее. </w:t>
       </w:r>
     </w:p>
     <w:p>
@@ -41227,7 +41729,7 @@
           <w:rFonts w:hint="default"/>
           <w:lang w:val="ru-RU" w:eastAsia="zh-CN"/>
         </w:rPr>
-        <w:t xml:space="preserve">***  Новое место работы — это выход, — рассуждала я. — Именно потому, что это звучит не слишком заманчиво. Не то что сладостные слова «свобода», «восторг», «радость». Для меня они только звук пустой. Они настолько далеки и нереальны, что прислушиваться к ним значит попусту терять время. А вот работа — это нечто реальное. Трудиться может всякий. </w:t>
+        <w:t xml:space="preserve">_______________________________________________________ Новое место работы — это выход, — рассуждала я. — Именно потому, что это звучит не слишком заманчиво. Не то что сладостные слова «свобода», «восторг», «радость». Для меня они только звук пустой. Они настолько далеки и нереальны, что прислушиваться к ним значит попусту терять время. А вот работа — это нечто реальное. Трудиться может всякий. </w:t>
       </w:r>
     </w:p>
     <w:p>
@@ -41261,24 +41763,24 @@
           <w:rFonts w:hint="default"/>
           <w:lang w:val="ru-RU" w:eastAsia="zh-CN"/>
         </w:rPr>
-        <w:t>***  Я вспомнила, что невежливо задавать слишком много вопросов. Кроме того, я знала, что постепенно всё выяснится само собой.</w:t>
-      </w:r>
-    </w:p>
-    <w:p>
-      <w:pPr>
-        <w:pStyle w:val="16"/>
-        <w:bidi w:val="0"/>
-        <w:rPr>
-          <w:rFonts w:hint="default"/>
-          <w:lang w:val="ru-RU" w:eastAsia="zh-CN"/>
-        </w:rPr>
-      </w:pPr>
-      <w:r>
-        <w:rPr>
-          <w:rFonts w:hint="default"/>
-          <w:lang w:val="ru-RU" w:eastAsia="zh-CN"/>
-        </w:rPr>
-        <w:t xml:space="preserve">***  Я перестала ценить безмятежность и спокойствие, тихое существование. Как полезно было бы мне тогда очутиться среди бурь, среди бури треволнений необеспеченной жизни, чтобы тоска по тишине и миру, которые меня сейчас так угнетали, пришли ко мне как результат сурового и горького опыта. Да, это было мне также необходимо, как долгая прогулка человеку, засидевшемуся в слишком удобном кресле. </w:t>
+        <w:t>_______________________________________________________ Я вспомнила, что невежливо задавать слишком много вопросов. Кроме того, я знала, что постепенно всё выяснится само собой.</w:t>
+      </w:r>
+    </w:p>
+    <w:p>
+      <w:pPr>
+        <w:pStyle w:val="16"/>
+        <w:bidi w:val="0"/>
+        <w:rPr>
+          <w:rFonts w:hint="default"/>
+          <w:lang w:val="ru-RU" w:eastAsia="zh-CN"/>
+        </w:rPr>
+      </w:pPr>
+      <w:r>
+        <w:rPr>
+          <w:rFonts w:hint="default"/>
+          <w:lang w:val="ru-RU" w:eastAsia="zh-CN"/>
+        </w:rPr>
+        <w:t xml:space="preserve">_______________________________________________________ Я перестала ценить безмятежность и спокойствие, тихое существование. Как полезно было бы мне тогда очутиться среди бурь, среди бури треволнений необеспеченной жизни, чтобы тоска по тишине и миру, которые меня сейчас так угнетали, пришли ко мне как результат сурового и горького опыта. Да, это было мне также необходимо, как долгая прогулка человеку, засидевшемуся в слишком удобном кресле. </w:t>
       </w:r>
     </w:p>
     <w:p>
@@ -41312,7 +41814,7 @@
           <w:rFonts w:hint="default"/>
           <w:lang w:val="ru-RU" w:eastAsia="zh-CN"/>
         </w:rPr>
-        <w:t xml:space="preserve">***  Я села, и моё смущение исчезло. Безукоризненно вежливый приём вызвал бы, вероятно, во мне чувство неловкости. Я бы не сумела ответить на него с подобающей изысканной любезностью. Но эта своенравная резкость снимала с меня всякие обязательства. Спокойствие же и самообладание, наоборот, давали мне преимущество над ним. </w:t>
+        <w:t xml:space="preserve">_______________________________________________________ Я села, и моё смущение исчезло. Безукоризненно вежливый приём вызвал бы, вероятно, во мне чувство неловкости. Я бы не сумела ответить на него с подобающей изысканной любезностью. Но эта своенравная резкость снимала с меня всякие обязательства. Спокойствие же и самообладание, наоборот, давали мне преимущество над ним. </w:t>
       </w:r>
     </w:p>
     <w:p>
@@ -41346,24 +41848,24 @@
           <w:rFonts w:hint="default"/>
           <w:lang w:val="ru-RU" w:eastAsia="zh-CN"/>
         </w:rPr>
-        <w:t>***  Это не ответ. Или, вернее, ответ, способный вызвать раздражение, так как он слишком уклончив. Выскажитесь яснее.</w:t>
-      </w:r>
-    </w:p>
-    <w:p>
-      <w:pPr>
-        <w:pStyle w:val="16"/>
-        <w:bidi w:val="0"/>
-        <w:rPr>
-          <w:rFonts w:hint="default"/>
-          <w:lang w:val="ru-RU" w:eastAsia="zh-CN"/>
-        </w:rPr>
-      </w:pPr>
-      <w:r>
-        <w:rPr>
-          <w:rFonts w:hint="default"/>
-          <w:lang w:val="ru-RU" w:eastAsia="zh-CN"/>
-        </w:rPr>
-        <w:t xml:space="preserve">***  Чем больше мы будем общаться, тем лучше. Я не могу погубить вас, но зато вы можете исцелить меня. </w:t>
+        <w:t>_______________________________________________________ Это не ответ. Или, вернее, ответ, способный вызвать раздражение, так как он слишком уклончив. Выскажитесь яснее.</w:t>
+      </w:r>
+    </w:p>
+    <w:p>
+      <w:pPr>
+        <w:pStyle w:val="16"/>
+        <w:bidi w:val="0"/>
+        <w:rPr>
+          <w:rFonts w:hint="default"/>
+          <w:lang w:val="ru-RU" w:eastAsia="zh-CN"/>
+        </w:rPr>
+      </w:pPr>
+      <w:r>
+        <w:rPr>
+          <w:rFonts w:hint="default"/>
+          <w:lang w:val="ru-RU" w:eastAsia="zh-CN"/>
+        </w:rPr>
+        <w:t xml:space="preserve">_______________________________________________________ Чем больше мы будем общаться, тем лучше. Я не могу погубить вас, но зато вы можете исцелить меня. </w:t>
       </w:r>
     </w:p>
     <w:p>
@@ -41397,7 +41899,7 @@
           <w:rFonts w:hint="default"/>
           <w:lang w:val="ru-RU" w:eastAsia="zh-CN"/>
         </w:rPr>
-        <w:t>***  Оставайся в своем кругу и уважай себя настолько, чтобы не отдавать всех сил души и сердца тому, кому они не нужны и в ком это вызвало бы только пренебрежение.</w:t>
+        <w:t>_______________________________________________________ Оставайся в своем кругу и уважай себя настолько, чтобы не отдавать всех сил души и сердца тому, кому они не нужны и в ком это вызвало бы только пренебрежение.</w:t>
       </w:r>
     </w:p>
     <w:p>
@@ -41431,7 +41933,7 @@
           <w:rFonts w:hint="default"/>
           <w:lang w:val="ru-RU" w:eastAsia="zh-CN"/>
         </w:rPr>
-        <w:t xml:space="preserve">***  Не могла же я перемениться к нему только от того, что он перестал на меня обращать внимание и все это время ни разу не взглянул в мою сторону. </w:t>
+        <w:t xml:space="preserve">_______________________________________________________ Не могла же я перемениться к нему только от того, что он перестал на меня обращать внимание и все это время ни разу не взглянул в мою сторону. </w:t>
       </w:r>
     </w:p>
     <w:p>
@@ -41465,7 +41967,7 @@
           <w:rFonts w:hint="default"/>
           <w:lang w:val="ru-RU" w:eastAsia="zh-CN"/>
         </w:rPr>
-        <w:t xml:space="preserve">***  Если бы она любила его, то так щедро не рассыпала бы золото своих улыбок, не бросала бы ему таких многозначительных взглядов, не расточала столько внимания. </w:t>
+        <w:t xml:space="preserve">_______________________________________________________ Если бы она любила его, то так щедро не рассыпала бы золото своих улыбок, не бросала бы ему таких многозначительных взглядов, не расточала столько внимания. </w:t>
       </w:r>
     </w:p>
     <w:p>
@@ -41499,7 +42001,7 @@
           <w:rFonts w:hint="default"/>
           <w:lang w:val="ru-RU" w:eastAsia="zh-CN"/>
         </w:rPr>
-        <w:t xml:space="preserve">***  За последние несколько месяцев я пережила настолько глубокие чувства, мои страдания и радости были так сильны и утонченны, что кузины уже не могли ни опечалить, ни обрадовать меня, а их тон не мог вызвать во мне ни добрых, ни злых чувств. </w:t>
+        <w:t xml:space="preserve">_______________________________________________________ За последние несколько месяцев я пережила настолько глубокие чувства, мои страдания и радости были так сильны и утонченны, что кузины уже не могли ни опечалить, ни обрадовать меня, а их тон не мог вызвать во мне ни добрых, ни злых чувств. </w:t>
       </w:r>
     </w:p>
     <w:p>
@@ -41533,7 +42035,7 @@
           <w:rFonts w:hint="default"/>
           <w:lang w:val="ru-RU" w:eastAsia="zh-CN"/>
         </w:rPr>
-        <w:t xml:space="preserve">***  Только от того, что эта наша встреча мимолетна и произошла при столь мрачных обстоятельствах, соглашаюсь я терпеливо и спокойно исполнять твои прихоти. </w:t>
+        <w:t xml:space="preserve">_______________________________________________________ Только от того, что эта наша встреча мимолетна и произошла при столь мрачных обстоятельствах, соглашаюсь я терпеливо и спокойно исполнять твои прихоти. </w:t>
       </w:r>
     </w:p>
     <w:p>
@@ -41567,7 +42069,7 @@
           <w:rFonts w:hint="default"/>
           <w:lang w:val="ru-RU" w:eastAsia="zh-CN"/>
         </w:rPr>
-        <w:t xml:space="preserve">***  Ты познакомишься с жизнью больших городов и научишься ценить себя, сравнивая себя с другими. </w:t>
+        <w:t xml:space="preserve">_______________________________________________________ Ты познакомишься с жизнью больших городов и научишься ценить себя, сравнивая себя с другими. </w:t>
       </w:r>
     </w:p>
     <w:p>
@@ -41601,7 +42103,7 @@
           <w:rFonts w:hint="default"/>
           <w:lang w:val="ru-RU" w:eastAsia="zh-CN"/>
         </w:rPr>
-        <w:t xml:space="preserve">***  Я решил застрелиться. Впрочем, мысль эта владела мною лишь мгновение. Так как я не был безумен, приступ крайнего и беспредельного отчаяния, вызвавший во мне желание покончить с собой, тут же прошел. </w:t>
+        <w:t xml:space="preserve">_______________________________________________________ Я решил застрелиться. Впрочем, мысль эта владела мною лишь мгновение. Так как я не был безумен, приступ крайнего и беспредельного отчаяния, вызвавший во мне желание покончить с собой, тут же прошел. </w:t>
       </w:r>
     </w:p>
     <w:p>
@@ -41635,7 +42137,7 @@
           <w:rFonts w:hint="default"/>
           <w:lang w:val="ru-RU" w:eastAsia="zh-CN"/>
         </w:rPr>
-        <w:t xml:space="preserve">***  Когда ты начинаешь меня допрашивать, Джейн, я не могу не улыбаться. Скажи, что ты разумеешь под твоим «И что же, сэр?» Эту коротенькую реплику ты произносишь очень часто, и сколько раз она вела меня как путеводная нить сквозь бесконечные разговоры. Я сам хорошенько не знаю, почему она так действует на меня. </w:t>
+        <w:t xml:space="preserve">_______________________________________________________ Когда ты начинаешь меня допрашивать, Джейн, я не могу не улыбаться. Скажи, что ты разумеешь под твоим «И что же, сэр?» Эту коротенькую реплику ты произносишь очень часто, и сколько раз она вела меня как путеводная нить сквозь бесконечные разговоры. Я сам хорошенько не знаю, почему она так действует на меня. </w:t>
       </w:r>
     </w:p>
     <w:p>
@@ -41669,7 +42171,7 @@
           <w:rFonts w:hint="default"/>
           <w:lang w:val="ru-RU" w:eastAsia="zh-CN"/>
         </w:rPr>
-        <w:t xml:space="preserve">***  Чем глубже моё одиночество, без друзей, без поддержки, тем больше я должна уважать себя. </w:t>
+        <w:t xml:space="preserve">_______________________________________________________ Чем глубже моё одиночество, без друзей, без поддержки, тем больше я должна уважать себя. </w:t>
       </w:r>
     </w:p>
     <w:p>
@@ -41703,7 +42205,7 @@
           <w:rFonts w:hint="default"/>
           <w:lang w:val="ru-RU" w:eastAsia="zh-CN"/>
         </w:rPr>
-        <w:t xml:space="preserve">***  Я буду верна тем принципам, которым следовала, когда была в здравом уме, тогда как сейчас я безумна. Правила и законы существуют не для тех минут, когда нет искушения, они как раз для таких, как сейчас, когда душа и тело бунтуют против их суровости, но как они не тяжелы, я не нарушу их. Если бы я для своего удобства нарушала их, какая была бы им цена? </w:t>
+        <w:t xml:space="preserve">_______________________________________________________ Я буду верна тем принципам, которым следовала, когда была в здравом уме, тогда как сейчас я безумна. Правила и законы существуют не для тех минут, когда нет искушения, они как раз для таких, как сейчас, когда душа и тело бунтуют против их суровости, но как они не тяжелы, я не нарушу их. Если бы я для своего удобства нарушала их, какая была бы им цена? </w:t>
       </w:r>
     </w:p>
     <w:p>
@@ -41737,7 +42239,7 @@
           <w:rFonts w:hint="default"/>
           <w:lang w:val="ru-RU" w:eastAsia="zh-CN"/>
         </w:rPr>
-        <w:t xml:space="preserve">***  Сейчас нельзя было позволять себе никаких размышлений, нельзя было оглядываться, нельзя было даже смотреть вперед. Ни одной мысли не следовало допускать ни о прошлом, ни о будущем. Прошлое – это была страница такого небесного блаженства и такой смертельной печали, что если бы я прочла хоть одну строку на ней, это лишило бы меня мужества и сломило бы мою энергию. Будущее же было совершенно пусто. </w:t>
+        <w:t xml:space="preserve">_______________________________________________________ Сейчас нельзя было позволять себе никаких размышлений, нельзя было оглядываться, нельзя было даже смотреть вперед. Ни одной мысли не следовало допускать ни о прошлом, ни о будущем. Прошлое – это была страница такого небесного блаженства и такой смертельной печали, что если бы я прочла хоть одну строку на ней, это лишило бы меня мужества и сломило бы мою энергию. Будущее же было совершенно пусто. </w:t>
       </w:r>
     </w:p>
     <w:p>
@@ -41771,7 +42273,7 @@
           <w:rFonts w:hint="default"/>
           <w:lang w:val="ru-RU" w:eastAsia="zh-CN"/>
         </w:rPr>
-        <w:t xml:space="preserve">***  Она не кичилась своим богатством, была естественной и в меру умна, весела, жива и беззаботна. Она казалась прелестной, даже такой безучастной наблюдательнице, как я. </w:t>
+        <w:t xml:space="preserve">_______________________________________________________ Она не кичилась своим богатством, была естественной и в меру умна, весела, жива и беззаботна. Она казалась прелестной, даже такой безучастной наблюдательнице, как я. </w:t>
       </w:r>
     </w:p>
     <w:p>
@@ -41805,7 +42307,7 @@
           <w:rFonts w:hint="default"/>
           <w:lang w:val="ru-RU" w:eastAsia="zh-CN"/>
         </w:rPr>
-        <w:t xml:space="preserve">***  Замкнутые люди нередко больше нуждаются в откровенном обсуждении своих чувств, чем люди несдержанные. Самый суровый стоик все-таки человек, и вторгнуться смело и доброжелательно в "безмолвное море" его души, значит нередко оказать ему величайшую услугу. </w:t>
+        <w:t xml:space="preserve">_______________________________________________________ Замкнутые люди нередко больше нуждаются в откровенном обсуждении своих чувств, чем люди несдержанные. Самый суровый стоик все-таки человек, и вторгнуться смело и доброжелательно в "безмолвное море" его души, значит нередко оказать ему величайшую услугу. </w:t>
       </w:r>
     </w:p>
     <w:p>
@@ -41839,7 +42341,7 @@
           <w:rFonts w:hint="default"/>
           <w:lang w:val="ru-RU" w:eastAsia="zh-CN"/>
         </w:rPr>
-        <w:t xml:space="preserve">***  Он жил только ради самых высоких и благородных стремлений, но при этом он и сам не знал отдыха и бывал недоволен, когда отдыхали другие. </w:t>
+        <w:t xml:space="preserve">_______________________________________________________ Он жил только ради самых высоких и благородных стремлений, но при этом он и сам не знал отдыха и бывал недоволен, когда отдыхали другие. </w:t>
       </w:r>
     </w:p>
     <w:p>
@@ -41873,24 +42375,24 @@
           <w:rFonts w:hint="default"/>
           <w:lang w:val="ru-RU" w:eastAsia="zh-CN"/>
         </w:rPr>
-        <w:t>***  Такому человеку нелегко было отказать. Чувствовалось, что каждое впечатление, будь то боль или радость, глубоко врезывалось ему в душу и оставалось там навсегда.</w:t>
-      </w:r>
-    </w:p>
-    <w:p>
-      <w:pPr>
-        <w:pStyle w:val="16"/>
-        <w:bidi w:val="0"/>
-        <w:rPr>
-          <w:rFonts w:hint="default"/>
-          <w:lang w:val="ru-RU" w:eastAsia="zh-CN"/>
-        </w:rPr>
-      </w:pPr>
-      <w:r>
-        <w:rPr>
-          <w:rFonts w:hint="default"/>
-          <w:lang w:val="ru-RU" w:eastAsia="zh-CN"/>
-        </w:rPr>
-        <w:t xml:space="preserve">***  Я не решалась при нем свободно говорить и смеяться, потому что живость ему неприятна. Я знала, что он допускает только серьезные настроения и занятия, и ничто другое при нем невозможно. </w:t>
+        <w:t>_______________________________________________________ Такому человеку нелегко было отказать. Чувствовалось, что каждое впечатление, будь то боль или радость, глубоко врезывалось ему в душу и оставалось там навсегда.</w:t>
+      </w:r>
+    </w:p>
+    <w:p>
+      <w:pPr>
+        <w:pStyle w:val="16"/>
+        <w:bidi w:val="0"/>
+        <w:rPr>
+          <w:rFonts w:hint="default"/>
+          <w:lang w:val="ru-RU" w:eastAsia="zh-CN"/>
+        </w:rPr>
+      </w:pPr>
+      <w:r>
+        <w:rPr>
+          <w:rFonts w:hint="default"/>
+          <w:lang w:val="ru-RU" w:eastAsia="zh-CN"/>
+        </w:rPr>
+        <w:t xml:space="preserve">_______________________________________________________ Я не решалась при нем свободно говорить и смеяться, потому что живость ему неприятна. Я знала, что он допускает только серьезные настроения и занятия, и ничто другое при нем невозможно. </w:t>
       </w:r>
     </w:p>
     <w:p>
@@ -41924,24 +42426,24 @@
           <w:rFonts w:hint="default"/>
           <w:lang w:val="ru-RU" w:eastAsia="zh-CN"/>
         </w:rPr>
-        <w:t>***  Мне с каждым днём всё больше хотелось угождать ему, но и с каждым днём становилось яснее, что для этого мне придётся в значительной мере отказаться от себя, подавить часть своих способностей, сообщить новое направление своим вкусам, принудить себя стремиться к целям, к которым у меня нет врождённого влечения. Он хотел воспитать меня для таких возвышенных сфер, которые были мне недоступны. Для меня было мучением постоянно стремиться к идеалу, который он ставил передо мной. (Желание понравиться может вынудить отказаться от себя).</w:t>
-      </w:r>
-    </w:p>
-    <w:p>
-      <w:pPr>
-        <w:pStyle w:val="16"/>
-        <w:bidi w:val="0"/>
-        <w:rPr>
-          <w:rFonts w:hint="default"/>
-          <w:lang w:val="ru-RU" w:eastAsia="zh-CN"/>
-        </w:rPr>
-      </w:pPr>
-      <w:r>
-        <w:rPr>
-          <w:rFonts w:hint="default"/>
-          <w:lang w:val="ru-RU" w:eastAsia="zh-CN"/>
-        </w:rPr>
-        <w:t xml:space="preserve">***  Когда есть сила приказывать, повиновение последует. </w:t>
+        <w:t>_______________________________________________________ Мне с каждым днём всё больше хотелось угождать ему, но и с каждым днём становилось яснее, что для этого мне придётся в значительной мере отказаться от себя, подавить часть своих способностей, сообщить новое направление своим вкусам, принудить себя стремиться к целям, к которым у меня нет врождённого влечения. Он хотел воспитать меня для таких возвышенных сфер, которые были мне недоступны. Для меня было мучением постоянно стремиться к идеалу, который он ставил передо мной. (Желание понравиться может вынудить отказаться от себя).</w:t>
+      </w:r>
+    </w:p>
+    <w:p>
+      <w:pPr>
+        <w:pStyle w:val="16"/>
+        <w:bidi w:val="0"/>
+        <w:rPr>
+          <w:rFonts w:hint="default"/>
+          <w:lang w:val="ru-RU" w:eastAsia="zh-CN"/>
+        </w:rPr>
+      </w:pPr>
+      <w:r>
+        <w:rPr>
+          <w:rFonts w:hint="default"/>
+          <w:lang w:val="ru-RU" w:eastAsia="zh-CN"/>
+        </w:rPr>
+        <w:t xml:space="preserve">_______________________________________________________ Когда есть сила приказывать, повиновение последует. </w:t>
       </w:r>
     </w:p>
     <w:p>
@@ -41975,7 +42477,7 @@
           <w:rFonts w:hint="default"/>
           <w:lang w:val="ru-RU" w:eastAsia="zh-CN"/>
         </w:rPr>
-        <w:t xml:space="preserve">***  — Еще одно слово, Джейн! В доме, где вы жили, были только одни дамы? </w:t>
+        <w:t xml:space="preserve">_______________________________________________________ — Еще одно слово, Джейн! В доме, где вы жили, были только одни дамы? </w:t>
       </w:r>
     </w:p>
     <w:p>
@@ -42026,24 +42528,24 @@
           <w:rFonts w:hint="default"/>
           <w:lang w:val="ru-RU" w:eastAsia="zh-CN"/>
         </w:rPr>
-        <w:t>***  Вам незачем ревновать. Я просто хотела немножко вас подразнить, чтобы отвлечь от грустных мыслей. Я считала, что гнев для вас полезнее скорби.</w:t>
-      </w:r>
-    </w:p>
-    <w:p>
-      <w:pPr>
-        <w:pStyle w:val="16"/>
-        <w:bidi w:val="0"/>
-        <w:rPr>
-          <w:rFonts w:hint="default"/>
-          <w:lang w:val="ru-RU" w:eastAsia="zh-CN"/>
-        </w:rPr>
-      </w:pPr>
-      <w:r>
-        <w:rPr>
-          <w:rFonts w:hint="default"/>
-          <w:lang w:val="ru-RU" w:eastAsia="zh-CN"/>
-        </w:rPr>
-        <w:t xml:space="preserve">***  До сих пор мне была ненавистна помощь, мне было противно, когда меня водили за руку, а теперь я чувствую, как мне это будет приятно. Лучше полное одиночество, чем постоянная зависимость от прислуги. Но нежная забота Джейн будет для меня неиссякаемым источником радости. </w:t>
+        <w:t>_______________________________________________________ Вам незачем ревновать. Я просто хотела немножко вас подразнить, чтобы отвлечь от грустных мыслей. Я считала, что гнев для вас полезнее скорби.</w:t>
+      </w:r>
+    </w:p>
+    <w:p>
+      <w:pPr>
+        <w:pStyle w:val="16"/>
+        <w:bidi w:val="0"/>
+        <w:rPr>
+          <w:rFonts w:hint="default"/>
+          <w:lang w:val="ru-RU" w:eastAsia="zh-CN"/>
+        </w:rPr>
+      </w:pPr>
+      <w:r>
+        <w:rPr>
+          <w:rFonts w:hint="default"/>
+          <w:lang w:val="ru-RU" w:eastAsia="zh-CN"/>
+        </w:rPr>
+        <w:t xml:space="preserve">_______________________________________________________ До сих пор мне была ненавистна помощь, мне было противно, когда меня водили за руку, а теперь я чувствую, как мне это будет приятно. Лучше полное одиночество, чем постоянная зависимость от прислуги. Но нежная забота Джейн будет для меня неиссякаемым источником радости. </w:t>
       </w:r>
     </w:p>
     <w:p>
@@ -42077,7 +42579,7 @@
           <w:rFonts w:hint="default"/>
           <w:lang w:val="ru-RU" w:eastAsia="zh-CN"/>
         </w:rPr>
-        <w:t xml:space="preserve">***  Душа моего собеседника столько пережила и имела особую склонность к мрачности, поэтому не следовало сейчас уводить ее в глубокую тень сверхъестественного. </w:t>
+        <w:t xml:space="preserve">_______________________________________________________ Душа моего собеседника столько пережила и имела особую склонность к мрачности, поэтому не следовало сейчас уводить ее в глубокую тень сверхъестественного. </w:t>
       </w:r>
     </w:p>
     <w:p>
@@ -42111,7 +42613,7 @@
           <w:rFonts w:hint="default"/>
           <w:lang w:val="ru-RU" w:eastAsia="zh-CN"/>
         </w:rPr>
-        <w:t xml:space="preserve">***  Нас также не может утомить общество друг друга, как не может утомить биение сердца, которое бьется в его и в моей груди. Поэтому мы неразлучны. Быть вместе — значит для нас чувствовать себя так же непринужденно, как в одиночестве, и так же весело, как в обществе. Весь день проходит у нас в беседе, и наша беседа – это в сущности размышления вслух. Я всецело ему доверяю, а он — мне. Наши характеры идеально подходят друг другу, поэтому мы и живем душа в душу. </w:t>
+        <w:t xml:space="preserve">_______________________________________________________ Нас также не может утомить общество друг друга, как не может утомить биение сердца, которое бьется в его и в моей груди. Поэтому мы неразлучны. Быть вместе — значит для нас чувствовать себя так же непринужденно, как в одиночестве, и так же весело, как в обществе. Весь день проходит у нас в беседе, и наша беседа – это в сущности размышления вслух. Я всецело ему доверяю, а он — мне. Наши характеры идеально подходят друг другу, поэтому мы и живем душа в душу. </w:t>
       </w:r>
     </w:p>
     <w:p>
@@ -42145,7 +42647,7 @@
           <w:rFonts w:hint="default"/>
           <w:lang w:val="ru-RU" w:eastAsia="zh-CN"/>
         </w:rPr>
-        <w:t xml:space="preserve">***  Эти услуги доставляли мне всю полноту радости, утонченной, хоть и немного грустной, ибо мистер Рочестер просил о них без мучительного стыда и без гнетущего унижения. Он любил меня так глубоко, что, не колеблясь, прибегал к моей помощи. Он чувствовал, как нежно я его люблю, и знал, что принимать мои заботы значило доставлять мне истинную радость. </w:t>
+        <w:t xml:space="preserve">_______________________________________________________ Эти услуги доставляли мне всю полноту радости, утонченной, хоть и немного грустной, ибо мистер Рочестер просил о них без мучительного стыда и без гнетущего унижения. Он любил меня так глубоко, что, не колеблясь, прибегал к моей помощи. Он чувствовал, как нежно я его люблю, и знал, что принимать мои заботы значило доставлять мне истинную радость. </w:t>
       </w:r>
     </w:p>
     <w:p>
@@ -42199,7 +42701,7 @@
           <w:lang w:val="ru-RU" w:eastAsia="zh-CN"/>
         </w:rPr>
       </w:pPr>
-      <w:bookmarkStart w:id="17" w:name="_Toc11450"/>
+      <w:bookmarkStart w:id="17" w:name="_Toc11647"/>
       <w:r>
         <w:rPr>
           <w:rFonts w:hint="default"/>
@@ -42318,7 +42820,7 @@
           <w:lang w:val="ru-RU" w:eastAsia="zh-CN"/>
         </w:rPr>
       </w:pPr>
-      <w:bookmarkStart w:id="18" w:name="_Toc1023"/>
+      <w:bookmarkStart w:id="18" w:name="_Toc8420"/>
       <w:r>
         <w:rPr>
           <w:rFonts w:hint="default"/>
@@ -42518,6 +43020,2585 @@
     <w:p>
       <w:pPr>
         <w:pStyle w:val="11"/>
+        <w:bidi w:val="0"/>
+        <w:rPr>
+          <w:rFonts w:hint="default"/>
+          <w:lang w:val="ru-RU" w:eastAsia="zh-CN"/>
+        </w:rPr>
+      </w:pPr>
+      <w:r>
+        <w:rPr>
+          <w:rFonts w:hint="default"/>
+          <w:lang w:val="ru-RU" w:eastAsia="zh-CN"/>
+        </w:rPr>
+        <w:t>Шерли не боялась кому-то наскучить или надоесть. Если человек воспитан, то он потерпит и не подаст виду.</w:t>
+      </w:r>
+    </w:p>
+    <w:p>
+      <w:pPr>
+        <w:pStyle w:val="11"/>
+        <w:bidi w:val="0"/>
+        <w:rPr>
+          <w:rFonts w:hint="default"/>
+          <w:lang w:val="ru-RU" w:eastAsia="zh-CN"/>
+        </w:rPr>
+      </w:pPr>
+    </w:p>
+    <w:p>
+      <w:pPr>
+        <w:pStyle w:val="11"/>
+        <w:bidi w:val="0"/>
+        <w:rPr>
+          <w:rFonts w:hint="default"/>
+          <w:lang w:val="ru-RU" w:eastAsia="zh-CN"/>
+        </w:rPr>
+      </w:pPr>
+    </w:p>
+    <w:p>
+      <w:pPr>
+        <w:pStyle w:val="16"/>
+        <w:numPr>
+          <w:ilvl w:val="0"/>
+          <w:numId w:val="2"/>
+        </w:numPr>
+        <w:bidi w:val="0"/>
+        <w:rPr>
+          <w:rFonts w:hint="default"/>
+          <w:lang w:val="ru-RU" w:eastAsia="zh-CN"/>
+        </w:rPr>
+      </w:pPr>
+      <w:r>
+        <w:rPr>
+          <w:rFonts w:hint="default"/>
+          <w:lang w:val="ru-RU" w:eastAsia="zh-CN"/>
+        </w:rPr>
+        <w:t>Не рассчитывай увидеть так много. Тебе придется довольствоваться чем кое-чем более скромным.</w:t>
+      </w:r>
+    </w:p>
+    <w:p>
+      <w:pPr>
+        <w:pStyle w:val="16"/>
+        <w:numPr>
+          <w:ilvl w:val="0"/>
+          <w:numId w:val="2"/>
+        </w:numPr>
+        <w:bidi w:val="0"/>
+        <w:rPr>
+          <w:rFonts w:hint="default"/>
+          <w:lang w:val="ru-RU" w:eastAsia="zh-CN"/>
+        </w:rPr>
+      </w:pPr>
+      <w:r>
+        <w:rPr>
+          <w:rFonts w:hint="default"/>
+          <w:lang w:val="ru-RU" w:eastAsia="zh-CN"/>
+        </w:rPr>
+        <w:t>Я не сомневаюсь, что у вас в груди бьются сердца, полные рыцарских чувств и благородной отваги.</w:t>
+      </w:r>
+    </w:p>
+    <w:p>
+      <w:pPr>
+        <w:pStyle w:val="16"/>
+        <w:numPr>
+          <w:ilvl w:val="0"/>
+          <w:numId w:val="2"/>
+        </w:numPr>
+        <w:bidi w:val="0"/>
+        <w:rPr>
+          <w:rFonts w:hint="default"/>
+          <w:lang w:val="ru-RU" w:eastAsia="zh-CN"/>
+        </w:rPr>
+      </w:pPr>
+      <w:r>
+        <w:rPr>
+          <w:rFonts w:hint="default"/>
+          <w:lang w:val="ru-RU" w:eastAsia="zh-CN"/>
+        </w:rPr>
+        <w:t>Он захлопнул за собой дверь с такой силой, что весь дом содрогнулся.</w:t>
+      </w:r>
+    </w:p>
+    <w:p>
+      <w:pPr>
+        <w:pStyle w:val="16"/>
+        <w:numPr>
+          <w:ilvl w:val="0"/>
+          <w:numId w:val="2"/>
+        </w:numPr>
+        <w:bidi w:val="0"/>
+        <w:rPr>
+          <w:rFonts w:hint="default"/>
+          <w:lang w:val="ru-RU" w:eastAsia="zh-CN"/>
+        </w:rPr>
+      </w:pPr>
+      <w:r>
+        <w:rPr>
+          <w:rFonts w:hint="default"/>
+          <w:lang w:val="ru-RU" w:eastAsia="zh-CN"/>
+        </w:rPr>
+        <w:t>Ваше суждение обо мне идёт от сердца, а должно бы идти от головы.</w:t>
+      </w:r>
+    </w:p>
+    <w:p>
+      <w:pPr>
+        <w:pStyle w:val="16"/>
+        <w:numPr>
+          <w:ilvl w:val="0"/>
+          <w:numId w:val="2"/>
+        </w:numPr>
+        <w:bidi w:val="0"/>
+        <w:rPr>
+          <w:rFonts w:hint="default"/>
+          <w:lang w:val="ru-RU" w:eastAsia="zh-CN"/>
+        </w:rPr>
+      </w:pPr>
+      <w:r>
+        <w:rPr>
+          <w:rFonts w:hint="default"/>
+          <w:lang w:val="ru-RU" w:eastAsia="zh-CN"/>
+        </w:rPr>
+        <w:t>Наконец, исполнившись блаженного самодовольства, умиротворенная Гортензия взялась за вязание.</w:t>
+      </w:r>
+    </w:p>
+    <w:p>
+      <w:pPr>
+        <w:pStyle w:val="16"/>
+        <w:numPr>
+          <w:ilvl w:val="0"/>
+          <w:numId w:val="2"/>
+        </w:numPr>
+        <w:bidi w:val="0"/>
+        <w:rPr>
+          <w:rFonts w:hint="default"/>
+          <w:lang w:val="ru-RU" w:eastAsia="zh-CN"/>
+        </w:rPr>
+      </w:pPr>
+      <w:r>
+        <w:rPr>
+          <w:rFonts w:hint="default"/>
+          <w:lang w:val="ru-RU" w:eastAsia="zh-CN"/>
+        </w:rPr>
+        <w:t>Вы всегда говорите о супружеской жизни с оттенком презрения. Вы считаете, что люди не должны вступать в брак?</w:t>
+      </w:r>
+    </w:p>
+    <w:p>
+      <w:pPr>
+        <w:pStyle w:val="16"/>
+        <w:numPr>
+          <w:ilvl w:val="0"/>
+          <w:numId w:val="2"/>
+        </w:numPr>
+        <w:bidi w:val="0"/>
+        <w:rPr>
+          <w:rFonts w:hint="default"/>
+          <w:lang w:val="ru-RU" w:eastAsia="zh-CN"/>
+        </w:rPr>
+      </w:pPr>
+      <w:r>
+        <w:rPr>
+          <w:rFonts w:hint="default"/>
+          <w:lang w:val="ru-RU" w:eastAsia="zh-CN"/>
+        </w:rPr>
+        <w:t>Эта беседа оживила мысли в её голове, но отнюдь не породила.</w:t>
+      </w:r>
+    </w:p>
+    <w:p>
+      <w:pPr>
+        <w:pStyle w:val="16"/>
+        <w:numPr>
+          <w:ilvl w:val="0"/>
+          <w:numId w:val="2"/>
+        </w:numPr>
+        <w:bidi w:val="0"/>
+        <w:rPr>
+          <w:rFonts w:hint="default"/>
+          <w:lang w:val="ru-RU" w:eastAsia="zh-CN"/>
+        </w:rPr>
+      </w:pPr>
+      <w:r>
+        <w:rPr>
+          <w:rFonts w:hint="default"/>
+          <w:lang w:val="ru-RU" w:eastAsia="zh-CN"/>
+        </w:rPr>
+        <w:t>Вы просили хлеба, а вам дали камень. Вы протянули руку за яблоком, а судьба вложила в неё скорпиона ... потом, если вы переживете это испытание, – говорят, некоторые его не выдерживают, – вы закалитесь на всю жизнь, станете умнее и менее чувствительной к боли.</w:t>
+      </w:r>
+    </w:p>
+    <w:p>
+      <w:pPr>
+        <w:pStyle w:val="16"/>
+        <w:numPr>
+          <w:ilvl w:val="0"/>
+          <w:numId w:val="2"/>
+        </w:numPr>
+        <w:bidi w:val="0"/>
+        <w:rPr>
+          <w:rFonts w:hint="default"/>
+          <w:lang w:val="ru-RU" w:eastAsia="zh-CN"/>
+        </w:rPr>
+      </w:pPr>
+      <w:r>
+        <w:rPr>
+          <w:rFonts w:hint="default"/>
+          <w:lang w:val="ru-RU" w:eastAsia="zh-CN"/>
+        </w:rPr>
+        <w:t>Английских провинциалок роднит одна особенность: у всех, молоды они или стары, хороши с собой или дурны, жизнерадостны или печальны, застыло на лице многозначительное выражение.</w:t>
+      </w:r>
+    </w:p>
+    <w:p>
+      <w:pPr>
+        <w:pStyle w:val="16"/>
+        <w:numPr>
+          <w:ilvl w:val="0"/>
+          <w:numId w:val="2"/>
+        </w:numPr>
+        <w:bidi w:val="0"/>
+        <w:rPr>
+          <w:rFonts w:hint="default"/>
+          <w:lang w:val="ru-RU" w:eastAsia="zh-CN"/>
+        </w:rPr>
+      </w:pPr>
+      <w:r>
+        <w:rPr>
+          <w:rFonts w:hint="default"/>
+          <w:lang w:val="ru-RU" w:eastAsia="zh-CN"/>
+        </w:rPr>
+        <w:t>Палестинская корзинка или миссионерская корзинка — это большие корзины, которые наполняли всякими безделушками, типа подушечек для булавок, игольниц, детского белья, которые по очереди шили прихожанки, а затем пытались продать мужчинам по очень высоким ценам. Выручку пускали на нужды церкви, например, на обращение иудеев в христианство. Корзинку передавали друг другу по очереди, а женщины должны были изготовить новые вещицы и параллельно продавать.</w:t>
+      </w:r>
+    </w:p>
+    <w:p>
+      <w:pPr>
+        <w:pStyle w:val="16"/>
+        <w:numPr>
+          <w:ilvl w:val="0"/>
+          <w:numId w:val="2"/>
+        </w:numPr>
+        <w:bidi w:val="0"/>
+        <w:rPr>
+          <w:rFonts w:hint="default"/>
+          <w:lang w:val="ru-RU" w:eastAsia="zh-CN"/>
+        </w:rPr>
+      </w:pPr>
+      <w:r>
+        <w:rPr>
+          <w:rFonts w:hint="default"/>
+          <w:lang w:val="ru-RU" w:eastAsia="zh-CN"/>
+        </w:rPr>
+        <w:t>Он предпочитал тех, кто отвечал его представлению о них.</w:t>
+      </w:r>
+    </w:p>
+    <w:p>
+      <w:pPr>
+        <w:pStyle w:val="16"/>
+        <w:numPr>
+          <w:ilvl w:val="0"/>
+          <w:numId w:val="2"/>
+        </w:numPr>
+        <w:bidi w:val="0"/>
+        <w:rPr>
+          <w:rFonts w:hint="default"/>
+          <w:lang w:val="ru-RU" w:eastAsia="zh-CN"/>
+        </w:rPr>
+      </w:pPr>
+      <w:r>
+        <w:rPr>
+          <w:rFonts w:hint="default"/>
+          <w:lang w:val="ru-RU" w:eastAsia="zh-CN"/>
+        </w:rPr>
+        <w:t>Мисс милостиво разрешила подвести себя к фортепиано.</w:t>
+      </w:r>
+    </w:p>
+    <w:p>
+      <w:pPr>
+        <w:pStyle w:val="16"/>
+        <w:numPr>
+          <w:ilvl w:val="0"/>
+          <w:numId w:val="2"/>
+        </w:numPr>
+        <w:bidi w:val="0"/>
+        <w:rPr>
+          <w:rFonts w:hint="default"/>
+          <w:lang w:val="ru-RU" w:eastAsia="zh-CN"/>
+        </w:rPr>
+      </w:pPr>
+      <w:r>
+        <w:rPr>
+          <w:rFonts w:hint="default"/>
+          <w:lang w:val="ru-RU" w:eastAsia="zh-CN"/>
+        </w:rPr>
+        <w:t>Хозяин не любит тратить слов попусту, а я не прочь поговорить.</w:t>
+      </w:r>
+    </w:p>
+    <w:p>
+      <w:pPr>
+        <w:pStyle w:val="16"/>
+        <w:numPr>
+          <w:ilvl w:val="0"/>
+          <w:numId w:val="2"/>
+        </w:numPr>
+        <w:bidi w:val="0"/>
+        <w:rPr>
+          <w:rFonts w:hint="default"/>
+          <w:lang w:val="ru-RU" w:eastAsia="zh-CN"/>
+        </w:rPr>
+      </w:pPr>
+      <w:r>
+        <w:rPr>
+          <w:rFonts w:hint="default"/>
+          <w:lang w:val="ru-RU" w:eastAsia="zh-CN"/>
+        </w:rPr>
+        <w:t>На сытый желудок легко рассуждать о том, что милостыня развращает.</w:t>
+      </w:r>
+    </w:p>
+    <w:p>
+      <w:pPr>
+        <w:pStyle w:val="16"/>
+        <w:numPr>
+          <w:ilvl w:val="0"/>
+          <w:numId w:val="2"/>
+        </w:numPr>
+        <w:bidi w:val="0"/>
+        <w:rPr>
+          <w:rFonts w:hint="default"/>
+          <w:lang w:val="ru-RU" w:eastAsia="zh-CN"/>
+        </w:rPr>
+      </w:pPr>
+      <w:r>
+        <w:rPr>
+          <w:rFonts w:hint="default"/>
+          <w:lang w:val="ru-RU" w:eastAsia="zh-CN"/>
+        </w:rPr>
+        <w:t>Вы доказали, что вы не джентльмен, и я требую, чтобы вы удалились и немедленно.</w:t>
+      </w:r>
+    </w:p>
+    <w:p>
+      <w:pPr>
+        <w:pStyle w:val="16"/>
+        <w:numPr>
+          <w:ilvl w:val="0"/>
+          <w:numId w:val="2"/>
+        </w:numPr>
+        <w:bidi w:val="0"/>
+        <w:rPr>
+          <w:rFonts w:hint="default"/>
+          <w:lang w:val="ru-RU" w:eastAsia="zh-CN"/>
+        </w:rPr>
+      </w:pPr>
+      <w:r>
+        <w:rPr>
+          <w:rFonts w:hint="default"/>
+          <w:lang w:val="ru-RU" w:eastAsia="zh-CN"/>
+        </w:rPr>
+        <w:t>Забрав что-нибудь в голову, она становилась очень упрямой.</w:t>
+      </w:r>
+    </w:p>
+    <w:p>
+      <w:pPr>
+        <w:pStyle w:val="16"/>
+        <w:numPr>
+          <w:ilvl w:val="0"/>
+          <w:numId w:val="2"/>
+        </w:numPr>
+        <w:bidi w:val="0"/>
+        <w:rPr>
+          <w:rFonts w:hint="default"/>
+          <w:lang w:val="ru-RU" w:eastAsia="zh-CN"/>
+        </w:rPr>
+      </w:pPr>
+      <w:r>
+        <w:rPr>
+          <w:rFonts w:hint="default"/>
+          <w:lang w:val="ru-RU" w:eastAsia="zh-CN"/>
+        </w:rPr>
+        <w:t>Заговорив, они сразу выдают свое собственное тупоумие и испорченность.</w:t>
+      </w:r>
+    </w:p>
+    <w:p>
+      <w:pPr>
+        <w:pStyle w:val="16"/>
+        <w:numPr>
+          <w:ilvl w:val="0"/>
+          <w:numId w:val="2"/>
+        </w:numPr>
+        <w:bidi w:val="0"/>
+        <w:rPr>
+          <w:rFonts w:hint="default"/>
+          <w:lang w:val="ru-RU" w:eastAsia="zh-CN"/>
+        </w:rPr>
+      </w:pPr>
+      <w:r>
+        <w:rPr>
+          <w:rFonts w:hint="default"/>
+          <w:lang w:val="ru-RU" w:eastAsia="zh-CN"/>
+        </w:rPr>
+        <w:t>Они слишком горды, чтобы сделать что-либо для себя. А мы слишком горды, чтобы позволить другому сделать что-либо для нас.</w:t>
+      </w:r>
+    </w:p>
+    <w:p>
+      <w:pPr>
+        <w:pStyle w:val="16"/>
+        <w:numPr>
+          <w:ilvl w:val="0"/>
+          <w:numId w:val="2"/>
+        </w:numPr>
+        <w:bidi w:val="0"/>
+        <w:rPr>
+          <w:rFonts w:hint="default"/>
+          <w:lang w:val="ru-RU" w:eastAsia="zh-CN"/>
+        </w:rPr>
+      </w:pPr>
+      <w:r>
+        <w:rPr>
+          <w:rFonts w:hint="default"/>
+          <w:lang w:val="ru-RU" w:eastAsia="zh-CN"/>
+        </w:rPr>
+        <w:t>Она невежественна, как пень.</w:t>
+      </w:r>
+    </w:p>
+    <w:p>
+      <w:pPr>
+        <w:pStyle w:val="16"/>
+        <w:numPr>
+          <w:ilvl w:val="0"/>
+          <w:numId w:val="2"/>
+        </w:numPr>
+        <w:bidi w:val="0"/>
+        <w:rPr>
+          <w:rFonts w:hint="default"/>
+          <w:lang w:val="ru-RU" w:eastAsia="zh-CN"/>
+        </w:rPr>
+      </w:pPr>
+      <w:r>
+        <w:rPr>
+          <w:rFonts w:hint="default"/>
+          <w:lang w:val="ru-RU" w:eastAsia="zh-CN"/>
+        </w:rPr>
+        <w:t>Хорошие люди давно должны были прибежать на помощь сами.</w:t>
+      </w:r>
+    </w:p>
+    <w:p>
+      <w:pPr>
+        <w:pStyle w:val="16"/>
+        <w:numPr>
+          <w:ilvl w:val="0"/>
+          <w:numId w:val="2"/>
+        </w:numPr>
+        <w:bidi w:val="0"/>
+        <w:rPr>
+          <w:rFonts w:hint="default"/>
+          <w:lang w:val="ru-RU" w:eastAsia="zh-CN"/>
+        </w:rPr>
+      </w:pPr>
+      <w:r>
+        <w:rPr>
+          <w:rFonts w:hint="default"/>
+          <w:lang w:val="ru-RU" w:eastAsia="zh-CN"/>
+        </w:rPr>
+        <w:t>В этом вы считаете себя ее противоположностью?</w:t>
+      </w:r>
+    </w:p>
+    <w:p>
+      <w:pPr>
+        <w:pStyle w:val="16"/>
+        <w:numPr>
+          <w:ilvl w:val="0"/>
+          <w:numId w:val="2"/>
+        </w:numPr>
+        <w:bidi w:val="0"/>
+        <w:rPr>
+          <w:rFonts w:hint="default"/>
+          <w:lang w:val="ru-RU" w:eastAsia="zh-CN"/>
+        </w:rPr>
+      </w:pPr>
+      <w:r>
+        <w:rPr>
+          <w:rFonts w:hint="default"/>
+          <w:lang w:val="ru-RU" w:eastAsia="zh-CN"/>
+        </w:rPr>
+        <w:t>Ваше общество для меня — бесценный дар, неоценимая радость и покой.</w:t>
+      </w:r>
+    </w:p>
+    <w:p>
+      <w:pPr>
+        <w:pStyle w:val="16"/>
+        <w:numPr>
+          <w:ilvl w:val="0"/>
+          <w:numId w:val="2"/>
+        </w:numPr>
+        <w:bidi w:val="0"/>
+        <w:rPr>
+          <w:rFonts w:hint="default"/>
+          <w:lang w:val="ru-RU" w:eastAsia="zh-CN"/>
+        </w:rPr>
+      </w:pPr>
+      <w:r>
+        <w:rPr>
+          <w:rFonts w:hint="default"/>
+          <w:lang w:val="ru-RU" w:eastAsia="zh-CN"/>
+        </w:rPr>
+        <w:t>Рынок невест переполнен.</w:t>
+      </w:r>
+    </w:p>
+    <w:p>
+      <w:pPr>
+        <w:pStyle w:val="16"/>
+        <w:numPr>
+          <w:ilvl w:val="0"/>
+          <w:numId w:val="2"/>
+        </w:numPr>
+        <w:bidi w:val="0"/>
+        <w:rPr>
+          <w:rFonts w:hint="default"/>
+          <w:lang w:val="ru-RU" w:eastAsia="zh-CN"/>
+        </w:rPr>
+      </w:pPr>
+      <w:r>
+        <w:rPr>
+          <w:rFonts w:hint="default"/>
+          <w:lang w:val="ru-RU" w:eastAsia="zh-CN"/>
+        </w:rPr>
+        <w:t>Личико у неё такое постоянно томное, словно у какой-нибудь героини романа.</w:t>
+      </w:r>
+    </w:p>
+    <w:p>
+      <w:pPr>
+        <w:pStyle w:val="16"/>
+        <w:numPr>
+          <w:ilvl w:val="0"/>
+          <w:numId w:val="2"/>
+        </w:numPr>
+        <w:bidi w:val="0"/>
+        <w:rPr>
+          <w:rFonts w:hint="default"/>
+          <w:lang w:val="ru-RU" w:eastAsia="zh-CN"/>
+        </w:rPr>
+      </w:pPr>
+      <w:r>
+        <w:rPr>
+          <w:rFonts w:hint="default"/>
+          <w:lang w:val="ru-RU" w:eastAsia="zh-CN"/>
+        </w:rPr>
+        <w:t>Вы полагаете, я нуждаюсь в таком уроке?</w:t>
+      </w:r>
+    </w:p>
+    <w:p>
+      <w:pPr>
+        <w:pStyle w:val="16"/>
+        <w:numPr>
+          <w:ilvl w:val="0"/>
+          <w:numId w:val="2"/>
+        </w:numPr>
+        <w:bidi w:val="0"/>
+        <w:rPr>
+          <w:rFonts w:hint="default"/>
+          <w:lang w:val="ru-RU" w:eastAsia="zh-CN"/>
+        </w:rPr>
+      </w:pPr>
+      <w:r>
+        <w:rPr>
+          <w:rFonts w:hint="default"/>
+          <w:lang w:val="ru-RU" w:eastAsia="zh-CN"/>
+        </w:rPr>
+        <w:t>Даже странно было, что при всей ее строгости, при всей ее силе воли, она не имела над ними никакой власти. Один взгляд отца означал для девочек куда больше, чем все наставления матери.</w:t>
+      </w:r>
+    </w:p>
+    <w:p>
+      <w:pPr>
+        <w:pStyle w:val="16"/>
+        <w:numPr>
+          <w:ilvl w:val="0"/>
+          <w:numId w:val="2"/>
+        </w:numPr>
+        <w:bidi w:val="0"/>
+        <w:rPr>
+          <w:rFonts w:hint="default"/>
+          <w:lang w:val="ru-RU" w:eastAsia="zh-CN"/>
+        </w:rPr>
+      </w:pPr>
+      <w:r>
+        <w:rPr>
+          <w:rFonts w:hint="default"/>
+          <w:lang w:val="ru-RU" w:eastAsia="zh-CN"/>
+        </w:rPr>
+        <w:t>Ей никогда ни её отражение, ни ничьи-либо уста не сказали ничего приятного.</w:t>
+      </w:r>
+    </w:p>
+    <w:p>
+      <w:pPr>
+        <w:pStyle w:val="16"/>
+        <w:numPr>
+          <w:ilvl w:val="0"/>
+          <w:numId w:val="2"/>
+        </w:numPr>
+        <w:bidi w:val="0"/>
+        <w:rPr>
+          <w:rFonts w:hint="default"/>
+          <w:lang w:val="ru-RU" w:eastAsia="zh-CN"/>
+        </w:rPr>
+      </w:pPr>
+      <w:r>
+        <w:rPr>
+          <w:rFonts w:hint="default"/>
+          <w:lang w:val="ru-RU" w:eastAsia="zh-CN"/>
+        </w:rPr>
+        <w:t>Кто дал вам право задавать мне такие вопросы?</w:t>
+      </w:r>
+    </w:p>
+    <w:p>
+      <w:pPr>
+        <w:pStyle w:val="16"/>
+        <w:numPr>
+          <w:ilvl w:val="0"/>
+          <w:numId w:val="2"/>
+        </w:numPr>
+        <w:bidi w:val="0"/>
+        <w:rPr>
+          <w:rFonts w:hint="default"/>
+          <w:lang w:val="ru-RU" w:eastAsia="zh-CN"/>
+        </w:rPr>
+      </w:pPr>
+      <w:r>
+        <w:rPr>
+          <w:rFonts w:hint="default"/>
+          <w:lang w:val="ru-RU" w:eastAsia="zh-CN"/>
+        </w:rPr>
+        <w:t>Постепенно общество Шерли сделалось для него необходимостью.</w:t>
+      </w:r>
+    </w:p>
+    <w:p>
+      <w:pPr>
+        <w:pStyle w:val="16"/>
+        <w:numPr>
+          <w:ilvl w:val="0"/>
+          <w:numId w:val="2"/>
+        </w:numPr>
+        <w:bidi w:val="0"/>
+        <w:rPr>
+          <w:rFonts w:hint="default"/>
+          <w:lang w:val="ru-RU" w:eastAsia="zh-CN"/>
+        </w:rPr>
+      </w:pPr>
+      <w:r>
+        <w:rPr>
+          <w:rFonts w:hint="default"/>
+          <w:lang w:val="ru-RU" w:eastAsia="zh-CN"/>
+        </w:rPr>
+        <w:t>Он был любезен, и если не очень умён, то во всяком случае не глуп.</w:t>
+      </w:r>
+    </w:p>
+    <w:p>
+      <w:pPr>
+        <w:pStyle w:val="16"/>
+        <w:numPr>
+          <w:ilvl w:val="0"/>
+          <w:numId w:val="2"/>
+        </w:numPr>
+        <w:bidi w:val="0"/>
+        <w:rPr>
+          <w:rFonts w:hint="default"/>
+          <w:lang w:val="ru-RU" w:eastAsia="zh-CN"/>
+        </w:rPr>
+      </w:pPr>
+      <w:r>
+        <w:rPr>
+          <w:rFonts w:hint="default"/>
+          <w:lang w:val="ru-RU" w:eastAsia="zh-CN"/>
+        </w:rPr>
+        <w:t>Он был не из тех, кем можно пренебрегать.</w:t>
+      </w:r>
+    </w:p>
+    <w:p>
+      <w:pPr>
+        <w:pStyle w:val="16"/>
+        <w:numPr>
+          <w:ilvl w:val="0"/>
+          <w:numId w:val="2"/>
+        </w:numPr>
+        <w:bidi w:val="0"/>
+        <w:rPr>
+          <w:rFonts w:hint="default"/>
+          <w:lang w:val="ru-RU" w:eastAsia="zh-CN"/>
+        </w:rPr>
+      </w:pPr>
+      <w:r>
+        <w:rPr>
+          <w:rFonts w:hint="default"/>
+          <w:lang w:val="ru-RU" w:eastAsia="zh-CN"/>
+        </w:rPr>
+        <w:t>Говорят, в старину один человек вдохнул жизнь в изваянную им статую. Другие, видно, обладают даром превращать живых людей в камень.</w:t>
+      </w:r>
+    </w:p>
+    <w:p>
+      <w:pPr>
+        <w:pStyle w:val="16"/>
+        <w:numPr>
+          <w:ilvl w:val="0"/>
+          <w:numId w:val="2"/>
+        </w:numPr>
+        <w:bidi w:val="0"/>
+        <w:rPr>
+          <w:rFonts w:hint="default"/>
+          <w:lang w:val="ru-RU" w:eastAsia="zh-CN"/>
+        </w:rPr>
+      </w:pPr>
+      <w:r>
+        <w:rPr>
+          <w:rFonts w:hint="default"/>
+          <w:lang w:val="ru-RU" w:eastAsia="zh-CN"/>
+        </w:rPr>
+        <w:t>Все радости, как маков цвет, Чуть тронешь, лепестков уж нет.</w:t>
+      </w:r>
+    </w:p>
+    <w:p>
+      <w:pPr>
+        <w:pStyle w:val="16"/>
+        <w:numPr>
+          <w:ilvl w:val="0"/>
+          <w:numId w:val="2"/>
+        </w:numPr>
+        <w:bidi w:val="0"/>
+        <w:rPr>
+          <w:rFonts w:hint="default"/>
+          <w:lang w:val="ru-RU" w:eastAsia="zh-CN"/>
+        </w:rPr>
+      </w:pPr>
+      <w:r>
+        <w:rPr>
+          <w:rFonts w:hint="default"/>
+          <w:lang w:val="ru-RU" w:eastAsia="zh-CN"/>
+        </w:rPr>
+        <w:t>Не пишите, что я желаю его видеть. Скажите лучше, что его возвращение желательно.</w:t>
+      </w:r>
+    </w:p>
+    <w:p>
+      <w:pPr>
+        <w:pStyle w:val="16"/>
+        <w:numPr>
+          <w:ilvl w:val="0"/>
+          <w:numId w:val="2"/>
+        </w:numPr>
+        <w:bidi w:val="0"/>
+        <w:rPr>
+          <w:rFonts w:hint="default"/>
+          <w:lang w:val="ru-RU" w:eastAsia="zh-CN"/>
+        </w:rPr>
+      </w:pPr>
+      <w:r>
+        <w:rPr>
+          <w:rFonts w:hint="default"/>
+          <w:lang w:val="ru-RU" w:eastAsia="zh-CN"/>
+        </w:rPr>
+        <w:t>Моя жена должна время от времени тревожить меня язвительными уколами. Должна непременно сердить меня, чтобы огромный запас моего терпения не остался в туне.</w:t>
+      </w:r>
+    </w:p>
+    <w:p>
+      <w:pPr>
+        <w:pStyle w:val="16"/>
+        <w:numPr>
+          <w:ilvl w:val="0"/>
+          <w:numId w:val="2"/>
+        </w:numPr>
+        <w:bidi w:val="0"/>
+        <w:rPr>
+          <w:rFonts w:hint="default"/>
+          <w:lang w:val="ru-RU" w:eastAsia="zh-CN"/>
+        </w:rPr>
+      </w:pPr>
+      <w:r>
+        <w:rPr>
+          <w:rFonts w:hint="default"/>
+          <w:lang w:val="ru-RU" w:eastAsia="zh-CN"/>
+        </w:rPr>
+        <w:t>Если мне суждено сделаться ее рабом, то постараюсь хоть продать свою свободу подороже.</w:t>
+      </w:r>
+    </w:p>
+    <w:p>
+      <w:pPr>
+        <w:pStyle w:val="16"/>
+        <w:numPr>
+          <w:ilvl w:val="0"/>
+          <w:numId w:val="2"/>
+        </w:numPr>
+        <w:bidi w:val="0"/>
+        <w:rPr>
+          <w:rFonts w:hint="default"/>
+          <w:lang w:val="ru-RU" w:eastAsia="zh-CN"/>
+        </w:rPr>
+      </w:pPr>
+      <w:r>
+        <w:rPr>
+          <w:rFonts w:hint="default"/>
+          <w:lang w:val="ru-RU" w:eastAsia="zh-CN"/>
+        </w:rPr>
+        <w:t>Когда он ходил, то поступью напоминал скорее курицу, прыгающую по горячим углям.</w:t>
+      </w:r>
+    </w:p>
+    <w:p>
+      <w:pPr>
+        <w:pStyle w:val="16"/>
+        <w:numPr>
+          <w:ilvl w:val="0"/>
+          <w:numId w:val="2"/>
+        </w:numPr>
+        <w:bidi w:val="0"/>
+        <w:rPr>
+          <w:rFonts w:hint="default"/>
+          <w:lang w:val="ru-RU" w:eastAsia="zh-CN"/>
+        </w:rPr>
+      </w:pPr>
+      <w:r>
+        <w:rPr>
+          <w:rFonts w:hint="default"/>
+          <w:lang w:val="ru-RU" w:eastAsia="zh-CN"/>
+        </w:rPr>
+        <w:t>Что-то в ее лице удерживало его от расспросов. Что-то очень опасное, страшное и непонятное, как надпись на стене на пиру Валтасара. Царь Валтасар устроил пир. Он приказал подать вино в золотых сосудах, которые были вывезены из Иерусалимского храма (это святотатство). Прямо на стене появилась рука и начертала огненные слова: «МЕНЕ, МЕНЕ, ТЕКЕЛ, УПАРСИН» («Исчислил, взвешен, разделен»). Бог исчислил дни царства Валтасара и положил им конец; взвесил царя на весах и нашел слишком легким (грешным); разделил его царство и отдал мидянам и персам. В ту же ночь Валтасар был убит.</w:t>
+      </w:r>
+    </w:p>
+    <w:p>
+      <w:pPr>
+        <w:pStyle w:val="16"/>
+        <w:numPr>
+          <w:ilvl w:val="0"/>
+          <w:numId w:val="2"/>
+        </w:numPr>
+        <w:bidi w:val="0"/>
+        <w:rPr>
+          <w:rFonts w:hint="default"/>
+          <w:lang w:val="ru-RU" w:eastAsia="zh-CN"/>
+        </w:rPr>
+      </w:pPr>
+      <w:r>
+        <w:rPr>
+          <w:rFonts w:hint="default"/>
+          <w:lang w:val="ru-RU" w:eastAsia="zh-CN"/>
+        </w:rPr>
+        <w:t>Он выразил свои чувства в короткой цветистой речи, привести которую мы не имеем возможности.</w:t>
+      </w:r>
+    </w:p>
+    <w:p>
+      <w:pPr>
+        <w:pStyle w:val="16"/>
+        <w:numPr>
+          <w:ilvl w:val="0"/>
+          <w:numId w:val="2"/>
+        </w:numPr>
+        <w:bidi w:val="0"/>
+        <w:rPr>
+          <w:rFonts w:hint="default"/>
+          <w:lang w:val="ru-RU" w:eastAsia="zh-CN"/>
+        </w:rPr>
+      </w:pPr>
+      <w:r>
+        <w:rPr>
+          <w:rFonts w:hint="default"/>
+          <w:lang w:val="ru-RU" w:eastAsia="zh-CN"/>
+        </w:rPr>
+        <w:t>Это самая высокомерная кривляка.</w:t>
+      </w:r>
+    </w:p>
+    <w:p>
+      <w:pPr>
+        <w:pStyle w:val="16"/>
+        <w:numPr>
+          <w:ilvl w:val="0"/>
+          <w:numId w:val="2"/>
+        </w:numPr>
+        <w:bidi w:val="0"/>
+        <w:rPr>
+          <w:rFonts w:hint="default"/>
+          <w:lang w:val="ru-RU" w:eastAsia="zh-CN"/>
+        </w:rPr>
+      </w:pPr>
+      <w:r>
+        <w:rPr>
+          <w:rFonts w:hint="default"/>
+          <w:lang w:val="ru-RU" w:eastAsia="zh-CN"/>
+        </w:rPr>
+        <w:t>Он снял с неё обязанности камердинера и впредь пожелал одеваться сам.</w:t>
+      </w:r>
+    </w:p>
+    <w:p>
+      <w:pPr>
+        <w:pStyle w:val="16"/>
+        <w:numPr>
+          <w:ilvl w:val="0"/>
+          <w:numId w:val="2"/>
+        </w:numPr>
+        <w:bidi w:val="0"/>
+        <w:rPr>
+          <w:rFonts w:hint="default"/>
+          <w:lang w:val="ru-RU" w:eastAsia="zh-CN"/>
+        </w:rPr>
+      </w:pPr>
+      <w:r>
+        <w:rPr>
+          <w:rFonts w:hint="default"/>
+          <w:lang w:val="ru-RU" w:eastAsia="zh-CN"/>
+        </w:rPr>
+        <w:t>Он без лишних слов вынул кошелек и звон монет заменил звук благодарственных речей.</w:t>
+      </w:r>
+    </w:p>
+    <w:p>
+      <w:pPr>
+        <w:pStyle w:val="16"/>
+        <w:numPr>
+          <w:ilvl w:val="0"/>
+          <w:numId w:val="2"/>
+        </w:numPr>
+        <w:bidi w:val="0"/>
+        <w:rPr>
+          <w:rFonts w:hint="default"/>
+          <w:lang w:val="ru-RU" w:eastAsia="zh-CN"/>
+        </w:rPr>
+      </w:pPr>
+      <w:r>
+        <w:rPr>
+          <w:rFonts w:hint="default"/>
+          <w:lang w:val="ru-RU" w:eastAsia="zh-CN"/>
+        </w:rPr>
+        <w:t>Она была глубоко уязвлена его поступком и её обуревали мрачные мысли о глубине человеческой неблагодарности.</w:t>
+      </w:r>
+    </w:p>
+    <w:p>
+      <w:pPr>
+        <w:pStyle w:val="16"/>
+        <w:numPr>
+          <w:ilvl w:val="0"/>
+          <w:numId w:val="2"/>
+        </w:numPr>
+        <w:bidi w:val="0"/>
+        <w:rPr>
+          <w:rFonts w:hint="default"/>
+          <w:lang w:val="ru-RU" w:eastAsia="zh-CN"/>
+        </w:rPr>
+      </w:pPr>
+      <w:r>
+        <w:rPr>
+          <w:rFonts w:hint="default"/>
+          <w:lang w:val="ru-RU" w:eastAsia="zh-CN"/>
+        </w:rPr>
+        <w:t>У неё нет таких претензий.</w:t>
+      </w:r>
+    </w:p>
+    <w:p>
+      <w:pPr>
+        <w:pStyle w:val="16"/>
+        <w:numPr>
+          <w:ilvl w:val="0"/>
+          <w:numId w:val="2"/>
+        </w:numPr>
+        <w:bidi w:val="0"/>
+        <w:rPr>
+          <w:rFonts w:hint="default"/>
+          <w:lang w:val="ru-RU" w:eastAsia="zh-CN"/>
+        </w:rPr>
+      </w:pPr>
+      <w:r>
+        <w:rPr>
+          <w:rFonts w:hint="default"/>
+          <w:lang w:val="ru-RU" w:eastAsia="zh-CN"/>
+        </w:rPr>
+        <w:t>Даже теперь, при вашей бледности, в вас есть что-то грозное.</w:t>
+      </w:r>
+    </w:p>
+    <w:p>
+      <w:pPr>
+        <w:pStyle w:val="16"/>
+        <w:numPr>
+          <w:ilvl w:val="0"/>
+          <w:numId w:val="2"/>
+        </w:numPr>
+        <w:bidi w:val="0"/>
+        <w:rPr>
+          <w:rFonts w:hint="default"/>
+          <w:lang w:val="ru-RU" w:eastAsia="zh-CN"/>
+        </w:rPr>
+      </w:pPr>
+      <w:r>
+        <w:rPr>
+          <w:rFonts w:hint="default"/>
+          <w:lang w:val="ru-RU" w:eastAsia="zh-CN"/>
+        </w:rPr>
+        <w:t>Шерли стала рабой — львица встретила своего укротителя. Пусть она осталась госпожой над всем окружающим, но над собой она уже не властна.</w:t>
+      </w:r>
+    </w:p>
+    <w:p>
+      <w:pPr>
+        <w:pStyle w:val="16"/>
+        <w:numPr>
+          <w:ilvl w:val="0"/>
+          <w:numId w:val="2"/>
+        </w:numPr>
+        <w:bidi w:val="0"/>
+        <w:rPr>
+          <w:rFonts w:hint="default"/>
+          <w:lang w:val="ru-RU" w:eastAsia="zh-CN"/>
+        </w:rPr>
+      </w:pPr>
+      <w:r>
+        <w:rPr>
+          <w:rFonts w:hint="default"/>
+          <w:lang w:val="ru-RU" w:eastAsia="zh-CN"/>
+        </w:rPr>
+        <w:t>Вас нужно помучить, это вам не повредит. Вы совсем не так уж слабы, как уверяете.</w:t>
+      </w:r>
+    </w:p>
+    <w:p>
+      <w:pPr>
+        <w:pStyle w:val="16"/>
+        <w:numPr>
+          <w:ilvl w:val="0"/>
+          <w:numId w:val="2"/>
+        </w:numPr>
+        <w:bidi w:val="0"/>
+        <w:rPr>
+          <w:rFonts w:hint="default"/>
+          <w:lang w:val="ru-RU" w:eastAsia="zh-CN"/>
+        </w:rPr>
+      </w:pPr>
+      <w:r>
+        <w:rPr>
+          <w:rFonts w:hint="default"/>
+          <w:lang w:val="ru-RU" w:eastAsia="zh-CN"/>
+        </w:rPr>
+        <w:t>Смею ли я искать эту любовь? И что я буду с ней делать, даже если найду?</w:t>
+      </w:r>
+    </w:p>
+    <w:p>
+      <w:pPr>
+        <w:pStyle w:val="16"/>
+        <w:numPr>
+          <w:ilvl w:val="0"/>
+          <w:numId w:val="2"/>
+        </w:numPr>
+        <w:bidi w:val="0"/>
+        <w:rPr>
+          <w:rFonts w:hint="default"/>
+          <w:lang w:val="ru-RU" w:eastAsia="zh-CN"/>
+        </w:rPr>
+      </w:pPr>
+      <w:r>
+        <w:rPr>
+          <w:rFonts w:hint="default"/>
+          <w:lang w:val="ru-RU" w:eastAsia="zh-CN"/>
+        </w:rPr>
+        <w:t>Он смутно чувствует какую-то внутреннюю связь между нами. Смутно догадывается, что в сдержанности, с какой Шерли обращается со мной, заключено гораздо больше, чем во всех ласках, которые достаются на его долю.</w:t>
+      </w:r>
+    </w:p>
+    <w:p>
+      <w:pPr>
+        <w:pStyle w:val="16"/>
+        <w:numPr>
+          <w:ilvl w:val="0"/>
+          <w:numId w:val="2"/>
+        </w:numPr>
+        <w:bidi w:val="0"/>
+        <w:rPr>
+          <w:rFonts w:hint="default"/>
+          <w:lang w:val="ru-RU" w:eastAsia="zh-CN"/>
+        </w:rPr>
+      </w:pPr>
+      <w:r>
+        <w:rPr>
+          <w:rFonts w:hint="default"/>
+          <w:lang w:val="ru-RU" w:eastAsia="zh-CN"/>
+        </w:rPr>
+        <w:t>Вы ругаете свою внешность больше, чем она того заслуживает, в тщетной надежде, что кто-нибудь другой замолвит за неё словечко.</w:t>
+      </w:r>
+    </w:p>
+    <w:p>
+      <w:pPr>
+        <w:pStyle w:val="16"/>
+        <w:numPr>
+          <w:ilvl w:val="0"/>
+          <w:numId w:val="2"/>
+        </w:numPr>
+        <w:bidi w:val="0"/>
+        <w:rPr>
+          <w:rFonts w:hint="default"/>
+          <w:lang w:val="ru-RU" w:eastAsia="zh-CN"/>
+        </w:rPr>
+      </w:pPr>
+      <w:r>
+        <w:rPr>
+          <w:rFonts w:hint="default"/>
+          <w:lang w:val="ru-RU" w:eastAsia="zh-CN"/>
+        </w:rPr>
+        <w:t>У меня нет сердца, я его потеряла. Пустите, я пойду его поищу.</w:t>
+      </w:r>
+    </w:p>
+    <w:p>
+      <w:pPr>
+        <w:pStyle w:val="16"/>
+        <w:numPr>
+          <w:ilvl w:val="0"/>
+          <w:numId w:val="2"/>
+        </w:numPr>
+        <w:bidi w:val="0"/>
+        <w:rPr>
+          <w:rFonts w:hint="default"/>
+          <w:lang w:val="ru-RU" w:eastAsia="zh-CN"/>
+        </w:rPr>
+      </w:pPr>
+      <w:r>
+        <w:rPr>
+          <w:rFonts w:hint="default"/>
+          <w:lang w:val="ru-RU" w:eastAsia="zh-CN"/>
+        </w:rPr>
+        <w:t>Так мне умереть без вас или жить для вас?</w:t>
+      </w:r>
+    </w:p>
+    <w:p>
+      <w:pPr>
+        <w:pStyle w:val="16"/>
+        <w:numPr>
+          <w:ilvl w:val="0"/>
+          <w:numId w:val="2"/>
+        </w:numPr>
+        <w:bidi w:val="0"/>
+        <w:rPr>
+          <w:rFonts w:hint="default"/>
+          <w:lang w:val="ru-RU" w:eastAsia="zh-CN"/>
+        </w:rPr>
+      </w:pPr>
+      <w:r>
+        <w:rPr>
+          <w:rFonts w:hint="default"/>
+          <w:lang w:val="ru-RU" w:eastAsia="zh-CN"/>
+        </w:rPr>
+        <w:t>На колокольне даже треснул один из колоколов.</w:t>
+      </w:r>
+    </w:p>
+    <w:p>
+      <w:pPr>
+        <w:pStyle w:val="16"/>
+        <w:numPr>
+          <w:ilvl w:val="0"/>
+          <w:numId w:val="2"/>
+        </w:numPr>
+        <w:bidi w:val="0"/>
+        <w:rPr>
+          <w:rFonts w:hint="default"/>
+          <w:lang w:val="ru-RU" w:eastAsia="zh-CN"/>
+        </w:rPr>
+      </w:pPr>
+      <w:r>
+        <w:rPr>
+          <w:rFonts w:hint="default"/>
+          <w:lang w:val="ru-RU" w:eastAsia="zh-CN"/>
+        </w:rPr>
+        <w:t>Все мужчины возвратились домой в таком состоянии, в каком жены никогда бы не желали их видеть.</w:t>
+      </w:r>
+    </w:p>
+    <w:p>
+      <w:pPr>
+        <w:pStyle w:val="11"/>
+        <w:bidi w:val="0"/>
+        <w:ind w:left="0" w:leftChars="0" w:firstLine="0" w:firstLineChars="0"/>
+        <w:rPr>
+          <w:rFonts w:hint="default"/>
+          <w:lang w:val="ru-RU" w:eastAsia="zh-CN"/>
+        </w:rPr>
+      </w:pPr>
+    </w:p>
+    <w:p>
+      <w:pPr>
+        <w:pStyle w:val="11"/>
+        <w:bidi w:val="0"/>
+        <w:ind w:left="0" w:leftChars="0" w:firstLine="0" w:firstLineChars="0"/>
+        <w:rPr>
+          <w:rFonts w:hint="default"/>
+          <w:lang w:val="ru-RU" w:eastAsia="zh-CN"/>
+        </w:rPr>
+      </w:pPr>
+    </w:p>
+    <w:p>
+      <w:pPr>
+        <w:pStyle w:val="16"/>
+        <w:bidi w:val="0"/>
+        <w:rPr>
+          <w:rFonts w:hint="default"/>
+          <w:lang w:val="ru-RU" w:eastAsia="zh-CN"/>
+        </w:rPr>
+      </w:pPr>
+      <w:r>
+        <w:rPr>
+          <w:rFonts w:hint="default"/>
+          <w:lang w:val="ru-RU" w:eastAsia="zh-CN"/>
+        </w:rPr>
+        <w:t>_______________________________________________________ Нужно замечать, что от твоего рассказа скучают.</w:t>
+      </w:r>
+    </w:p>
+    <w:p>
+      <w:pPr>
+        <w:pStyle w:val="16"/>
+        <w:bidi w:val="0"/>
+        <w:rPr>
+          <w:rFonts w:hint="default"/>
+          <w:lang w:val="ru-RU" w:eastAsia="zh-CN"/>
+        </w:rPr>
+      </w:pPr>
+      <w:r>
+        <w:rPr>
+          <w:rFonts w:hint="default"/>
+          <w:lang w:val="ru-RU" w:eastAsia="zh-CN"/>
+        </w:rPr>
+        <w:t>"Мур продолжал, увлеченный своими мыслями, и не замечал, что гость его порядком скучает".</w:t>
+      </w:r>
+    </w:p>
+    <w:p>
+      <w:pPr>
+        <w:pStyle w:val="16"/>
+        <w:bidi w:val="0"/>
+        <w:rPr>
+          <w:rFonts w:hint="default"/>
+          <w:lang w:val="ru-RU" w:eastAsia="zh-CN"/>
+        </w:rPr>
+      </w:pPr>
+      <w:r>
+        <w:rPr>
+          <w:rFonts w:hint="default"/>
+          <w:lang w:val="ru-RU" w:eastAsia="zh-CN"/>
+        </w:rPr>
+        <w:t>_______________________________________________________ Обычно учатся сохранять хорошее настроение вопреки плохим внешним факторам, то есть чтобы не они руководили твоим состоянием. А тут звучит так, словно у них и так свое настроение на первом месте.</w:t>
+      </w:r>
+    </w:p>
+    <w:p>
+      <w:pPr>
+        <w:pStyle w:val="16"/>
+        <w:bidi w:val="0"/>
+        <w:rPr>
+          <w:rFonts w:hint="default"/>
+          <w:lang w:val="ru-RU" w:eastAsia="zh-CN"/>
+        </w:rPr>
+      </w:pPr>
+      <w:r>
+        <w:rPr>
+          <w:rFonts w:hint="default"/>
+          <w:lang w:val="ru-RU" w:eastAsia="zh-CN"/>
+        </w:rPr>
+        <w:t>"Хорошее настроение зависит обычно не только от того, что происходит в нас самих, но и от всего, что окружает нас, совершается вокруг нас".</w:t>
+      </w:r>
+    </w:p>
+    <w:p>
+      <w:pPr>
+        <w:pStyle w:val="16"/>
+        <w:bidi w:val="0"/>
+        <w:rPr>
+          <w:rFonts w:hint="default"/>
+          <w:lang w:val="ru-RU" w:eastAsia="zh-CN"/>
+        </w:rPr>
+      </w:pPr>
+      <w:r>
+        <w:rPr>
+          <w:rFonts w:hint="default"/>
+          <w:lang w:val="ru-RU" w:eastAsia="zh-CN"/>
+        </w:rPr>
+        <w:t>_______________________________________________________  Если тебя злит чужая глупость, значит ты злой.</w:t>
+      </w:r>
+    </w:p>
+    <w:p>
+      <w:pPr>
+        <w:pStyle w:val="16"/>
+        <w:bidi w:val="0"/>
+        <w:rPr>
+          <w:rFonts w:hint="default"/>
+          <w:lang w:val="ru-RU" w:eastAsia="zh-CN"/>
+        </w:rPr>
+      </w:pPr>
+      <w:r>
+        <w:rPr>
+          <w:rFonts w:hint="default"/>
+          <w:lang w:val="ru-RU" w:eastAsia="zh-CN"/>
+        </w:rPr>
+        <w:t>"Отсутствие добродушия делало его нетерпимым к проявлениям людской глупости и к некоторым слабостям, которые ему, сильному и умному человеку, представлялись непростительными."</w:t>
+      </w:r>
+    </w:p>
+    <w:p>
+      <w:pPr>
+        <w:pStyle w:val="16"/>
+        <w:bidi w:val="0"/>
+        <w:rPr>
+          <w:rFonts w:hint="default"/>
+          <w:lang w:val="ru-RU" w:eastAsia="zh-CN"/>
+        </w:rPr>
+      </w:pPr>
+      <w:r>
+        <w:rPr>
+          <w:rFonts w:hint="default"/>
+          <w:lang w:val="ru-RU" w:eastAsia="zh-CN"/>
+        </w:rPr>
+        <w:t>_______________________________________________________ При понятном объяснении можно быстрее изучать и больше успеть узнать.</w:t>
+      </w:r>
+    </w:p>
+    <w:p>
+      <w:pPr>
+        <w:pStyle w:val="16"/>
+        <w:bidi w:val="0"/>
+        <w:rPr>
+          <w:rFonts w:hint="default"/>
+          <w:lang w:val="ru-RU" w:eastAsia="zh-CN"/>
+        </w:rPr>
+      </w:pPr>
+      <w:r>
+        <w:rPr>
+          <w:rFonts w:hint="default"/>
+          <w:lang w:val="ru-RU" w:eastAsia="zh-CN"/>
+        </w:rPr>
+        <w:t>"Мур обладал ясным логическим умом. Стоило ему заглянуть в книгу, и маленьких трудностей как не бывало. В одну минуту он все объяснял. В двух словах разрешал все загадки. Если бы Гортензия так преподавала, насколько быстрее можно было бы все узнать".</w:t>
+      </w:r>
+    </w:p>
+    <w:p>
+      <w:pPr>
+        <w:pStyle w:val="16"/>
+        <w:bidi w:val="0"/>
+        <w:rPr>
+          <w:rFonts w:hint="default"/>
+          <w:lang w:val="ru-RU" w:eastAsia="zh-CN"/>
+        </w:rPr>
+      </w:pPr>
+      <w:r>
+        <w:rPr>
+          <w:rFonts w:hint="default"/>
+          <w:lang w:val="ru-RU" w:eastAsia="zh-CN"/>
+        </w:rPr>
+        <w:t>_______________________________________________________ Натянутый и церемонный вид отталкивает, а живые люди нравятся больше.</w:t>
+      </w:r>
+    </w:p>
+    <w:p>
+      <w:pPr>
+        <w:pStyle w:val="16"/>
+        <w:bidi w:val="0"/>
+        <w:rPr>
+          <w:rFonts w:hint="default"/>
+          <w:lang w:val="ru-RU" w:eastAsia="zh-CN"/>
+        </w:rPr>
+      </w:pPr>
+      <w:r>
+        <w:rPr>
+          <w:rFonts w:hint="default"/>
+          <w:lang w:val="ru-RU" w:eastAsia="zh-CN"/>
+        </w:rPr>
+        <w:t>"Слушать ее можно было лишь с некоторым удовольствием, ибо присущий ей церемонный и натянутый вид и тут не оставлял ее и портил впечатление."</w:t>
+      </w:r>
+    </w:p>
+    <w:p>
+      <w:pPr>
+        <w:pStyle w:val="16"/>
+        <w:bidi w:val="0"/>
+        <w:rPr>
+          <w:rFonts w:hint="default"/>
+          <w:lang w:val="ru-RU" w:eastAsia="zh-CN"/>
+        </w:rPr>
+      </w:pPr>
+      <w:r>
+        <w:rPr>
+          <w:rFonts w:hint="default"/>
+          <w:lang w:val="ru-RU" w:eastAsia="zh-CN"/>
+        </w:rPr>
+        <w:t>_______________________________________________________ "Ничто не действует на человека столь благотворно, как участие. Раздоры в семье ожесточают, а согласие смягчает".</w:t>
+      </w:r>
+    </w:p>
+    <w:p>
+      <w:pPr>
+        <w:pStyle w:val="16"/>
+        <w:bidi w:val="0"/>
+        <w:rPr>
+          <w:rFonts w:hint="default"/>
+          <w:lang w:val="ru-RU" w:eastAsia="zh-CN"/>
+        </w:rPr>
+      </w:pPr>
+      <w:r>
+        <w:rPr>
+          <w:rFonts w:hint="default"/>
+          <w:lang w:val="ru-RU" w:eastAsia="zh-CN"/>
+        </w:rPr>
+        <w:t>_______________________________________________________ Пример комплимента.</w:t>
+      </w:r>
+    </w:p>
+    <w:p>
+      <w:pPr>
+        <w:pStyle w:val="16"/>
+        <w:bidi w:val="0"/>
+        <w:rPr>
+          <w:rFonts w:hint="default"/>
+          <w:lang w:val="ru-RU" w:eastAsia="zh-CN"/>
+        </w:rPr>
+      </w:pPr>
+      <w:r>
+        <w:rPr>
+          <w:rFonts w:hint="default"/>
+          <w:lang w:val="ru-RU" w:eastAsia="zh-CN"/>
+        </w:rPr>
+        <w:t>"Он попросил мисс Мэри занять место напротив, чтобы он мог хоть любоваться ею".</w:t>
+      </w:r>
+    </w:p>
+    <w:p>
+      <w:pPr>
+        <w:pStyle w:val="16"/>
+        <w:bidi w:val="0"/>
+        <w:rPr>
+          <w:rFonts w:hint="default"/>
+          <w:lang w:val="ru-RU" w:eastAsia="zh-CN"/>
+        </w:rPr>
+      </w:pPr>
+      <w:r>
+        <w:rPr>
+          <w:rFonts w:hint="default"/>
+          <w:lang w:val="ru-RU" w:eastAsia="zh-CN"/>
+        </w:rPr>
+        <w:t>_______________________________________________________ Про падких на лесть людей.</w:t>
+      </w:r>
+    </w:p>
+    <w:p>
+      <w:pPr>
+        <w:pStyle w:val="16"/>
+        <w:bidi w:val="0"/>
+        <w:rPr>
+          <w:rFonts w:hint="default"/>
+          <w:lang w:val="ru-RU" w:eastAsia="zh-CN"/>
+        </w:rPr>
+      </w:pPr>
+      <w:r>
+        <w:rPr>
+          <w:rFonts w:hint="default"/>
+          <w:lang w:val="ru-RU" w:eastAsia="zh-CN"/>
+        </w:rPr>
+        <w:t>"Она ценила не уважение, а одну только лесть; стоило ее поклонникам сказать ей, что она ангел, и она позволяла обращаться с собой как с дурочкой. Она была так легковерна и ветрена, так глупела, когда ее окружали лестью, вниманием и восхищением".</w:t>
+      </w:r>
+    </w:p>
+    <w:p>
+      <w:pPr>
+        <w:pStyle w:val="16"/>
+        <w:bidi w:val="0"/>
+        <w:rPr>
+          <w:rFonts w:hint="default"/>
+          <w:lang w:val="ru-RU" w:eastAsia="zh-CN"/>
+        </w:rPr>
+      </w:pPr>
+      <w:r>
+        <w:rPr>
+          <w:rFonts w:hint="default"/>
+          <w:lang w:val="ru-RU" w:eastAsia="zh-CN"/>
+        </w:rPr>
+        <w:t>_______________________________________________________ Пример, как одна сестра красивая, а другая обаятельная, и поэтому нравится людям больше.</w:t>
+      </w:r>
+    </w:p>
+    <w:p>
+      <w:pPr>
+        <w:pStyle w:val="16"/>
+        <w:bidi w:val="0"/>
+        <w:rPr>
+          <w:rFonts w:hint="default"/>
+          <w:lang w:val="ru-RU" w:eastAsia="zh-CN"/>
+        </w:rPr>
+      </w:pPr>
+      <w:r>
+        <w:rPr>
+          <w:rFonts w:hint="default"/>
+          <w:lang w:val="ru-RU" w:eastAsia="zh-CN"/>
+        </w:rPr>
+        <w:t>"Если одну из девочек и можно было считать привлекательнее другой, то это была именно Роза. Зато Джесси, помимо живости ума и душевной пылкости, наделена была еще и обаянием, умением пленять кого угодно. Роза обладала благородным и развитым умом, любящим, преданным, великодушным сердем, но не обаянием".</w:t>
+      </w:r>
+    </w:p>
+    <w:p>
+      <w:pPr>
+        <w:pStyle w:val="16"/>
+        <w:bidi w:val="0"/>
+        <w:rPr>
+          <w:rFonts w:hint="default"/>
+          <w:lang w:val="ru-RU" w:eastAsia="zh-CN"/>
+        </w:rPr>
+      </w:pPr>
+      <w:r>
+        <w:rPr>
+          <w:rFonts w:hint="default"/>
+          <w:lang w:val="ru-RU" w:eastAsia="zh-CN"/>
+        </w:rPr>
+        <w:t>_______________________________________________________ Быть леди – это значит быть аккуратной, спокойно говорить, плавно двигаться и жестикулировать.</w:t>
+      </w:r>
+    </w:p>
+    <w:p>
+      <w:pPr>
+        <w:pStyle w:val="16"/>
+        <w:bidi w:val="0"/>
+        <w:rPr>
+          <w:rFonts w:hint="default"/>
+          <w:lang w:val="ru-RU" w:eastAsia="zh-CN"/>
+        </w:rPr>
+      </w:pPr>
+      <w:r>
+        <w:rPr>
+          <w:rFonts w:hint="default"/>
+          <w:lang w:val="ru-RU" w:eastAsia="zh-CN"/>
+        </w:rPr>
+        <w:t>"Она милая, даже очень хорошенькая. Разговаривает она спокойно, приятно, чистым голосом, да и все движения у нее мягкие и сдержанные. И вся она с ног до головы такая аккуратненькая и одета со вкусом, все у нее изящно. Вот такой должна быть настоящая леди".</w:t>
+      </w:r>
+    </w:p>
+    <w:p>
+      <w:pPr>
+        <w:pStyle w:val="16"/>
+        <w:bidi w:val="0"/>
+        <w:rPr>
+          <w:rFonts w:hint="default"/>
+          <w:lang w:val="ru-RU" w:eastAsia="zh-CN"/>
+        </w:rPr>
+      </w:pPr>
+      <w:r>
+        <w:rPr>
+          <w:rFonts w:hint="default"/>
+          <w:lang w:val="ru-RU" w:eastAsia="zh-CN"/>
+        </w:rPr>
+        <w:t>_______________________________________________________ Пример того, кто не ищет одобрения окружающих.</w:t>
+      </w:r>
+    </w:p>
+    <w:p>
+      <w:pPr>
+        <w:pStyle w:val="16"/>
+        <w:bidi w:val="0"/>
+        <w:rPr>
+          <w:rFonts w:hint="default"/>
+          <w:lang w:val="ru-RU" w:eastAsia="zh-CN"/>
+        </w:rPr>
+      </w:pPr>
+      <w:r>
+        <w:rPr>
+          <w:rFonts w:hint="default"/>
+          <w:lang w:val="ru-RU" w:eastAsia="zh-CN"/>
+        </w:rPr>
+        <w:t>"Мальчик не улыбнулся, не посмотрел вокруг, рассчитывая на одобрение. Он просто сказал то, что хотел, и замолчал".</w:t>
+      </w:r>
+    </w:p>
+    <w:p>
+      <w:pPr>
+        <w:pStyle w:val="16"/>
+        <w:bidi w:val="0"/>
+        <w:rPr>
+          <w:rFonts w:hint="default"/>
+          <w:lang w:val="ru-RU" w:eastAsia="zh-CN"/>
+        </w:rPr>
+      </w:pPr>
+      <w:r>
+        <w:rPr>
+          <w:rFonts w:hint="default"/>
+          <w:lang w:val="ru-RU" w:eastAsia="zh-CN"/>
+        </w:rPr>
+        <w:t>_______________________________________________________ Потакать = усугублять.</w:t>
+      </w:r>
+    </w:p>
+    <w:p>
+      <w:pPr>
+        <w:pStyle w:val="16"/>
+        <w:bidi w:val="0"/>
+        <w:rPr>
+          <w:rFonts w:hint="default"/>
+          <w:lang w:val="ru-RU" w:eastAsia="zh-CN"/>
+        </w:rPr>
+      </w:pPr>
+      <w:r>
+        <w:rPr>
+          <w:rFonts w:hint="default"/>
+          <w:lang w:val="ru-RU" w:eastAsia="zh-CN"/>
+        </w:rPr>
+        <w:t>"Чрезмерное самоуничижние порождает деспотизм; черзмерная уступчивость порождает эгоизм".</w:t>
+      </w:r>
+    </w:p>
+    <w:p>
+      <w:pPr>
+        <w:pStyle w:val="16"/>
+        <w:bidi w:val="0"/>
+        <w:rPr>
+          <w:rFonts w:hint="default"/>
+          <w:lang w:val="ru-RU" w:eastAsia="zh-CN"/>
+        </w:rPr>
+      </w:pPr>
+      <w:r>
+        <w:rPr>
+          <w:rFonts w:hint="default"/>
+          <w:lang w:val="ru-RU" w:eastAsia="zh-CN"/>
+        </w:rPr>
+        <w:t>_______________________________________________________ В доме должно быть чисто и уютно, даже если никто не приходит и ты живешь один.</w:t>
+      </w:r>
+    </w:p>
+    <w:p>
+      <w:pPr>
+        <w:pStyle w:val="16"/>
+        <w:bidi w:val="0"/>
+        <w:rPr>
+          <w:rFonts w:hint="default"/>
+          <w:lang w:val="ru-RU" w:eastAsia="zh-CN"/>
+        </w:rPr>
+      </w:pPr>
+      <w:r>
+        <w:rPr>
+          <w:rFonts w:hint="default"/>
+          <w:lang w:val="ru-RU" w:eastAsia="zh-CN"/>
+        </w:rPr>
+        <w:t>"В ее маленькой гостиной все по обыкновению блистало чистотой и дышало уютом. Несмотря на одиночество, старые девы, как правило, не опускаются, не становятся неряхами. И это их большая заслуга".</w:t>
+      </w:r>
+    </w:p>
+    <w:p>
+      <w:pPr>
+        <w:pStyle w:val="16"/>
+        <w:bidi w:val="0"/>
+        <w:rPr>
+          <w:rFonts w:hint="default"/>
+          <w:lang w:val="ru-RU" w:eastAsia="zh-CN"/>
+        </w:rPr>
+      </w:pPr>
+      <w:r>
+        <w:rPr>
+          <w:rFonts w:hint="default"/>
+          <w:lang w:val="ru-RU" w:eastAsia="zh-CN"/>
+        </w:rPr>
+        <w:t>_______________________________________________________ Человек может быть угрюмым, потому что он скрывает свою боль.</w:t>
+      </w:r>
+    </w:p>
+    <w:p>
+      <w:pPr>
+        <w:pStyle w:val="16"/>
+        <w:bidi w:val="0"/>
+        <w:rPr>
+          <w:rFonts w:hint="default"/>
+          <w:lang w:val="ru-RU" w:eastAsia="zh-CN"/>
+        </w:rPr>
+      </w:pPr>
+      <w:r>
+        <w:rPr>
+          <w:rFonts w:hint="default"/>
+          <w:lang w:val="ru-RU" w:eastAsia="zh-CN"/>
+        </w:rPr>
+        <w:t>"Если тебе случится встретить человека, чью угрюмость ты не сможешь объяснить, и она покажется тебе беспричинной, несносной, знай, что этот человек скрывает свою рану, и рана эта болит, хоть она никому и не видна".</w:t>
+      </w:r>
+    </w:p>
+    <w:p>
+      <w:pPr>
+        <w:pStyle w:val="16"/>
+        <w:bidi w:val="0"/>
+        <w:rPr>
+          <w:rFonts w:hint="default"/>
+          <w:lang w:val="ru-RU" w:eastAsia="zh-CN"/>
+        </w:rPr>
+      </w:pPr>
+      <w:r>
+        <w:rPr>
+          <w:rFonts w:hint="default"/>
+          <w:lang w:val="ru-RU" w:eastAsia="zh-CN"/>
+        </w:rPr>
+        <w:t>_______________________________________________________ Любому человеку нужно внимание и привязанность.</w:t>
+      </w:r>
+    </w:p>
+    <w:p>
+      <w:pPr>
+        <w:pStyle w:val="16"/>
+        <w:bidi w:val="0"/>
+        <w:rPr>
+          <w:rFonts w:hint="default"/>
+          <w:lang w:val="ru-RU" w:eastAsia="zh-CN"/>
+        </w:rPr>
+      </w:pPr>
+      <w:r>
+        <w:rPr>
+          <w:rFonts w:hint="default"/>
+          <w:lang w:val="ru-RU" w:eastAsia="zh-CN"/>
+        </w:rPr>
+        <w:t>"Как бы мы ни были стары, некрасивы, унижены, раздавлены горем, пока в нашем сердце сохраняется искорка жизни — чуть тлеющий уголек, в нем не угасает и мучительная, острая жажда людского внимания и привязанности".</w:t>
+      </w:r>
+    </w:p>
+    <w:p>
+      <w:pPr>
+        <w:pStyle w:val="16"/>
+        <w:bidi w:val="0"/>
+        <w:rPr>
+          <w:rFonts w:hint="default"/>
+          <w:lang w:val="ru-RU" w:eastAsia="zh-CN"/>
+        </w:rPr>
+      </w:pPr>
+      <w:r>
+        <w:rPr>
+          <w:rFonts w:hint="default"/>
+          <w:lang w:val="ru-RU" w:eastAsia="zh-CN"/>
+        </w:rPr>
+        <w:t>_______________________________________________________ Делать добро можно и без желания.</w:t>
+      </w:r>
+    </w:p>
+    <w:p>
+      <w:pPr>
+        <w:pStyle w:val="16"/>
+        <w:bidi w:val="0"/>
+        <w:rPr>
+          <w:rFonts w:hint="default"/>
+          <w:lang w:val="ru-RU" w:eastAsia="zh-CN"/>
+        </w:rPr>
+      </w:pPr>
+      <w:r>
+        <w:rPr>
+          <w:rFonts w:hint="default"/>
+          <w:lang w:val="ru-RU" w:eastAsia="zh-CN"/>
+        </w:rPr>
+        <w:t>"Надо взять себя в руки и делать добро хотя бы из соображений благоразумия, если не по влечению сердца".</w:t>
+      </w:r>
+    </w:p>
+    <w:p>
+      <w:pPr>
+        <w:pStyle w:val="16"/>
+        <w:bidi w:val="0"/>
+        <w:rPr>
+          <w:rFonts w:hint="default"/>
+          <w:lang w:val="ru-RU" w:eastAsia="zh-CN"/>
+        </w:rPr>
+      </w:pPr>
+      <w:r>
+        <w:rPr>
+          <w:rFonts w:hint="default"/>
+          <w:lang w:val="ru-RU" w:eastAsia="zh-CN"/>
+        </w:rPr>
+        <w:t>_______________________________________________________ Постоянная занятость поможет рассеять тоску, хотя и не полностью излечит.</w:t>
+      </w:r>
+    </w:p>
+    <w:p>
+      <w:pPr>
+        <w:pStyle w:val="16"/>
+        <w:bidi w:val="0"/>
+        <w:rPr>
+          <w:rFonts w:hint="default"/>
+          <w:lang w:val="ru-RU" w:eastAsia="zh-CN"/>
+        </w:rPr>
+      </w:pPr>
+      <w:r>
+        <w:rPr>
+          <w:rFonts w:hint="default"/>
+          <w:lang w:val="ru-RU" w:eastAsia="zh-CN"/>
+        </w:rPr>
+        <w:t>"Она составила распорядок своего дня и дала себе слово строго ему следовать. Она отвела определенное время для различных своих занятий, для выполнения поручений и для прогулок, не оставив ни минуты для гнетущих раздумий. Это было трудно, но помогало ей крепиться, рассеивало тоску, заполняло время и мысли. У нее становилось легче на душе от сознания, что она сделала людям что-то полезное, а иногда и приятное или облегчила их страдания. Но, увы, эта деятельность не вернула ей ни душевного мира, ни здоровья, она по-прежнему чахла, бледнела, становилась все печальнее".</w:t>
+      </w:r>
+    </w:p>
+    <w:p>
+      <w:pPr>
+        <w:pStyle w:val="16"/>
+        <w:bidi w:val="0"/>
+        <w:rPr>
+          <w:rFonts w:hint="default"/>
+          <w:lang w:val="ru-RU" w:eastAsia="zh-CN"/>
+        </w:rPr>
+      </w:pPr>
+      <w:r>
+        <w:rPr>
+          <w:rFonts w:hint="default"/>
+          <w:lang w:val="ru-RU" w:eastAsia="zh-CN"/>
+        </w:rPr>
+        <w:t>_______________________________________________________ Долгие прогулки в любую погоду помогают от тоски, но не излечивают от глубокой депрессии.</w:t>
+      </w:r>
+    </w:p>
+    <w:p>
+      <w:pPr>
+        <w:pStyle w:val="16"/>
+        <w:bidi w:val="0"/>
+        <w:rPr>
+          <w:rFonts w:hint="default"/>
+          <w:lang w:val="ru-RU" w:eastAsia="zh-CN"/>
+        </w:rPr>
+      </w:pPr>
+      <w:r>
+        <w:rPr>
+          <w:rFonts w:hint="default"/>
+          <w:lang w:val="ru-RU" w:eastAsia="zh-CN"/>
+        </w:rPr>
+        <w:t>"В любую погоду она отправлялась гулять, подолгу бродила по уединенным местам и возвращалась домой только в сумерки, бледная, измученная, но еще полная бодрости. Она утверждала, что тогда ей лучше спиться, но видно, это не очень помогало, ибо ночью она металась на подушках или неподвижно сидела на краю постели".</w:t>
+      </w:r>
+    </w:p>
+    <w:p>
+      <w:pPr>
+        <w:pStyle w:val="16"/>
+        <w:bidi w:val="0"/>
+        <w:rPr>
+          <w:rFonts w:hint="default"/>
+          <w:lang w:val="ru-RU" w:eastAsia="zh-CN"/>
+        </w:rPr>
+      </w:pPr>
+      <w:r>
+        <w:rPr>
+          <w:rFonts w:hint="default"/>
+          <w:lang w:val="ru-RU" w:eastAsia="zh-CN"/>
+        </w:rPr>
+        <w:t>_______________________________________________________ Надо представить, что ты достойна лучшего из лучших, а даже если не так, то он не покажет этого из благородства и ты не узнаешь. То есть не надо бояться не понравиться.</w:t>
+      </w:r>
+    </w:p>
+    <w:p>
+      <w:pPr>
+        <w:pStyle w:val="16"/>
+        <w:bidi w:val="0"/>
+        <w:rPr>
+          <w:rFonts w:hint="default"/>
+          <w:lang w:val="ru-RU" w:eastAsia="zh-CN"/>
+        </w:rPr>
+      </w:pPr>
+      <w:r>
+        <w:rPr>
+          <w:rFonts w:hint="default"/>
+          <w:lang w:val="ru-RU" w:eastAsia="zh-CN"/>
+        </w:rPr>
+        <w:t>" — Если ваш спутник умен, благороден, образован,то вы невольно начинаете сомневаться, достойны ли вы его общества.</w:t>
+      </w:r>
+    </w:p>
+    <w:p>
+      <w:pPr>
+        <w:pStyle w:val="16"/>
+        <w:bidi w:val="0"/>
+        <w:rPr>
+          <w:rFonts w:hint="default"/>
+          <w:lang w:val="ru-RU" w:eastAsia="zh-CN"/>
+        </w:rPr>
+      </w:pPr>
+      <w:r>
+        <w:rPr>
+          <w:rFonts w:hint="default"/>
+          <w:lang w:val="ru-RU" w:eastAsia="zh-CN"/>
+        </w:rPr>
+        <w:t xml:space="preserve"> — Тут я с вами не согласна; такое самоуничижение мне чуждо: я не считаю себя недостойной даже лучшего них — то есть лучшего из джентельменов, хотя это, конечно, звучит нескромно; мне кажется, когда они благородны, то уж в полном смысле этого слова!"</w:t>
+      </w:r>
+    </w:p>
+    <w:p>
+      <w:pPr>
+        <w:pStyle w:val="16"/>
+        <w:bidi w:val="0"/>
+        <w:rPr>
+          <w:rFonts w:hint="default"/>
+          <w:lang w:val="ru-RU" w:eastAsia="zh-CN"/>
+        </w:rPr>
+      </w:pPr>
+      <w:r>
+        <w:rPr>
+          <w:rFonts w:hint="default"/>
+          <w:lang w:val="ru-RU" w:eastAsia="zh-CN"/>
+        </w:rPr>
+        <w:t>_______________________________________________________ Позитивное мышление для избавления от депрессии.</w:t>
+      </w:r>
+    </w:p>
+    <w:p>
+      <w:pPr>
+        <w:pStyle w:val="16"/>
+        <w:bidi w:val="0"/>
+        <w:rPr>
+          <w:rFonts w:hint="default"/>
+          <w:lang w:val="ru-RU" w:eastAsia="zh-CN"/>
+        </w:rPr>
+      </w:pPr>
+      <w:r>
+        <w:rPr>
+          <w:rFonts w:hint="default"/>
+          <w:lang w:val="ru-RU" w:eastAsia="zh-CN"/>
+        </w:rPr>
+        <w:t>"Постарайтесь выбросить из головы гробы, саваны, человеческий прах и представляйте себе тюленей, греющихся в лучах солнца. Думайте, когда вам не спится, о чайках и море, а не о могилах под вашим домом".</w:t>
+      </w:r>
+    </w:p>
+    <w:p>
+      <w:pPr>
+        <w:pStyle w:val="16"/>
+        <w:bidi w:val="0"/>
+        <w:rPr>
+          <w:rFonts w:hint="default"/>
+          <w:lang w:val="ru-RU" w:eastAsia="zh-CN"/>
+        </w:rPr>
+      </w:pPr>
+      <w:r>
+        <w:rPr>
+          <w:rFonts w:hint="default"/>
+          <w:lang w:val="ru-RU" w:eastAsia="zh-CN"/>
+        </w:rPr>
+        <w:t>_______________________________________________________ Чтобы придать вес своему высказыванию, надо говорить в конце, после других, а не сразу болтать.</w:t>
+      </w:r>
+    </w:p>
+    <w:p>
+      <w:pPr>
+        <w:pStyle w:val="16"/>
+        <w:bidi w:val="0"/>
+        <w:rPr>
+          <w:rFonts w:hint="default"/>
+          <w:lang w:val="ru-RU" w:eastAsia="zh-CN"/>
+        </w:rPr>
+      </w:pPr>
+      <w:r>
+        <w:rPr>
+          <w:rFonts w:hint="default"/>
+          <w:lang w:val="ru-RU" w:eastAsia="zh-CN"/>
+        </w:rPr>
+        <w:t>"Он слушал и размышлял, насупясь и выпятив нижнюю губу. Он считал свое мнение слишком веским, чтобы высказать его так скоро".</w:t>
+      </w:r>
+    </w:p>
+    <w:p>
+      <w:pPr>
+        <w:pStyle w:val="16"/>
+        <w:bidi w:val="0"/>
+        <w:rPr>
+          <w:rFonts w:hint="default"/>
+          <w:lang w:val="ru-RU" w:eastAsia="zh-CN"/>
+        </w:rPr>
+      </w:pPr>
+      <w:r>
+        <w:rPr>
+          <w:rFonts w:hint="default"/>
+          <w:lang w:val="ru-RU" w:eastAsia="zh-CN"/>
+        </w:rPr>
+        <w:t>_______________________________________________________ Можно подыграть другому человеку. Например, мужчина обменялся с девушкой незабудками, хотя ему это было неинтересно.</w:t>
+      </w:r>
+    </w:p>
+    <w:p>
+      <w:pPr>
+        <w:pStyle w:val="16"/>
+        <w:bidi w:val="0"/>
+        <w:rPr>
+          <w:rFonts w:hint="default"/>
+          <w:lang w:val="ru-RU" w:eastAsia="zh-CN"/>
+        </w:rPr>
+      </w:pPr>
+      <w:r>
+        <w:rPr>
+          <w:rFonts w:hint="default"/>
+          <w:lang w:val="ru-RU" w:eastAsia="zh-CN"/>
+        </w:rPr>
+        <w:t>Я так привык исполнять все просьбы вашей подруги, что не умею отказать ей ни в чем. "Казалось бы, в моем возрасте смешно обмениваться незабудками, но вот видите, она пожелала, чтобы я стал сентиментальным, и я повиновался. Видеть ее доброй и счастливой – это одна из самых больших радостей для меня".</w:t>
+      </w:r>
+    </w:p>
+    <w:p>
+      <w:pPr>
+        <w:pStyle w:val="16"/>
+        <w:bidi w:val="0"/>
+        <w:rPr>
+          <w:rFonts w:hint="default"/>
+          <w:lang w:val="ru-RU" w:eastAsia="zh-CN"/>
+        </w:rPr>
+      </w:pPr>
+      <w:r>
+        <w:rPr>
+          <w:rFonts w:hint="default"/>
+          <w:lang w:val="ru-RU" w:eastAsia="zh-CN"/>
+        </w:rPr>
+        <w:t>_______________________________________________________ Как для англичан важен внешний вид.</w:t>
+      </w:r>
+    </w:p>
+    <w:p>
+      <w:pPr>
+        <w:pStyle w:val="16"/>
+        <w:bidi w:val="0"/>
+        <w:rPr>
+          <w:rFonts w:hint="default"/>
+          <w:lang w:val="ru-RU" w:eastAsia="zh-CN"/>
+        </w:rPr>
+      </w:pPr>
+      <w:r>
+        <w:rPr>
+          <w:rFonts w:hint="default"/>
+          <w:lang w:val="ru-RU" w:eastAsia="zh-CN"/>
+        </w:rPr>
+        <w:t>"Страсть англичан к внешней благопристойности способна творить чудеса. Бедность может заставить ирландскую девушку ходить в лохмотьях, но бессильна заставить англичанку отказаться от приличного платья, ибо тогда она перестанет уважать себя".</w:t>
+      </w:r>
+    </w:p>
+    <w:p>
+      <w:pPr>
+        <w:pStyle w:val="16"/>
+        <w:bidi w:val="0"/>
+        <w:rPr>
+          <w:rFonts w:hint="default"/>
+          <w:lang w:val="ru-RU" w:eastAsia="zh-CN"/>
+        </w:rPr>
+      </w:pPr>
+      <w:r>
+        <w:rPr>
+          <w:rFonts w:hint="default"/>
+          <w:lang w:val="ru-RU" w:eastAsia="zh-CN"/>
+        </w:rPr>
+        <w:t>_______________________________________________________ О разных характерах. Одна может быстро успокоиться даже после перестрелки, а вторая не может уснуть из-за любого пустяка. Связано ли это с характером или это можно натренировать?</w:t>
+      </w:r>
+    </w:p>
+    <w:p>
+      <w:pPr>
+        <w:pStyle w:val="16"/>
+        <w:bidi w:val="0"/>
+        <w:rPr>
+          <w:rFonts w:hint="default"/>
+          <w:lang w:val="ru-RU" w:eastAsia="zh-CN"/>
+        </w:rPr>
+      </w:pPr>
+      <w:r>
+        <w:rPr>
+          <w:rFonts w:hint="default"/>
+          <w:lang w:val="ru-RU" w:eastAsia="zh-CN"/>
+        </w:rPr>
+        <w:t>"Кэролайн смотрела на спящую подругу; ей не спалось. У нее был совсем иной характер. Самого пустячного волнения за чаем было достаточно, чтобы бессонница мучила ее всю ночь, а тут на ее глазах произошло столь ужасное событие, что она вряд ли сможет вообще его позабыть &lt;перестрелка на фабрике&gt;."</w:t>
+      </w:r>
+    </w:p>
+    <w:p>
+      <w:pPr>
+        <w:pStyle w:val="16"/>
+        <w:bidi w:val="0"/>
+        <w:rPr>
+          <w:rFonts w:hint="default"/>
+          <w:lang w:val="ru-RU" w:eastAsia="zh-CN"/>
+        </w:rPr>
+      </w:pPr>
+      <w:r>
+        <w:rPr>
+          <w:rFonts w:hint="default"/>
+          <w:lang w:val="ru-RU" w:eastAsia="zh-CN"/>
+        </w:rPr>
+        <w:t>_______________________________________________________ Жить сегодня.</w:t>
+      </w:r>
+    </w:p>
+    <w:p>
+      <w:pPr>
+        <w:pStyle w:val="16"/>
+        <w:bidi w:val="0"/>
+        <w:rPr>
+          <w:rFonts w:hint="default"/>
+          <w:lang w:val="ru-RU" w:eastAsia="zh-CN"/>
+        </w:rPr>
+      </w:pPr>
+      <w:r>
+        <w:rPr>
+          <w:rFonts w:hint="default"/>
+          <w:lang w:val="ru-RU" w:eastAsia="zh-CN"/>
+        </w:rPr>
+        <w:t>"Неужели в вашем возрасте вам уже приходится заботиться о будущем? Не стоит этого делать! Пусть завтрашний день сам заботится о себе."</w:t>
+      </w:r>
+    </w:p>
+    <w:p>
+      <w:pPr>
+        <w:pStyle w:val="16"/>
+        <w:bidi w:val="0"/>
+        <w:rPr>
+          <w:rFonts w:hint="default"/>
+          <w:lang w:val="ru-RU" w:eastAsia="zh-CN"/>
+        </w:rPr>
+      </w:pPr>
+      <w:r>
+        <w:rPr>
+          <w:rFonts w:hint="default"/>
+          <w:lang w:val="ru-RU" w:eastAsia="zh-CN"/>
+        </w:rPr>
+        <w:t>_______________________________________________________ Пример, как уверенно говорить.</w:t>
+      </w:r>
+    </w:p>
+    <w:p>
+      <w:pPr>
+        <w:pStyle w:val="16"/>
+        <w:bidi w:val="0"/>
+        <w:rPr>
+          <w:rFonts w:hint="default"/>
+          <w:lang w:val="ru-RU" w:eastAsia="zh-CN"/>
+        </w:rPr>
+      </w:pPr>
+      <w:r>
+        <w:rPr>
+          <w:rFonts w:hint="default"/>
+          <w:lang w:val="ru-RU" w:eastAsia="zh-CN"/>
+        </w:rPr>
+        <w:t>"Она удивлялась не столько тому, что он говорит, сколько его полнейшему самообладанию и уверенности. Казалось, никто из присутствовавших его не стеснял и не смущал, ничто не внушало ему опасения, что вот сейчас его одернут, оскорбят, обидят. А ведь мисс Килдар, холодная и надменная, стояла перед камином на коленях почти у самых его ног".</w:t>
+      </w:r>
+    </w:p>
+    <w:p>
+      <w:pPr>
+        <w:pStyle w:val="16"/>
+        <w:bidi w:val="0"/>
+        <w:rPr>
+          <w:rFonts w:hint="default"/>
+          <w:lang w:val="ru-RU" w:eastAsia="zh-CN"/>
+        </w:rPr>
+      </w:pPr>
+      <w:r>
+        <w:rPr>
+          <w:rFonts w:hint="default"/>
+          <w:lang w:val="ru-RU" w:eastAsia="zh-CN"/>
+        </w:rPr>
+        <w:t>_______________________________________________________ Человек с достоинством не считает унизительным обслужить более низких по статусу.</w:t>
+      </w:r>
+    </w:p>
+    <w:p>
+      <w:pPr>
+        <w:pStyle w:val="16"/>
+        <w:bidi w:val="0"/>
+        <w:rPr>
+          <w:rFonts w:hint="default"/>
+          <w:lang w:val="ru-RU" w:eastAsia="zh-CN"/>
+        </w:rPr>
+      </w:pPr>
+      <w:r>
+        <w:rPr>
+          <w:rFonts w:hint="default"/>
+          <w:lang w:val="ru-RU" w:eastAsia="zh-CN"/>
+        </w:rPr>
+        <w:t>Казалось, она не замечала унизительности своей позы, а если и замечала, то, по-видимому, эта поза ей даже нравилась. Ее гордость ничуть не была уязвлена тем, что в кругу гостей, которым она добровольно прислуживала, находится учитель ее кузена. Она не оскорблялась, когда, обнося молоком и лепешками всех присутствующих, ей приходилось подавать и гувернеру.</w:t>
+      </w:r>
+    </w:p>
+    <w:p>
+      <w:pPr>
+        <w:pStyle w:val="16"/>
+        <w:bidi w:val="0"/>
+        <w:rPr>
+          <w:rFonts w:hint="default"/>
+          <w:lang w:val="ru-RU" w:eastAsia="zh-CN"/>
+        </w:rPr>
+      </w:pPr>
+      <w:r>
+        <w:rPr>
+          <w:rFonts w:hint="default"/>
+          <w:lang w:val="ru-RU" w:eastAsia="zh-CN"/>
+        </w:rPr>
+        <w:t xml:space="preserve">_______________________________________________________ Чтобы твою просьбу выполнили и не выкобенивались, просить надо спокойно и решительно, а затем терпеливо ждать исполнения. </w:t>
+      </w:r>
+    </w:p>
+    <w:p>
+      <w:pPr>
+        <w:pStyle w:val="16"/>
+        <w:bidi w:val="0"/>
+        <w:rPr>
+          <w:rFonts w:hint="default"/>
+          <w:lang w:val="ru-RU" w:eastAsia="zh-CN"/>
+        </w:rPr>
+      </w:pPr>
+      <w:r>
+        <w:rPr>
+          <w:rFonts w:hint="default"/>
+          <w:lang w:val="ru-RU" w:eastAsia="zh-CN"/>
+        </w:rPr>
+        <w:t>" — Подберите волосы, — сказал Луис Мур.</w:t>
+      </w:r>
+    </w:p>
+    <w:p>
+      <w:pPr>
+        <w:pStyle w:val="16"/>
+        <w:bidi w:val="0"/>
+        <w:rPr>
+          <w:rFonts w:hint="default"/>
+          <w:lang w:val="ru-RU" w:eastAsia="zh-CN"/>
+        </w:rPr>
+      </w:pPr>
+      <w:r>
+        <w:rPr>
+          <w:rFonts w:hint="default"/>
+          <w:lang w:val="ru-RU" w:eastAsia="zh-CN"/>
+        </w:rPr>
+        <w:t>Какое-то мгновение Шерли не знала, повиноваться ей или нет. Она исподтишка взглянула на учителя. Если бы он смотрел на нее сурово или робко, если бы она уловила в его чертах хоть тень нерешительности, Шерли наверняка взбунтовалась бы, и урок тем и кончился. Но он просто ждал, что она повинуется, и лицо его было спокойно и холодно, как мрамор. Шерли покорно откинула длинные пряди".</w:t>
+      </w:r>
+    </w:p>
+    <w:p>
+      <w:pPr>
+        <w:pStyle w:val="16"/>
+        <w:bidi w:val="0"/>
+        <w:rPr>
+          <w:rFonts w:hint="default"/>
+          <w:lang w:val="ru-RU" w:eastAsia="zh-CN"/>
+        </w:rPr>
+      </w:pPr>
+      <w:r>
+        <w:rPr>
+          <w:rFonts w:hint="default"/>
+          <w:lang w:val="ru-RU" w:eastAsia="zh-CN"/>
+        </w:rPr>
+        <w:t>_______________________________________________________ Как ответить на замечание, что плохо выглядишь?</w:t>
+      </w:r>
+    </w:p>
+    <w:p>
+      <w:pPr>
+        <w:pStyle w:val="16"/>
+        <w:bidi w:val="0"/>
+        <w:rPr>
+          <w:rFonts w:hint="default"/>
+          <w:lang w:val="ru-RU" w:eastAsia="zh-CN"/>
+        </w:rPr>
+      </w:pPr>
+      <w:r>
+        <w:rPr>
+          <w:rFonts w:hint="default"/>
+          <w:lang w:val="ru-RU" w:eastAsia="zh-CN"/>
+        </w:rPr>
+        <w:t>"Полагаю, я имею право меняться, как мне хочется. Знаю, я сильно подурнела. Но если мне захотелось стать уродиной, то какое другим до этого дело?"</w:t>
+      </w:r>
+    </w:p>
+    <w:p>
+      <w:pPr>
+        <w:pStyle w:val="16"/>
+        <w:bidi w:val="0"/>
+        <w:rPr>
+          <w:rFonts w:hint="default"/>
+          <w:lang w:val="ru-RU" w:eastAsia="zh-CN"/>
+        </w:rPr>
+      </w:pPr>
+      <w:r>
+        <w:rPr>
+          <w:rFonts w:hint="default"/>
+          <w:lang w:val="ru-RU" w:eastAsia="zh-CN"/>
+        </w:rPr>
+        <w:t>_______________________________________________________ Страхи надо обсуждать, чтобы они не поглотили нас. После обсуждения они могут пройти.</w:t>
+      </w:r>
+    </w:p>
+    <w:p>
+      <w:pPr>
+        <w:pStyle w:val="16"/>
+        <w:bidi w:val="0"/>
+        <w:rPr>
+          <w:rFonts w:hint="default"/>
+          <w:lang w:val="ru-RU" w:eastAsia="zh-CN"/>
+        </w:rPr>
+      </w:pPr>
+      <w:r>
+        <w:rPr>
+          <w:rFonts w:hint="default"/>
+          <w:lang w:val="ru-RU" w:eastAsia="zh-CN"/>
+        </w:rPr>
+        <w:t>" — Итак, туча совсем рассеялась?</w:t>
+      </w:r>
+    </w:p>
+    <w:p>
+      <w:pPr>
+        <w:pStyle w:val="16"/>
+        <w:bidi w:val="0"/>
+        <w:rPr>
+          <w:rFonts w:hint="default"/>
+          <w:lang w:val="ru-RU" w:eastAsia="zh-CN"/>
+        </w:rPr>
+      </w:pPr>
+      <w:r>
+        <w:rPr>
+          <w:rFonts w:hint="default"/>
+          <w:lang w:val="ru-RU" w:eastAsia="zh-CN"/>
+        </w:rPr>
+        <w:t xml:space="preserve"> — Без следа. То, что я есть сейчас, и то, чем было два часа назад, — совершенно разные люди. Мне кажется, что горе и тайные страхи растут в тишине, как дети титанов, не по дням, а по часам. </w:t>
+      </w:r>
+    </w:p>
+    <w:p>
+      <w:pPr>
+        <w:pStyle w:val="16"/>
+        <w:bidi w:val="0"/>
+        <w:rPr>
+          <w:rFonts w:hint="default"/>
+          <w:lang w:val="ru-RU" w:eastAsia="zh-CN"/>
+        </w:rPr>
+      </w:pPr>
+      <w:r>
+        <w:rPr>
+          <w:rFonts w:hint="default"/>
+          <w:lang w:val="ru-RU" w:eastAsia="zh-CN"/>
+        </w:rPr>
+        <w:t xml:space="preserve"> — Вы больше не станете в тайне лелеять подобные чувства? </w:t>
+      </w:r>
+    </w:p>
+    <w:p>
+      <w:pPr>
+        <w:pStyle w:val="16"/>
+        <w:bidi w:val="0"/>
+        <w:rPr>
+          <w:rFonts w:hint="default"/>
+          <w:lang w:val="ru-RU" w:eastAsia="zh-CN"/>
+        </w:rPr>
+      </w:pPr>
+      <w:r>
+        <w:rPr>
+          <w:rFonts w:hint="default"/>
+          <w:lang w:val="ru-RU" w:eastAsia="zh-CN"/>
+        </w:rPr>
+        <w:t xml:space="preserve"> — Нет, если мне позволят их высказать".</w:t>
+      </w:r>
+    </w:p>
+    <w:p>
+      <w:pPr>
+        <w:pStyle w:val="16"/>
+        <w:bidi w:val="0"/>
+        <w:rPr>
+          <w:rFonts w:hint="default"/>
+          <w:lang w:val="ru-RU" w:eastAsia="zh-CN"/>
+        </w:rPr>
+      </w:pPr>
+      <w:r>
+        <w:rPr>
+          <w:rFonts w:hint="default"/>
+          <w:lang w:val="ru-RU" w:eastAsia="zh-CN"/>
+        </w:rPr>
+        <w:t>_______________________________________________________ Развитая фантазия и богатый внутренний мир не дадут заскучать нигде. У Шарлотты Бронте часто на этом делается акцент. Наверное, потому, что сами они жили в глухом селе.</w:t>
+      </w:r>
+    </w:p>
+    <w:p>
+      <w:pPr>
+        <w:pStyle w:val="16"/>
+        <w:bidi w:val="0"/>
+        <w:rPr>
+          <w:rFonts w:hint="default"/>
+          <w:lang w:val="ru-RU" w:eastAsia="zh-CN"/>
+        </w:rPr>
+      </w:pPr>
+      <w:r>
+        <w:rPr>
+          <w:rFonts w:hint="default"/>
+          <w:lang w:val="ru-RU" w:eastAsia="zh-CN"/>
+        </w:rPr>
+        <w:t>"Луис Мур привык к спокойной жизни; он был от природы человеком спокойным и переносил подобную жизнь лучше многих других людей. Его собственный обширный мир, заключенный в голове и сердце, позволял ему весьма терпеливо переносить вынужденное пребыывание в тесном уголке реального мира."</w:t>
+      </w:r>
+    </w:p>
+    <w:p>
+      <w:pPr>
+        <w:pStyle w:val="16"/>
+        <w:bidi w:val="0"/>
+        <w:rPr>
+          <w:rFonts w:hint="default"/>
+          <w:lang w:val="ru-RU" w:eastAsia="zh-CN"/>
+        </w:rPr>
+      </w:pPr>
+      <w:r>
+        <w:rPr>
+          <w:rFonts w:hint="default"/>
+          <w:lang w:val="ru-RU" w:eastAsia="zh-CN"/>
+        </w:rPr>
+        <w:t>_______________________________________________________ Может ли человек стать таким, на которого невозможно сердиться? Например, скромным, добрым или веселым?</w:t>
+      </w:r>
+    </w:p>
+    <w:p>
+      <w:pPr>
+        <w:pStyle w:val="16"/>
+        <w:bidi w:val="0"/>
+        <w:rPr>
+          <w:rFonts w:hint="default"/>
+          <w:lang w:val="ru-RU" w:eastAsia="zh-CN"/>
+        </w:rPr>
+      </w:pPr>
+      <w:r>
+        <w:rPr>
+          <w:rFonts w:hint="default"/>
+          <w:lang w:val="ru-RU" w:eastAsia="zh-CN"/>
+        </w:rPr>
+        <w:t>"Почему даже в ее небрежности столько прелести? Откуда у нее этот дар? Быть очаровательной даже в неряшливости. Ее всегда найдется за что побранить, но сердиться на нее невозможно. Я думаю, ее возлюбленный или муж, если даже вздумает поговорить с ней всерьез, то все равно закончит свой выговор поцелуем."</w:t>
+      </w:r>
+    </w:p>
+    <w:p>
+      <w:pPr>
+        <w:pStyle w:val="16"/>
+        <w:bidi w:val="0"/>
+        <w:rPr>
+          <w:rFonts w:hint="default"/>
+          <w:lang w:val="ru-RU" w:eastAsia="zh-CN"/>
+        </w:rPr>
+      </w:pPr>
+      <w:r>
+        <w:rPr>
+          <w:rFonts w:hint="default"/>
+          <w:lang w:val="ru-RU" w:eastAsia="zh-CN"/>
+        </w:rPr>
+        <w:t>_______________________________________________________ Беззаботность других может не раздражать, а наоборот умилять, либо позволять считать себя выше.  Взять на заметку, чтобы не злиться, когда ее обнаруживаешь.</w:t>
+      </w:r>
+    </w:p>
+    <w:p>
+      <w:pPr>
+        <w:pStyle w:val="16"/>
+        <w:bidi w:val="0"/>
+        <w:rPr>
+          <w:rFonts w:hint="default"/>
+          <w:lang w:val="ru-RU" w:eastAsia="zh-CN"/>
+        </w:rPr>
+      </w:pPr>
+      <w:r>
+        <w:rPr>
+          <w:rFonts w:hint="default"/>
+          <w:lang w:val="ru-RU" w:eastAsia="zh-CN"/>
+        </w:rPr>
+        <w:t>"Такая беззаботность возмутила бы моего брата. Я знаю, что все ее маленькие слабости раздражали бы его, а меня они только приятно изумляют. Я радуюсь тому, что у нее есть недостатки. Она не оставит меня без дела: всегда найдется ошибка, которую надо будет исправить, всегда будет повод побранить ее."</w:t>
+      </w:r>
+    </w:p>
+    <w:p>
+      <w:pPr>
+        <w:pStyle w:val="16"/>
+        <w:bidi w:val="0"/>
+        <w:rPr>
+          <w:rFonts w:hint="default"/>
+          <w:lang w:val="ru-RU" w:eastAsia="zh-CN"/>
+        </w:rPr>
+      </w:pPr>
+      <w:r>
+        <w:rPr>
+          <w:rFonts w:hint="default"/>
+          <w:lang w:val="ru-RU" w:eastAsia="zh-CN"/>
+        </w:rPr>
+        <w:t>_______________________________________________________ Упрямство и своенравие провоцируют на упрёки. Покладистых не хочется упрекать. Следовательно, чтобы тебя перестали ругать, не надо спорить и огрызаться.</w:t>
+      </w:r>
+    </w:p>
+    <w:p>
+      <w:pPr>
+        <w:pStyle w:val="16"/>
+        <w:bidi w:val="0"/>
+        <w:rPr>
+          <w:rFonts w:hint="default"/>
+          <w:lang w:val="ru-RU" w:eastAsia="zh-CN"/>
+        </w:rPr>
+      </w:pPr>
+      <w:r>
+        <w:rPr>
+          <w:rFonts w:hint="default"/>
+          <w:lang w:val="ru-RU" w:eastAsia="zh-CN"/>
+        </w:rPr>
+        <w:t>"Я никогда не браню Генри и не люблю нотаций. Если он бывает виноват, достаточно сказать одно слово, а зачастую лишь покачать головой. Но стоит мне взглянуть на её вызывающую своенравную мордочку, как укоризненные слова сами слетают с моих уст. ... Чем она бывает упрямее, лукавее и насмешливее, тем больше даёт мне поводов для недовольства".</w:t>
+      </w:r>
+    </w:p>
+    <w:p>
+      <w:pPr>
+        <w:pStyle w:val="16"/>
+        <w:bidi w:val="0"/>
+        <w:rPr>
+          <w:rFonts w:hint="default"/>
+          <w:lang w:val="ru-RU" w:eastAsia="zh-CN"/>
+        </w:rPr>
+      </w:pPr>
+      <w:r>
+        <w:rPr>
+          <w:rFonts w:hint="default"/>
+          <w:lang w:val="ru-RU" w:eastAsia="zh-CN"/>
+        </w:rPr>
+        <w:t>_______________________________________________________ Интереснее жить не с идеальными и покладистыми а когда есть что исправить и усмирить. Это дает повод встряхнуться.</w:t>
+      </w:r>
+    </w:p>
+    <w:p>
+      <w:pPr>
+        <w:pStyle w:val="16"/>
+        <w:bidi w:val="0"/>
+        <w:rPr>
+          <w:rFonts w:hint="default"/>
+          <w:lang w:val="ru-RU" w:eastAsia="zh-CN"/>
+        </w:rPr>
+      </w:pPr>
+      <w:r>
+        <w:rPr>
+          <w:rFonts w:hint="default"/>
+          <w:lang w:val="ru-RU" w:eastAsia="zh-CN"/>
+        </w:rPr>
+        <w:t>"Моя возлюбленная должна походить не на ландыш, а скорее на розу. Моя жена должна время от времени тревожить меня язвительными уколами, должна непременно сердить меня, чтобы огромный запас моего терпения не остался втуне. ... Красавица всего прекраснее тогда, когда, рассерженная моими язвительными насмешками, гневно нападает на меня. Безмолвная кротость невинной овечки скоро бы мне наскучила. Воркование голубки, которая никогда не трепещет на моей груди и не тревожит меня, скоро стало бы мне в тягость. Но я буду счастлив, если понадобится все мое терпение, чтобы приручить и укротить отважную гордую орлицу. Только в схватках с дикой хищницей, которую невозможно сделать до конца ручной, я найду примене</w:t>
+      </w:r>
+      <w:bookmarkStart w:id="19" w:name="_GoBack"/>
+      <w:bookmarkEnd w:id="19"/>
+      <w:r>
+        <w:rPr>
+          <w:rFonts w:hint="default"/>
+          <w:lang w:val="ru-RU" w:eastAsia="zh-CN"/>
+        </w:rPr>
+        <w:t>ние своим силам".</w:t>
+      </w:r>
+    </w:p>
+    <w:p>
+      <w:pPr>
+        <w:pStyle w:val="16"/>
+        <w:bidi w:val="0"/>
+        <w:rPr>
+          <w:rFonts w:hint="default"/>
+          <w:lang w:val="ru-RU" w:eastAsia="zh-CN"/>
+        </w:rPr>
+      </w:pPr>
+      <w:r>
+        <w:rPr>
+          <w:rFonts w:hint="default"/>
+          <w:lang w:val="ru-RU" w:eastAsia="zh-CN"/>
+        </w:rPr>
+        <w:t>_______________________________________________________ Бытовая безобидная хитрость против скучной честности.</w:t>
+      </w:r>
+    </w:p>
+    <w:p>
+      <w:pPr>
+        <w:pStyle w:val="16"/>
+        <w:bidi w:val="0"/>
+        <w:rPr>
+          <w:rFonts w:hint="default"/>
+          <w:lang w:val="ru-RU" w:eastAsia="zh-CN"/>
+        </w:rPr>
+      </w:pPr>
+      <w:r>
+        <w:rPr>
+          <w:rFonts w:hint="default"/>
+          <w:lang w:val="ru-RU" w:eastAsia="zh-CN"/>
+        </w:rPr>
+        <w:t>"Запру-ка я секретер да унесу ключи. Завтра утром она их хватится, начнет искать и поневоле придет ко мне. Я услышу, как она спрашивает: «Вы не видели мои ключи?». И ей будет стыдно, что приходится ходить по дому и повторять этот вопрос двадцать раз. Тогда я ее помучаю, помедлю, словно раздумывая и припоминая, а когда верну ключи, то уж не отпущу ее без выговора. Я их отдам ей не сразу, а только когда она сама признается, покается и попросит".</w:t>
+      </w:r>
+    </w:p>
+    <w:p>
+      <w:pPr>
+        <w:pStyle w:val="16"/>
+        <w:bidi w:val="0"/>
+        <w:rPr>
+          <w:rFonts w:hint="default"/>
+          <w:lang w:val="ru-RU" w:eastAsia="zh-CN"/>
+        </w:rPr>
+      </w:pPr>
+      <w:r>
+        <w:rPr>
+          <w:rFonts w:hint="default"/>
+          <w:lang w:val="ru-RU" w:eastAsia="zh-CN"/>
+        </w:rPr>
+        <w:t>_______________________________________________________ Некоторые люди любят оказывать услуги, и таких не надо стесняться просить о помощи.</w:t>
+      </w:r>
+    </w:p>
+    <w:p>
+      <w:pPr>
+        <w:pStyle w:val="16"/>
+        <w:bidi w:val="0"/>
+        <w:rPr>
+          <w:rFonts w:hint="default"/>
+          <w:lang w:val="ru-RU" w:eastAsia="zh-CN"/>
+        </w:rPr>
+      </w:pPr>
+      <w:r>
+        <w:rPr>
+          <w:rFonts w:hint="default"/>
+          <w:lang w:val="ru-RU" w:eastAsia="zh-CN"/>
+        </w:rPr>
+        <w:t>"Он был чрезвычайно доволен, что может оказать ей услугу".</w:t>
+      </w:r>
+    </w:p>
+    <w:p>
+      <w:pPr>
+        <w:pStyle w:val="16"/>
+        <w:bidi w:val="0"/>
+        <w:rPr>
+          <w:rFonts w:hint="default"/>
+          <w:lang w:val="ru-RU" w:eastAsia="zh-CN"/>
+        </w:rPr>
+      </w:pPr>
+      <w:r>
+        <w:rPr>
+          <w:rFonts w:hint="default"/>
+          <w:lang w:val="ru-RU" w:eastAsia="zh-CN"/>
+        </w:rPr>
+        <w:t xml:space="preserve">_______________________________________________________ Если сделать добро ребенку, то его родители будут вечно благодарны. </w:t>
+      </w:r>
+    </w:p>
+    <w:p>
+      <w:pPr>
+        <w:pStyle w:val="16"/>
+        <w:bidi w:val="0"/>
+        <w:rPr>
+          <w:rFonts w:hint="default"/>
+          <w:lang w:val="ru-RU" w:eastAsia="zh-CN"/>
+        </w:rPr>
+      </w:pPr>
+      <w:r>
+        <w:rPr>
+          <w:rFonts w:hint="default"/>
+          <w:lang w:val="ru-RU" w:eastAsia="zh-CN"/>
+        </w:rPr>
+        <w:t>"Уже давно я заслужил ее глубочайшую материнскую благодарность своим отношением к ее сыну. Когда он бывал болен, я ухаживал за ним лучше всякой сиделки, а этого никакая мать никогда не забудет".</w:t>
+      </w:r>
+    </w:p>
+    <w:p>
+      <w:pPr>
+        <w:pStyle w:val="16"/>
+        <w:bidi w:val="0"/>
+        <w:rPr>
+          <w:rFonts w:hint="default"/>
+          <w:lang w:val="ru-RU" w:eastAsia="zh-CN"/>
+        </w:rPr>
+      </w:pPr>
+      <w:r>
+        <w:rPr>
+          <w:rFonts w:hint="default"/>
+          <w:lang w:val="ru-RU" w:eastAsia="zh-CN"/>
+        </w:rPr>
+        <w:t>_______________________________________________________ Муж научится, если жена перестанет делать.</w:t>
+      </w:r>
+    </w:p>
+    <w:p>
+      <w:pPr>
+        <w:pStyle w:val="16"/>
         <w:bidi w:val="0"/>
         <w:rPr>
           <w:rFonts w:hint="default"/>
@@ -42538,7 +45619,7 @@
           <w:rFonts w:hint="default"/>
           <w:lang w:val="ru-RU" w:eastAsia="zh-CN"/>
         </w:rPr>
-        <w:t>Шерли не боялась кому-то наскучить или надоесть. Если человек воспитан, то он потерпит и не подаст виду.</w:t>
+        <w:t>"Луис никогда бы не научился распоряжаться, если б я не выпустила бразды правления из своих рук. Бездеятельность монарха развивает способности премьер-министра".</w:t>
       </w:r>
     </w:p>
     <w:p>
